--- a/supporting documentation/PRISMA-SEX.docx
+++ b/supporting documentation/PRISMA-SEX.docx
@@ -198,6 +198,14 @@
           <w:szCs w:val="12"/>
         </w:rPr>
       </w:pPr>
+      <w:r>
+        <w:rPr>
+          <w:b/>
+          <w:sz w:val="12"/>
+          <w:szCs w:val="12"/>
+        </w:rPr>
+        <w:t>f</w:t>
+      </w:r>
     </w:p>
     <w:p>
       <w:pPr>
@@ -230,440 +238,10 @@
         <mc:AlternateContent>
           <mc:Choice Requires="wps">
             <w:drawing>
-              <wp:anchor distT="0" distB="0" distL="114300" distR="114300" simplePos="0" relativeHeight="251772928" behindDoc="0" locked="0" layoutInCell="1" allowOverlap="1" wp14:anchorId="171D1881" wp14:editId="43AFC060">
+              <wp:anchor distT="0" distB="0" distL="114300" distR="114300" simplePos="0" relativeHeight="251751424" behindDoc="0" locked="0" layoutInCell="1" allowOverlap="1" wp14:anchorId="41204865" wp14:editId="4324F011">
                 <wp:simplePos x="0" y="0"/>
                 <wp:positionH relativeFrom="column">
-                  <wp:posOffset>596900</wp:posOffset>
-                </wp:positionH>
-                <wp:positionV relativeFrom="paragraph">
-                  <wp:posOffset>87630</wp:posOffset>
-                </wp:positionV>
-                <wp:extent cx="2762250" cy="1573200"/>
-                <wp:effectExtent l="12700" t="12700" r="19050" b="14605"/>
-                <wp:wrapNone/>
-                <wp:docPr id="988862273" name="Rounded Rectangle 988862273"/>
-                <wp:cNvGraphicFramePr/>
-                <a:graphic xmlns:a="http://schemas.openxmlformats.org/drawingml/2006/main">
-                  <a:graphicData uri="http://schemas.microsoft.com/office/word/2010/wordprocessingShape">
-                    <wps:wsp>
-                      <wps:cNvSpPr/>
-                      <wps:spPr>
-                        <a:xfrm>
-                          <a:off x="0" y="0"/>
-                          <a:ext cx="2762250" cy="1573200"/>
-                        </a:xfrm>
-                        <a:prstGeom prst="roundRect">
-                          <a:avLst>
-                            <a:gd name="adj" fmla="val 1602"/>
-                          </a:avLst>
-                        </a:prstGeom>
-                        <a:solidFill>
-                          <a:schemeClr val="bg1"/>
-                        </a:solidFill>
-                        <a:ln w="19050">
-                          <a:solidFill>
-                            <a:schemeClr val="tx1"/>
-                          </a:solidFill>
-                        </a:ln>
-                      </wps:spPr>
-                      <wps:style>
-                        <a:lnRef idx="2">
-                          <a:schemeClr val="accent1">
-                            <a:shade val="50000"/>
-                          </a:schemeClr>
-                        </a:lnRef>
-                        <a:fillRef idx="1">
-                          <a:schemeClr val="accent1"/>
-                        </a:fillRef>
-                        <a:effectRef idx="0">
-                          <a:schemeClr val="accent1"/>
-                        </a:effectRef>
-                        <a:fontRef idx="minor">
-                          <a:schemeClr val="lt1"/>
-                        </a:fontRef>
-                      </wps:style>
-                      <wps:txbx>
-                        <w:txbxContent>
-                          <w:p>
-                            <w:pPr>
-                              <w:spacing w:after="0" w:line="240" w:lineRule="auto"/>
-                              <w:rPr>
-                                <w:color w:val="002060"/>
-                                <w:sz w:val="20"/>
-                                <w:szCs w:val="20"/>
-                              </w:rPr>
-                            </w:pPr>
-                            <w:r>
-                              <w:rPr>
-                                <w:color w:val="002060"/>
-                                <w:sz w:val="20"/>
-                                <w:szCs w:val="20"/>
-                              </w:rPr>
-                              <w:t xml:space="preserve">References from </w:t>
-                            </w:r>
-                            <w:r>
-                              <w:rPr>
-                                <w:color w:val="002060"/>
-                                <w:sz w:val="20"/>
-                                <w:szCs w:val="20"/>
-                              </w:rPr>
-                              <w:t xml:space="preserve">electronic </w:t>
-                            </w:r>
-                            <w:r>
-                              <w:rPr>
-                                <w:color w:val="002060"/>
-                                <w:sz w:val="20"/>
-                                <w:szCs w:val="20"/>
-                              </w:rPr>
-                              <w:t xml:space="preserve">databases </w:t>
-                            </w:r>
-                            <w:r>
-                              <w:rPr>
-                                <w:b/>
-                                <w:bCs/>
-                                <w:color w:val="000000" w:themeColor="text1"/>
-                                <w:sz w:val="20"/>
-                                <w:szCs w:val="20"/>
-                              </w:rPr>
-                              <w:t xml:space="preserve">(n = </w:t>
-                            </w:r>
-                            <w:r>
-                              <w:rPr>
-                                <w:b/>
-                                <w:bCs/>
-                                <w:noProof/>
-                                <w:color w:val="000000" w:themeColor="text1"/>
-                                <w:sz w:val="20"/>
-                                <w:szCs w:val="20"/>
-                              </w:rPr>
-                              <w:t>81</w:t>
-                            </w:r>
-                            <w:r>
-                              <w:rPr>
-                                <w:b/>
-                                <w:bCs/>
-                                <w:noProof/>
-                                <w:color w:val="000000" w:themeColor="text1"/>
-                                <w:sz w:val="20"/>
-                                <w:szCs w:val="20"/>
-                              </w:rPr>
-                              <w:t>75</w:t>
-                            </w:r>
-                            <w:r>
-                              <w:rPr>
-                                <w:b/>
-                                <w:bCs/>
-                                <w:color w:val="000000" w:themeColor="text1"/>
-                                <w:sz w:val="20"/>
-                                <w:szCs w:val="20"/>
-                              </w:rPr>
-                              <w:t>)</w:t>
-                            </w:r>
-                            <w:r>
-                              <w:rPr>
-                                <w:b/>
-                                <w:bCs/>
-                                <w:color w:val="002060"/>
-                                <w:sz w:val="20"/>
-                                <w:szCs w:val="20"/>
-                              </w:rPr>
-                              <w:t xml:space="preserve"> </w:t>
-                            </w:r>
-                            <w:r>
-                              <w:rPr>
-                                <w:color w:val="002060"/>
-                                <w:sz w:val="20"/>
-                                <w:szCs w:val="20"/>
-                              </w:rPr>
-                              <w:t xml:space="preserve">(as </w:t>
-                            </w:r>
-                            <w:r>
-                              <w:rPr>
-                                <w:b/>
-                                <w:bCs/>
-                                <w:color w:val="000000" w:themeColor="text1"/>
-                                <w:sz w:val="20"/>
-                                <w:szCs w:val="20"/>
-                              </w:rPr>
-                              <w:t xml:space="preserve">n = </w:t>
-                            </w:r>
-                            <w:r>
-                              <w:rPr>
-                                <w:b/>
-                                <w:bCs/>
-                                <w:noProof/>
-                                <w:color w:val="000000" w:themeColor="text1"/>
-                                <w:sz w:val="20"/>
-                                <w:szCs w:val="20"/>
-                              </w:rPr>
-                              <w:t>81</w:t>
-                            </w:r>
-                            <w:r>
-                              <w:rPr>
-                                <w:b/>
-                                <w:bCs/>
-                                <w:noProof/>
-                                <w:color w:val="000000" w:themeColor="text1"/>
-                                <w:sz w:val="20"/>
-                                <w:szCs w:val="20"/>
-                              </w:rPr>
-                              <w:t>44</w:t>
-                            </w:r>
-                            <w:r>
-                              <w:rPr>
-                                <w:color w:val="000000" w:themeColor="text1"/>
-                                <w:sz w:val="20"/>
-                                <w:szCs w:val="20"/>
-                              </w:rPr>
-                              <w:t xml:space="preserve"> </w:t>
-                            </w:r>
-                            <w:proofErr w:type="gramStart"/>
-                            <w:r>
-                              <w:rPr>
-                                <w:color w:val="002060"/>
-                                <w:sz w:val="20"/>
-                                <w:szCs w:val="20"/>
-                              </w:rPr>
-                              <w:t>surveys</w:t>
-                            </w:r>
-                            <w:r>
-                              <w:rPr>
-                                <w:color w:val="002060"/>
-                                <w:sz w:val="20"/>
-                                <w:szCs w:val="20"/>
-                              </w:rPr>
-                              <w:t>)</w:t>
-                            </w:r>
-                            <w:r>
-                              <w:rPr>
-                                <w:color w:val="002060"/>
-                                <w:sz w:val="20"/>
-                                <w:szCs w:val="20"/>
-                              </w:rPr>
-                              <w:t>*</w:t>
-                            </w:r>
-                            <w:proofErr w:type="gramEnd"/>
-                            <w:r>
-                              <w:rPr>
-                                <w:color w:val="002060"/>
-                                <w:sz w:val="20"/>
-                                <w:szCs w:val="20"/>
-                              </w:rPr>
-                              <w:t xml:space="preserve"> </w:t>
-                            </w:r>
-                          </w:p>
-                        </w:txbxContent>
-                      </wps:txbx>
-                      <wps:bodyPr rot="0" spcFirstLastPara="0" vertOverflow="overflow" horzOverflow="overflow" vert="horz" wrap="square" lIns="91440" tIns="45720" rIns="91440" bIns="45720" numCol="1" spcCol="0" rtlCol="0" fromWordArt="0" anchor="ctr" anchorCtr="0" forceAA="0" compatLnSpc="1">
-                        <a:prstTxWarp prst="textNoShape">
-                          <a:avLst/>
-                        </a:prstTxWarp>
-                        <a:noAutofit/>
-                      </wps:bodyPr>
-                    </wps:wsp>
-                  </a:graphicData>
-                </a:graphic>
-                <wp14:sizeRelH relativeFrom="margin">
-                  <wp14:pctWidth>0</wp14:pctWidth>
-                </wp14:sizeRelH>
-                <wp14:sizeRelV relativeFrom="margin">
-                  <wp14:pctHeight>0</wp14:pctHeight>
-                </wp14:sizeRelV>
-              </wp:anchor>
-            </w:drawing>
-          </mc:Choice>
-          <mc:Fallback>
-            <w:pict>
-              <v:roundrect w14:anchorId="171D1881" id="Rounded Rectangle 988862273" o:spid="_x0000_s1026" style="position:absolute;margin-left:47pt;margin-top:6.9pt;width:217.5pt;height:123.85pt;z-index:251772928;visibility:visible;mso-wrap-style:square;mso-width-percent:0;mso-height-percent:0;mso-wrap-distance-left:9pt;mso-wrap-distance-top:0;mso-wrap-distance-right:9pt;mso-wrap-distance-bottom:0;mso-position-horizontal:absolute;mso-position-horizontal-relative:text;mso-position-vertical:absolute;mso-position-vertical-relative:text;mso-width-percent:0;mso-height-percent:0;mso-width-relative:margin;mso-height-relative:margin;v-text-anchor:middle" arcsize="1050f" o:gfxdata="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" fillcolor="white [3212]" strokecolor="black [3213]" strokeweight="1.5pt">
-                <v:stroke joinstyle="miter"/>
-                <v:textbox>
-                  <w:txbxContent>
-                    <w:p>
-                      <w:pPr>
-                        <w:spacing w:after="0" w:line="240" w:lineRule="auto"/>
-                        <w:rPr>
-                          <w:color w:val="002060"/>
-                          <w:sz w:val="20"/>
-                          <w:szCs w:val="20"/>
-                        </w:rPr>
-                      </w:pPr>
-                      <w:r>
-                        <w:rPr>
-                          <w:color w:val="002060"/>
-                          <w:sz w:val="20"/>
-                          <w:szCs w:val="20"/>
-                        </w:rPr>
-                        <w:t xml:space="preserve">References from </w:t>
-                      </w:r>
-                      <w:r>
-                        <w:rPr>
-                          <w:color w:val="002060"/>
-                          <w:sz w:val="20"/>
-                          <w:szCs w:val="20"/>
-                        </w:rPr>
-                        <w:t xml:space="preserve">electronic </w:t>
-                      </w:r>
-                      <w:r>
-                        <w:rPr>
-                          <w:color w:val="002060"/>
-                          <w:sz w:val="20"/>
-                          <w:szCs w:val="20"/>
-                        </w:rPr>
-                        <w:t xml:space="preserve">databases </w:t>
-                      </w:r>
-                      <w:r>
-                        <w:rPr>
-                          <w:b/>
-                          <w:bCs/>
-                          <w:color w:val="000000" w:themeColor="text1"/>
-                          <w:sz w:val="20"/>
-                          <w:szCs w:val="20"/>
-                        </w:rPr>
-                        <w:t xml:space="preserve">(n = </w:t>
-                      </w:r>
-                      <w:r>
-                        <w:rPr>
-                          <w:b/>
-                          <w:bCs/>
-                          <w:noProof/>
-                          <w:color w:val="000000" w:themeColor="text1"/>
-                          <w:sz w:val="20"/>
-                          <w:szCs w:val="20"/>
-                        </w:rPr>
-                        <w:t>81</w:t>
-                      </w:r>
-                      <w:r>
-                        <w:rPr>
-                          <w:b/>
-                          <w:bCs/>
-                          <w:noProof/>
-                          <w:color w:val="000000" w:themeColor="text1"/>
-                          <w:sz w:val="20"/>
-                          <w:szCs w:val="20"/>
-                        </w:rPr>
-                        <w:t>75</w:t>
-                      </w:r>
-                      <w:r>
-                        <w:rPr>
-                          <w:b/>
-                          <w:bCs/>
-                          <w:color w:val="000000" w:themeColor="text1"/>
-                          <w:sz w:val="20"/>
-                          <w:szCs w:val="20"/>
-                        </w:rPr>
-                        <w:t>)</w:t>
-                      </w:r>
-                      <w:r>
-                        <w:rPr>
-                          <w:b/>
-                          <w:bCs/>
-                          <w:color w:val="002060"/>
-                          <w:sz w:val="20"/>
-                          <w:szCs w:val="20"/>
-                        </w:rPr>
-                        <w:t xml:space="preserve"> </w:t>
-                      </w:r>
-                      <w:r>
-                        <w:rPr>
-                          <w:color w:val="002060"/>
-                          <w:sz w:val="20"/>
-                          <w:szCs w:val="20"/>
-                        </w:rPr>
-                        <w:t xml:space="preserve">(as </w:t>
-                      </w:r>
-                      <w:r>
-                        <w:rPr>
-                          <w:b/>
-                          <w:bCs/>
-                          <w:color w:val="000000" w:themeColor="text1"/>
-                          <w:sz w:val="20"/>
-                          <w:szCs w:val="20"/>
-                        </w:rPr>
-                        <w:t xml:space="preserve">n = </w:t>
-                      </w:r>
-                      <w:r>
-                        <w:rPr>
-                          <w:b/>
-                          <w:bCs/>
-                          <w:noProof/>
-                          <w:color w:val="000000" w:themeColor="text1"/>
-                          <w:sz w:val="20"/>
-                          <w:szCs w:val="20"/>
-                        </w:rPr>
-                        <w:t>81</w:t>
-                      </w:r>
-                      <w:r>
-                        <w:rPr>
-                          <w:b/>
-                          <w:bCs/>
-                          <w:noProof/>
-                          <w:color w:val="000000" w:themeColor="text1"/>
-                          <w:sz w:val="20"/>
-                          <w:szCs w:val="20"/>
-                        </w:rPr>
-                        <w:t>44</w:t>
-                      </w:r>
-                      <w:r>
-                        <w:rPr>
-                          <w:color w:val="000000" w:themeColor="text1"/>
-                          <w:sz w:val="20"/>
-                          <w:szCs w:val="20"/>
-                        </w:rPr>
-                        <w:t xml:space="preserve"> </w:t>
-                      </w:r>
-                      <w:proofErr w:type="gramStart"/>
-                      <w:r>
-                        <w:rPr>
-                          <w:color w:val="002060"/>
-                          <w:sz w:val="20"/>
-                          <w:szCs w:val="20"/>
-                        </w:rPr>
-                        <w:t>surveys</w:t>
-                      </w:r>
-                      <w:r>
-                        <w:rPr>
-                          <w:color w:val="002060"/>
-                          <w:sz w:val="20"/>
-                          <w:szCs w:val="20"/>
-                        </w:rPr>
-                        <w:t>)</w:t>
-                      </w:r>
-                      <w:r>
-                        <w:rPr>
-                          <w:color w:val="002060"/>
-                          <w:sz w:val="20"/>
-                          <w:szCs w:val="20"/>
-                        </w:rPr>
-                        <w:t>*</w:t>
-                      </w:r>
-                      <w:proofErr w:type="gramEnd"/>
-                      <w:r>
-                        <w:rPr>
-                          <w:color w:val="002060"/>
-                          <w:sz w:val="20"/>
-                          <w:szCs w:val="20"/>
-                        </w:rPr>
-                        <w:t xml:space="preserve"> </w:t>
-                      </w:r>
-                    </w:p>
-                  </w:txbxContent>
-                </v:textbox>
-              </v:roundrect>
-            </w:pict>
-          </mc:Fallback>
-        </mc:AlternateContent>
-      </w:r>
-      <w:r>
-        <w:rPr>
-          <w:noProof/>
-        </w:rPr>
-        <mc:AlternateContent>
-          <mc:Choice Requires="wps">
-            <w:drawing>
-              <wp:anchor distT="0" distB="0" distL="114300" distR="114300" simplePos="0" relativeHeight="251751424" behindDoc="0" locked="0" layoutInCell="1" allowOverlap="1" wp14:anchorId="41204865" wp14:editId="0E863039">
-                <wp:simplePos x="0" y="0"/>
-                <wp:positionH relativeFrom="column">
-                  <wp:posOffset>3614420</wp:posOffset>
+                  <wp:posOffset>3629123</wp:posOffset>
                 </wp:positionH>
                 <wp:positionV relativeFrom="paragraph">
                   <wp:posOffset>85725</wp:posOffset>
@@ -718,14 +296,14 @@
                             <w:pPr>
                               <w:spacing w:after="0" w:line="240" w:lineRule="auto"/>
                               <w:rPr>
-                                <w:color w:val="002060"/>
+                                <w:color w:val="000000" w:themeColor="text1"/>
                                 <w:sz w:val="20"/>
                                 <w:szCs w:val="20"/>
                               </w:rPr>
                             </w:pPr>
                             <w:r>
                               <w:rPr>
-                                <w:color w:val="002060"/>
+                                <w:color w:val="000000" w:themeColor="text1"/>
                                 <w:sz w:val="20"/>
                                 <w:szCs w:val="20"/>
                               </w:rPr>
@@ -767,12 +345,12 @@
                               <w:spacing w:after="0" w:line="240" w:lineRule="auto"/>
                               <w:ind w:left="284"/>
                               <w:rPr>
-                                <w:color w:val="002060"/>
+                                <w:color w:val="000000" w:themeColor="text1"/>
                               </w:rPr>
                             </w:pPr>
                             <w:r>
                               <w:rPr>
-                                <w:color w:val="002060"/>
+                                <w:color w:val="000000" w:themeColor="text1"/>
                                 <w:sz w:val="18"/>
                                 <w:szCs w:val="18"/>
                               </w:rPr>
@@ -780,7 +358,7 @@
                             </w:r>
                             <w:r>
                               <w:rPr>
-                                <w:color w:val="002060"/>
+                                <w:color w:val="000000" w:themeColor="text1"/>
                                 <w:sz w:val="18"/>
                                 <w:szCs w:val="18"/>
                               </w:rPr>
@@ -788,7 +366,7 @@
                             </w:r>
                             <w:r>
                               <w:rPr>
-                                <w:color w:val="002060"/>
+                                <w:color w:val="000000" w:themeColor="text1"/>
                                 <w:sz w:val="18"/>
                                 <w:szCs w:val="18"/>
                               </w:rPr>
@@ -800,14 +378,14 @@
                               <w:spacing w:after="0" w:line="240" w:lineRule="auto"/>
                               <w:ind w:left="284"/>
                               <w:rPr>
-                                <w:color w:val="002060"/>
+                                <w:color w:val="000000" w:themeColor="text1"/>
                                 <w:sz w:val="18"/>
                                 <w:szCs w:val="18"/>
                               </w:rPr>
                             </w:pPr>
                             <w:r>
                               <w:rPr>
-                                <w:color w:val="002060"/>
+                                <w:color w:val="000000" w:themeColor="text1"/>
                                 <w:sz w:val="18"/>
                                 <w:szCs w:val="18"/>
                               </w:rPr>
@@ -815,59 +393,30 @@
                             </w:r>
                             <w:r>
                               <w:rPr>
-                                <w:color w:val="002060"/>
-                                <w:sz w:val="18"/>
-                                <w:szCs w:val="18"/>
-                              </w:rPr>
-                              <w:t>:</w:t>
-                            </w:r>
-                            <w:r>
-                              <w:rPr>
-                                <w:color w:val="002060"/>
-                                <w:sz w:val="18"/>
-                                <w:szCs w:val="18"/>
-                              </w:rPr>
-                              <w:br/>
-                            </w:r>
-                            <w:r>
-                              <w:rPr>
-                                <w:color w:val="002060"/>
-                                <w:sz w:val="18"/>
-                                <w:szCs w:val="18"/>
-                              </w:rPr>
-                              <w:t xml:space="preserve">2023 </w:t>
-                            </w:r>
-                            <w:r>
-                              <w:rPr>
-                                <w:color w:val="002060"/>
-                                <w:sz w:val="18"/>
-                                <w:szCs w:val="18"/>
-                              </w:rPr>
-                              <w:t>Union Conference abstracts</w:t>
-                            </w:r>
-                            <w:r>
-                              <w:rPr>
-                                <w:color w:val="002060"/>
-                                <w:sz w:val="18"/>
-                                <w:szCs w:val="18"/>
-                              </w:rPr>
-                              <w:t xml:space="preserve"> (n = </w:t>
-                            </w:r>
-                            <w:r>
-                              <w:rPr>
-                                <w:color w:val="002060"/>
-                                <w:sz w:val="18"/>
-                                <w:szCs w:val="18"/>
-                              </w:rPr>
-                              <w:t>1427</w:t>
-                            </w:r>
-                            <w:r>
-                              <w:rPr>
-                                <w:color w:val="002060"/>
-                                <w:sz w:val="18"/>
-                                <w:szCs w:val="18"/>
-                              </w:rPr>
-                              <w:t xml:space="preserve">) </w:t>
+                                <w:color w:val="000000" w:themeColor="text1"/>
+                                <w:sz w:val="18"/>
+                                <w:szCs w:val="18"/>
+                              </w:rPr>
+                              <w:t xml:space="preserve">: </w:t>
+                            </w:r>
+                          </w:p>
+                          <w:p>
+                            <w:pPr>
+                              <w:spacing w:after="0" w:line="240" w:lineRule="auto"/>
+                              <w:ind w:left="284"/>
+                              <w:rPr>
+                                <w:color w:val="000000" w:themeColor="text1"/>
+                                <w:sz w:val="18"/>
+                                <w:szCs w:val="18"/>
+                              </w:rPr>
+                            </w:pPr>
+                            <w:r>
+                              <w:rPr>
+                                <w:color w:val="000000" w:themeColor="text1"/>
+                                <w:sz w:val="18"/>
+                                <w:szCs w:val="18"/>
+                              </w:rPr>
+                              <w:t>2023 Union Conference abstracts (n=1427)</w:t>
                             </w:r>
                           </w:p>
                         </w:txbxContent>
@@ -892,7 +441,7 @@
           </mc:Choice>
           <mc:Fallback>
             <w:pict>
-              <v:roundrect w14:anchorId="41204865" id="Rounded Rectangle 1949176118" o:spid="_x0000_s1027" style="position:absolute;margin-left:284.6pt;margin-top:6.75pt;width:217.5pt;height:123.95pt;z-index:251751424;visibility:visible;mso-wrap-style:square;mso-width-percent:0;mso-height-percent:0;mso-wrap-distance-left:9pt;mso-wrap-distance-top:0;mso-wrap-distance-right:9pt;mso-wrap-distance-bottom:0;mso-position-horizontal:absolute;mso-position-horizontal-relative:text;mso-position-vertical:absolute;mso-position-vertical-relative:text;mso-width-percent:0;mso-height-percent:0;mso-width-relative:margin;mso-height-relative:margin;v-text-anchor:middle" arcsize="1156f" o:gfxdata="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" fillcolor="white [3212]" strokecolor="black [3213]" strokeweight="1.5pt">
+              <v:roundrect w14:anchorId="41204865" id="Rounded Rectangle 1949176118" o:spid="_x0000_s1026" style="position:absolute;margin-left:285.75pt;margin-top:6.75pt;width:217.5pt;height:123.95pt;z-index:251751424;visibility:visible;mso-wrap-style:square;mso-width-percent:0;mso-height-percent:0;mso-wrap-distance-left:9pt;mso-wrap-distance-top:0;mso-wrap-distance-right:9pt;mso-wrap-distance-bottom:0;mso-position-horizontal:absolute;mso-position-horizontal-relative:text;mso-position-vertical:absolute;mso-position-vertical-relative:text;mso-width-percent:0;mso-height-percent:0;mso-width-relative:margin;mso-height-relative:margin;v-text-anchor:middle" arcsize="1156f" o:gfxdata="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" fillcolor="white [3212]" strokecolor="black [3213]" strokeweight="1.5pt">
                 <v:stroke joinstyle="miter"/>
                 <v:textbox>
                   <w:txbxContent>
@@ -900,14 +449,14 @@
                       <w:pPr>
                         <w:spacing w:after="0" w:line="240" w:lineRule="auto"/>
                         <w:rPr>
-                          <w:color w:val="002060"/>
+                          <w:color w:val="000000" w:themeColor="text1"/>
                           <w:sz w:val="20"/>
                           <w:szCs w:val="20"/>
                         </w:rPr>
                       </w:pPr>
                       <w:r>
                         <w:rPr>
-                          <w:color w:val="002060"/>
+                          <w:color w:val="000000" w:themeColor="text1"/>
                           <w:sz w:val="20"/>
                           <w:szCs w:val="20"/>
                         </w:rPr>
@@ -949,12 +498,12 @@
                         <w:spacing w:after="0" w:line="240" w:lineRule="auto"/>
                         <w:ind w:left="284"/>
                         <w:rPr>
-                          <w:color w:val="002060"/>
+                          <w:color w:val="000000" w:themeColor="text1"/>
                         </w:rPr>
                       </w:pPr>
                       <w:r>
                         <w:rPr>
-                          <w:color w:val="002060"/>
+                          <w:color w:val="000000" w:themeColor="text1"/>
                           <w:sz w:val="18"/>
                           <w:szCs w:val="18"/>
                         </w:rPr>
@@ -962,7 +511,7 @@
                       </w:r>
                       <w:r>
                         <w:rPr>
-                          <w:color w:val="002060"/>
+                          <w:color w:val="000000" w:themeColor="text1"/>
                           <w:sz w:val="18"/>
                           <w:szCs w:val="18"/>
                         </w:rPr>
@@ -970,7 +519,7 @@
                       </w:r>
                       <w:r>
                         <w:rPr>
-                          <w:color w:val="002060"/>
+                          <w:color w:val="000000" w:themeColor="text1"/>
                           <w:sz w:val="18"/>
                           <w:szCs w:val="18"/>
                         </w:rPr>
@@ -982,14 +531,14 @@
                         <w:spacing w:after="0" w:line="240" w:lineRule="auto"/>
                         <w:ind w:left="284"/>
                         <w:rPr>
-                          <w:color w:val="002060"/>
+                          <w:color w:val="000000" w:themeColor="text1"/>
                           <w:sz w:val="18"/>
                           <w:szCs w:val="18"/>
                         </w:rPr>
                       </w:pPr>
                       <w:r>
                         <w:rPr>
-                          <w:color w:val="002060"/>
+                          <w:color w:val="000000" w:themeColor="text1"/>
                           <w:sz w:val="18"/>
                           <w:szCs w:val="18"/>
                         </w:rPr>
@@ -997,60 +546,525 @@
                       </w:r>
                       <w:r>
                         <w:rPr>
-                          <w:color w:val="002060"/>
-                          <w:sz w:val="18"/>
-                          <w:szCs w:val="18"/>
-                        </w:rPr>
-                        <w:t>:</w:t>
-                      </w:r>
-                      <w:r>
-                        <w:rPr>
-                          <w:color w:val="002060"/>
-                          <w:sz w:val="18"/>
-                          <w:szCs w:val="18"/>
-                        </w:rPr>
-                        <w:br/>
-                      </w:r>
-                      <w:r>
-                        <w:rPr>
-                          <w:color w:val="002060"/>
-                          <w:sz w:val="18"/>
-                          <w:szCs w:val="18"/>
-                        </w:rPr>
-                        <w:t xml:space="preserve">2023 </w:t>
-                      </w:r>
-                      <w:r>
-                        <w:rPr>
-                          <w:color w:val="002060"/>
-                          <w:sz w:val="18"/>
-                          <w:szCs w:val="18"/>
-                        </w:rPr>
-                        <w:t>Union Conference abstracts</w:t>
-                      </w:r>
-                      <w:r>
-                        <w:rPr>
-                          <w:color w:val="002060"/>
-                          <w:sz w:val="18"/>
-                          <w:szCs w:val="18"/>
-                        </w:rPr>
-                        <w:t xml:space="preserve"> (n = </w:t>
-                      </w:r>
-                      <w:r>
-                        <w:rPr>
-                          <w:color w:val="002060"/>
-                          <w:sz w:val="18"/>
-                          <w:szCs w:val="18"/>
-                        </w:rPr>
-                        <w:t>1427</w:t>
-                      </w:r>
-                      <w:r>
-                        <w:rPr>
-                          <w:color w:val="002060"/>
-                          <w:sz w:val="18"/>
-                          <w:szCs w:val="18"/>
+                          <w:color w:val="000000" w:themeColor="text1"/>
+                          <w:sz w:val="18"/>
+                          <w:szCs w:val="18"/>
+                        </w:rPr>
+                        <w:t xml:space="preserve">: </w:t>
+                      </w:r>
+                    </w:p>
+                    <w:p>
+                      <w:pPr>
+                        <w:spacing w:after="0" w:line="240" w:lineRule="auto"/>
+                        <w:ind w:left="284"/>
+                        <w:rPr>
+                          <w:color w:val="000000" w:themeColor="text1"/>
+                          <w:sz w:val="18"/>
+                          <w:szCs w:val="18"/>
+                        </w:rPr>
+                      </w:pPr>
+                      <w:r>
+                        <w:rPr>
+                          <w:color w:val="000000" w:themeColor="text1"/>
+                          <w:sz w:val="18"/>
+                          <w:szCs w:val="18"/>
+                        </w:rPr>
+                        <w:t>2023 Union Conference abstracts (n=1427)</w:t>
+                      </w:r>
+                    </w:p>
+                  </w:txbxContent>
+                </v:textbox>
+              </v:roundrect>
+            </w:pict>
+          </mc:Fallback>
+        </mc:AlternateContent>
+      </w:r>
+      <w:r>
+        <w:rPr>
+          <w:noProof/>
+        </w:rPr>
+        <mc:AlternateContent>
+          <mc:Choice Requires="wps">
+            <w:drawing>
+              <wp:anchor distT="0" distB="0" distL="114300" distR="114300" simplePos="0" relativeHeight="251772928" behindDoc="0" locked="0" layoutInCell="1" allowOverlap="1" wp14:anchorId="171D1881" wp14:editId="756C6E6F">
+                <wp:simplePos x="0" y="0"/>
+                <wp:positionH relativeFrom="column">
+                  <wp:posOffset>476451</wp:posOffset>
+                </wp:positionH>
+                <wp:positionV relativeFrom="paragraph">
+                  <wp:posOffset>88165</wp:posOffset>
+                </wp:positionV>
+                <wp:extent cx="2880827" cy="1572768"/>
+                <wp:effectExtent l="12700" t="12700" r="15240" b="15240"/>
+                <wp:wrapNone/>
+                <wp:docPr id="988862273" name="Rounded Rectangle 988862273"/>
+                <wp:cNvGraphicFramePr/>
+                <a:graphic xmlns:a="http://schemas.openxmlformats.org/drawingml/2006/main">
+                  <a:graphicData uri="http://schemas.microsoft.com/office/word/2010/wordprocessingShape">
+                    <wps:wsp>
+                      <wps:cNvSpPr/>
+                      <wps:spPr>
+                        <a:xfrm>
+                          <a:off x="0" y="0"/>
+                          <a:ext cx="2880827" cy="1572768"/>
+                        </a:xfrm>
+                        <a:prstGeom prst="roundRect">
+                          <a:avLst>
+                            <a:gd name="adj" fmla="val 1602"/>
+                          </a:avLst>
+                        </a:prstGeom>
+                        <a:solidFill>
+                          <a:schemeClr val="bg1"/>
+                        </a:solidFill>
+                        <a:ln w="19050">
+                          <a:solidFill>
+                            <a:schemeClr val="tx1"/>
+                          </a:solidFill>
+                        </a:ln>
+                      </wps:spPr>
+                      <wps:style>
+                        <a:lnRef idx="2">
+                          <a:schemeClr val="accent1">
+                            <a:shade val="50000"/>
+                          </a:schemeClr>
+                        </a:lnRef>
+                        <a:fillRef idx="1">
+                          <a:schemeClr val="accent1"/>
+                        </a:fillRef>
+                        <a:effectRef idx="0">
+                          <a:schemeClr val="accent1"/>
+                        </a:effectRef>
+                        <a:fontRef idx="minor">
+                          <a:schemeClr val="lt1"/>
+                        </a:fontRef>
+                      </wps:style>
+                      <wps:txbx>
+                        <w:txbxContent>
+                          <w:p>
+                            <w:pPr>
+                              <w:spacing w:after="0" w:line="240" w:lineRule="auto"/>
+                              <w:rPr>
+                                <w:color w:val="000000" w:themeColor="text1"/>
+                                <w:sz w:val="20"/>
+                                <w:szCs w:val="20"/>
+                              </w:rPr>
+                            </w:pPr>
+                            <w:r>
+                              <w:rPr>
+                                <w:color w:val="000000" w:themeColor="text1"/>
+                                <w:sz w:val="20"/>
+                                <w:szCs w:val="20"/>
+                              </w:rPr>
+                              <w:t xml:space="preserve">References from electronic databases </w:t>
+                            </w:r>
+                            <w:r>
+                              <w:rPr>
+                                <w:b/>
+                                <w:bCs/>
+                                <w:color w:val="000000" w:themeColor="text1"/>
+                                <w:sz w:val="20"/>
+                                <w:szCs w:val="20"/>
+                              </w:rPr>
+                              <w:t xml:space="preserve">(n = </w:t>
+                            </w:r>
+                            <w:r>
+                              <w:rPr>
+                                <w:b/>
+                                <w:bCs/>
+                                <w:noProof/>
+                                <w:color w:val="000000" w:themeColor="text1"/>
+                                <w:sz w:val="20"/>
+                                <w:szCs w:val="20"/>
+                              </w:rPr>
+                              <w:t>10124</w:t>
+                            </w:r>
+                            <w:r>
+                              <w:rPr>
+                                <w:b/>
+                                <w:bCs/>
+                                <w:color w:val="000000" w:themeColor="text1"/>
+                                <w:sz w:val="20"/>
+                                <w:szCs w:val="20"/>
+                              </w:rPr>
+                              <w:t xml:space="preserve">) </w:t>
+                            </w:r>
+                            <w:r>
+                              <w:rPr>
+                                <w:color w:val="000000" w:themeColor="text1"/>
+                                <w:sz w:val="20"/>
+                                <w:szCs w:val="20"/>
+                              </w:rPr>
+                              <w:t xml:space="preserve">(as </w:t>
+                            </w:r>
+                            <w:r>
+                              <w:rPr>
+                                <w:b/>
+                                <w:bCs/>
+                                <w:color w:val="000000" w:themeColor="text1"/>
+                                <w:sz w:val="20"/>
+                                <w:szCs w:val="20"/>
+                              </w:rPr>
+                              <w:t xml:space="preserve">n = </w:t>
+                            </w:r>
+                            <w:r>
+                              <w:rPr>
+                                <w:b/>
+                                <w:bCs/>
+                                <w:noProof/>
+                                <w:color w:val="000000" w:themeColor="text1"/>
+                                <w:sz w:val="20"/>
+                                <w:szCs w:val="20"/>
+                              </w:rPr>
+                              <w:t>10093</w:t>
+                            </w:r>
+                            <w:r>
+                              <w:rPr>
+                                <w:color w:val="000000" w:themeColor="text1"/>
+                                <w:sz w:val="20"/>
+                                <w:szCs w:val="20"/>
+                              </w:rPr>
+                              <w:t xml:space="preserve"> </w:t>
+                            </w:r>
+                            <w:r>
+                              <w:rPr>
+                                <w:color w:val="000000" w:themeColor="text1"/>
+                                <w:sz w:val="20"/>
+                                <w:szCs w:val="20"/>
+                              </w:rPr>
+                              <w:t>surveys</w:t>
+                            </w:r>
+                            <w:r>
+                              <w:rPr>
+                                <w:color w:val="000000" w:themeColor="text1"/>
+                                <w:sz w:val="20"/>
+                                <w:szCs w:val="20"/>
+                              </w:rPr>
+                              <w:t xml:space="preserve">) </w:t>
+                            </w:r>
+                          </w:p>
+                          <w:p>
+                            <w:pPr>
+                              <w:spacing w:after="0" w:line="240" w:lineRule="auto"/>
+                              <w:ind w:firstLine="284"/>
+                              <w:rPr>
+                                <w:b/>
+                                <w:bCs/>
+                                <w:color w:val="000000" w:themeColor="text1"/>
+                                <w:sz w:val="18"/>
+                                <w:szCs w:val="18"/>
+                              </w:rPr>
+                            </w:pPr>
+                            <w:r>
+                              <w:rPr>
+                                <w:b/>
+                                <w:bCs/>
+                                <w:color w:val="000000" w:themeColor="text1"/>
+                                <w:sz w:val="18"/>
+                                <w:szCs w:val="18"/>
+                              </w:rPr>
+                              <w:t xml:space="preserve">English searches (n = </w:t>
+                            </w:r>
+                            <w:r>
+                              <w:rPr>
+                                <w:b/>
+                                <w:bCs/>
+                                <w:noProof/>
+                                <w:color w:val="000000" w:themeColor="text1"/>
+                                <w:sz w:val="18"/>
+                                <w:szCs w:val="18"/>
+                              </w:rPr>
+                              <w:t>7572</w:t>
+                            </w:r>
+                            <w:r>
+                              <w:rPr>
+                                <w:b/>
+                                <w:bCs/>
+                                <w:color w:val="000000" w:themeColor="text1"/>
+                                <w:sz w:val="18"/>
+                                <w:szCs w:val="18"/>
+                              </w:rPr>
+                              <w:t>)</w:t>
+                            </w:r>
+                          </w:p>
+                          <w:p>
+                            <w:pPr>
+                              <w:spacing w:after="0" w:line="240" w:lineRule="auto"/>
+                              <w:ind w:firstLine="284"/>
+                              <w:rPr>
+                                <w:b/>
+                                <w:bCs/>
+                                <w:color w:val="000000" w:themeColor="text1"/>
+                                <w:sz w:val="18"/>
+                                <w:szCs w:val="18"/>
+                              </w:rPr>
+                            </w:pPr>
+                            <w:r>
+                              <w:rPr>
+                                <w:b/>
+                                <w:bCs/>
+                                <w:color w:val="000000" w:themeColor="text1"/>
+                                <w:sz w:val="18"/>
+                                <w:szCs w:val="18"/>
+                              </w:rPr>
+                              <w:t xml:space="preserve">Non-English searches (n = </w:t>
+                            </w:r>
+                            <w:r>
+                              <w:rPr>
+                                <w:b/>
+                                <w:bCs/>
+                                <w:noProof/>
+                                <w:color w:val="000000" w:themeColor="text1"/>
+                                <w:sz w:val="18"/>
+                                <w:szCs w:val="18"/>
+                              </w:rPr>
+                              <w:t>2552</w:t>
+                            </w:r>
+                            <w:r>
+                              <w:rPr>
+                                <w:b/>
+                                <w:bCs/>
+                                <w:color w:val="000000" w:themeColor="text1"/>
+                                <w:sz w:val="18"/>
+                                <w:szCs w:val="18"/>
+                              </w:rPr>
+                              <w:t>)</w:t>
+                            </w:r>
+                          </w:p>
+                          <w:p>
+                            <w:pPr>
+                              <w:spacing w:after="0" w:line="240" w:lineRule="auto"/>
+                              <w:rPr>
+                                <w:color w:val="000000" w:themeColor="text1"/>
+                                <w:sz w:val="20"/>
+                                <w:szCs w:val="20"/>
+                              </w:rPr>
+                            </w:pPr>
+                          </w:p>
+                        </w:txbxContent>
+                      </wps:txbx>
+                      <wps:bodyPr rot="0" spcFirstLastPara="0" vertOverflow="overflow" horzOverflow="overflow" vert="horz" wrap="square" lIns="91440" tIns="45720" rIns="91440" bIns="45720" numCol="1" spcCol="0" rtlCol="0" fromWordArt="0" anchor="ctr" anchorCtr="0" forceAA="0" compatLnSpc="1">
+                        <a:prstTxWarp prst="textNoShape">
+                          <a:avLst/>
+                        </a:prstTxWarp>
+                        <a:noAutofit/>
+                      </wps:bodyPr>
+                    </wps:wsp>
+                  </a:graphicData>
+                </a:graphic>
+                <wp14:sizeRelH relativeFrom="margin">
+                  <wp14:pctWidth>0</wp14:pctWidth>
+                </wp14:sizeRelH>
+                <wp14:sizeRelV relativeFrom="margin">
+                  <wp14:pctHeight>0</wp14:pctHeight>
+                </wp14:sizeRelV>
+              </wp:anchor>
+            </w:drawing>
+          </mc:Choice>
+          <mc:Fallback>
+            <w:pict>
+              <v:roundrect w14:anchorId="171D1881" id="Rounded Rectangle 988862273" o:spid="_x0000_s1027" style="position:absolute;margin-left:37.5pt;margin-top:6.95pt;width:226.85pt;height:123.85pt;z-index:251772928;visibility:visible;mso-wrap-style:square;mso-width-percent:0;mso-height-percent:0;mso-wrap-distance-left:9pt;mso-wrap-distance-top:0;mso-wrap-distance-right:9pt;mso-wrap-distance-bottom:0;mso-position-horizontal:absolute;mso-position-horizontal-relative:text;mso-position-vertical:absolute;mso-position-vertical-relative:text;mso-width-percent:0;mso-height-percent:0;mso-width-relative:margin;mso-height-relative:margin;v-text-anchor:middle" arcsize="1050f" o:gfxdata="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" fillcolor="white [3212]" strokecolor="black [3213]" strokeweight="1.5pt">
+                <v:stroke joinstyle="miter"/>
+                <v:textbox>
+                  <w:txbxContent>
+                    <w:p>
+                      <w:pPr>
+                        <w:spacing w:after="0" w:line="240" w:lineRule="auto"/>
+                        <w:rPr>
+                          <w:color w:val="000000" w:themeColor="text1"/>
+                          <w:sz w:val="20"/>
+                          <w:szCs w:val="20"/>
+                        </w:rPr>
+                      </w:pPr>
+                      <w:r>
+                        <w:rPr>
+                          <w:color w:val="000000" w:themeColor="text1"/>
+                          <w:sz w:val="20"/>
+                          <w:szCs w:val="20"/>
+                        </w:rPr>
+                        <w:t xml:space="preserve">References from electronic databases </w:t>
+                      </w:r>
+                      <w:r>
+                        <w:rPr>
+                          <w:b/>
+                          <w:bCs/>
+                          <w:color w:val="000000" w:themeColor="text1"/>
+                          <w:sz w:val="20"/>
+                          <w:szCs w:val="20"/>
+                        </w:rPr>
+                        <w:t xml:space="preserve">(n = </w:t>
+                      </w:r>
+                      <w:r>
+                        <w:rPr>
+                          <w:b/>
+                          <w:bCs/>
+                          <w:noProof/>
+                          <w:color w:val="000000" w:themeColor="text1"/>
+                          <w:sz w:val="20"/>
+                          <w:szCs w:val="20"/>
+                        </w:rPr>
+                        <w:t>10124</w:t>
+                      </w:r>
+                      <w:r>
+                        <w:rPr>
+                          <w:b/>
+                          <w:bCs/>
+                          <w:color w:val="000000" w:themeColor="text1"/>
+                          <w:sz w:val="20"/>
+                          <w:szCs w:val="20"/>
                         </w:rPr>
                         <w:t xml:space="preserve">) </w:t>
                       </w:r>
+                      <w:r>
+                        <w:rPr>
+                          <w:color w:val="000000" w:themeColor="text1"/>
+                          <w:sz w:val="20"/>
+                          <w:szCs w:val="20"/>
+                        </w:rPr>
+                        <w:t xml:space="preserve">(as </w:t>
+                      </w:r>
+                      <w:r>
+                        <w:rPr>
+                          <w:b/>
+                          <w:bCs/>
+                          <w:color w:val="000000" w:themeColor="text1"/>
+                          <w:sz w:val="20"/>
+                          <w:szCs w:val="20"/>
+                        </w:rPr>
+                        <w:t xml:space="preserve">n = </w:t>
+                      </w:r>
+                      <w:r>
+                        <w:rPr>
+                          <w:b/>
+                          <w:bCs/>
+                          <w:noProof/>
+                          <w:color w:val="000000" w:themeColor="text1"/>
+                          <w:sz w:val="20"/>
+                          <w:szCs w:val="20"/>
+                        </w:rPr>
+                        <w:t>10093</w:t>
+                      </w:r>
+                      <w:r>
+                        <w:rPr>
+                          <w:color w:val="000000" w:themeColor="text1"/>
+                          <w:sz w:val="20"/>
+                          <w:szCs w:val="20"/>
+                        </w:rPr>
+                        <w:t xml:space="preserve"> </w:t>
+                      </w:r>
+                      <w:r>
+                        <w:rPr>
+                          <w:color w:val="000000" w:themeColor="text1"/>
+                          <w:sz w:val="20"/>
+                          <w:szCs w:val="20"/>
+                        </w:rPr>
+                        <w:t>surveys</w:t>
+                      </w:r>
+                      <w:r>
+                        <w:rPr>
+                          <w:color w:val="000000" w:themeColor="text1"/>
+                          <w:sz w:val="20"/>
+                          <w:szCs w:val="20"/>
+                        </w:rPr>
+                        <w:t xml:space="preserve">) </w:t>
+                      </w:r>
+                    </w:p>
+                    <w:p>
+                      <w:pPr>
+                        <w:spacing w:after="0" w:line="240" w:lineRule="auto"/>
+                        <w:ind w:firstLine="284"/>
+                        <w:rPr>
+                          <w:b/>
+                          <w:bCs/>
+                          <w:color w:val="000000" w:themeColor="text1"/>
+                          <w:sz w:val="18"/>
+                          <w:szCs w:val="18"/>
+                        </w:rPr>
+                      </w:pPr>
+                      <w:r>
+                        <w:rPr>
+                          <w:b/>
+                          <w:bCs/>
+                          <w:color w:val="000000" w:themeColor="text1"/>
+                          <w:sz w:val="18"/>
+                          <w:szCs w:val="18"/>
+                        </w:rPr>
+                        <w:t xml:space="preserve">English searches (n = </w:t>
+                      </w:r>
+                      <w:r>
+                        <w:rPr>
+                          <w:b/>
+                          <w:bCs/>
+                          <w:noProof/>
+                          <w:color w:val="000000" w:themeColor="text1"/>
+                          <w:sz w:val="18"/>
+                          <w:szCs w:val="18"/>
+                        </w:rPr>
+                        <w:t>7572</w:t>
+                      </w:r>
+                      <w:r>
+                        <w:rPr>
+                          <w:b/>
+                          <w:bCs/>
+                          <w:color w:val="000000" w:themeColor="text1"/>
+                          <w:sz w:val="18"/>
+                          <w:szCs w:val="18"/>
+                        </w:rPr>
+                        <w:t>)</w:t>
+                      </w:r>
+                    </w:p>
+                    <w:p>
+                      <w:pPr>
+                        <w:spacing w:after="0" w:line="240" w:lineRule="auto"/>
+                        <w:ind w:firstLine="284"/>
+                        <w:rPr>
+                          <w:b/>
+                          <w:bCs/>
+                          <w:color w:val="000000" w:themeColor="text1"/>
+                          <w:sz w:val="18"/>
+                          <w:szCs w:val="18"/>
+                        </w:rPr>
+                      </w:pPr>
+                      <w:r>
+                        <w:rPr>
+                          <w:b/>
+                          <w:bCs/>
+                          <w:color w:val="000000" w:themeColor="text1"/>
+                          <w:sz w:val="18"/>
+                          <w:szCs w:val="18"/>
+                        </w:rPr>
+                        <w:t xml:space="preserve">Non-English searches (n = </w:t>
+                      </w:r>
+                      <w:r>
+                        <w:rPr>
+                          <w:b/>
+                          <w:bCs/>
+                          <w:noProof/>
+                          <w:color w:val="000000" w:themeColor="text1"/>
+                          <w:sz w:val="18"/>
+                          <w:szCs w:val="18"/>
+                        </w:rPr>
+                        <w:t>2552</w:t>
+                      </w:r>
+                      <w:r>
+                        <w:rPr>
+                          <w:b/>
+                          <w:bCs/>
+                          <w:color w:val="000000" w:themeColor="text1"/>
+                          <w:sz w:val="18"/>
+                          <w:szCs w:val="18"/>
+                        </w:rPr>
+                        <w:t>)</w:t>
+                      </w:r>
+                    </w:p>
+                    <w:p>
+                      <w:pPr>
+                        <w:spacing w:after="0" w:line="240" w:lineRule="auto"/>
+                        <w:rPr>
+                          <w:color w:val="000000" w:themeColor="text1"/>
+                          <w:sz w:val="20"/>
+                          <w:szCs w:val="20"/>
+                        </w:rPr>
+                      </w:pPr>
                     </w:p>
                   </w:txbxContent>
                 </v:textbox>
@@ -1086,7 +1100,7 @@
         <mc:AlternateContent>
           <mc:Choice Requires="wps">
             <w:drawing>
-              <wp:anchor distT="0" distB="0" distL="114300" distR="114300" simplePos="0" relativeHeight="251748352" behindDoc="0" locked="0" layoutInCell="1" hidden="0" allowOverlap="1" wp14:anchorId="4CF4B2E7" wp14:editId="4290C0E6">
+              <wp:anchor distT="0" distB="0" distL="114300" distR="114300" simplePos="0" relativeHeight="251748352" behindDoc="0" locked="0" layoutInCell="1" hidden="0" allowOverlap="1" wp14:anchorId="4CF4B2E7" wp14:editId="5BD5A08B">
                 <wp:simplePos x="0" y="0"/>
                 <wp:positionH relativeFrom="column">
                   <wp:posOffset>2451100</wp:posOffset>
@@ -1131,7 +1145,7 @@
           </mc:Choice>
           <mc:Fallback>
             <w:pict>
-              <v:shapetype w14:anchorId="45D7F002" id="_x0000_t32" coordsize="21600,21600" o:spt="32" o:oned="t" path="m,l21600,21600e" filled="f">
+              <v:shapetype w14:anchorId="12E4290A" id="_x0000_t32" coordsize="21600,21600" o:spt="32" o:oned="t" path="m,l21600,21600e" filled="f">
                 <v:path arrowok="t" fillok="f" o:connecttype="none"/>
                 <o:lock v:ext="edit" shapetype="t"/>
               </v:shapetype>
@@ -1184,16 +1198,16 @@
         <mc:AlternateContent>
           <mc:Choice Requires="wps">
             <w:drawing>
-              <wp:anchor distT="0" distB="0" distL="114300" distR="114300" simplePos="0" relativeHeight="251750400" behindDoc="0" locked="0" layoutInCell="1" allowOverlap="1" wp14:anchorId="69EF11E3" wp14:editId="255EB039">
+              <wp:anchor distT="0" distB="0" distL="114300" distR="114300" simplePos="0" relativeHeight="251750400" behindDoc="0" locked="0" layoutInCell="1" allowOverlap="1" wp14:anchorId="69EF11E3" wp14:editId="56131B22">
                 <wp:simplePos x="0" y="0"/>
                 <wp:positionH relativeFrom="column">
-                  <wp:posOffset>-1591152</wp:posOffset>
+                  <wp:posOffset>-1590453</wp:posOffset>
                 </wp:positionH>
                 <wp:positionV relativeFrom="paragraph">
-                  <wp:posOffset>333534</wp:posOffset>
+                  <wp:posOffset>330360</wp:posOffset>
                 </wp:positionV>
-                <wp:extent cx="3417889" cy="263525"/>
-                <wp:effectExtent l="2222" t="0" r="953" b="952"/>
+                <wp:extent cx="3409126" cy="263525"/>
+                <wp:effectExtent l="0" t="2223" r="5398" b="5397"/>
                 <wp:wrapNone/>
                 <wp:docPr id="1815122302" name="Round Same-side Corner of Rectangle 6"/>
                 <wp:cNvGraphicFramePr/>
@@ -1204,7 +1218,7 @@
                       <wps:spPr>
                         <a:xfrm rot="16200000">
                           <a:off x="0" y="0"/>
-                          <a:ext cx="3417889" cy="263525"/>
+                          <a:ext cx="3409126" cy="263525"/>
                         </a:xfrm>
                         <a:prstGeom prst="round2SameRect">
                           <a:avLst>
@@ -1284,10 +1298,10 @@
           </mc:Choice>
           <mc:Fallback>
             <w:pict>
-              <v:shape w14:anchorId="69EF11E3" id="Round Same-side Corner of Rectangle 6" o:spid="_x0000_s1028" style="position:absolute;margin-left:-125.3pt;margin-top:26.25pt;width:269.15pt;height:20.75pt;rotation:-90;z-index:251750400;visibility:visible;mso-wrap-style:square;mso-width-percent:0;mso-height-percent:0;mso-wrap-distance-left:9pt;mso-wrap-distance-top:0;mso-wrap-distance-right:9pt;mso-wrap-distance-bottom:0;mso-position-horizontal:absolute;mso-position-horizontal-relative:text;mso-position-vertical:absolute;mso-position-vertical-relative:text;mso-width-percent:0;mso-height-percent:0;mso-width-relative:margin;mso-height-relative:margin;v-text-anchor:middle" coordsize="3417889,263525" o:spt="100" o:gfxdata="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" adj="-11796480,,5400" path="m24871,l3393018,v13736,,24871,11135,24871,24871l3417889,263525r,l,263525r,l,24871c,11135,11135,,24871,xe" fillcolor="black [3213]" stroked="f" strokeweight="1pt">
+              <v:shape w14:anchorId="69EF11E3" id="Round Same-side Corner of Rectangle 6" o:spid="_x0000_s1028" style="position:absolute;margin-left:-125.25pt;margin-top:26pt;width:268.45pt;height:20.75pt;rotation:-90;z-index:251750400;visibility:visible;mso-wrap-style:square;mso-width-percent:0;mso-height-percent:0;mso-wrap-distance-left:9pt;mso-wrap-distance-top:0;mso-wrap-distance-right:9pt;mso-wrap-distance-bottom:0;mso-position-horizontal:absolute;mso-position-horizontal-relative:text;mso-position-vertical:absolute;mso-position-vertical-relative:text;mso-width-percent:0;mso-height-percent:0;mso-width-relative:margin;mso-height-relative:margin;v-text-anchor:middle" coordsize="3409126,263525" o:spt="100" o:gfxdata="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" adj="-11796480,,5400" path="m24871,l3384255,v13736,,24871,11135,24871,24871l3409126,263525r,l,263525r,l,24871c,11135,11135,,24871,xe" fillcolor="black [3213]" stroked="f" strokeweight="1pt">
                 <v:stroke joinstyle="miter"/>
                 <v:formulas/>
-                <v:path arrowok="t" o:connecttype="custom" o:connectlocs="24871,0;3393018,0;3417889,24871;3417889,263525;3417889,263525;0,263525;0,263525;0,24871;24871,0" o:connectangles="0,0,0,0,0,0,0,0,0" textboxrect="0,0,3417889,263525"/>
+                <v:path arrowok="t" o:connecttype="custom" o:connectlocs="24871,0;3384255,0;3409126,24871;3409126,263525;3409126,263525;0,263525;0,263525;0,24871;24871,0" o:connectangles="0,0,0,0,0,0,0,0,0" textboxrect="0,0,3409126,263525"/>
                 <v:textbox>
                   <w:txbxContent>
                     <w:p>
@@ -1318,234 +1332,6 @@
                   </w:txbxContent>
                 </v:textbox>
               </v:shape>
-            </w:pict>
-          </mc:Fallback>
-        </mc:AlternateContent>
-      </w:r>
-      <w:r>
-        <w:rPr>
-          <w:noProof/>
-        </w:rPr>
-        <mc:AlternateContent>
-          <mc:Choice Requires="wps">
-            <w:drawing>
-              <wp:anchor distT="0" distB="0" distL="114300" distR="114300" simplePos="0" relativeHeight="251756544" behindDoc="0" locked="0" layoutInCell="1" allowOverlap="1" wp14:anchorId="4D206C51" wp14:editId="05AD0906">
-                <wp:simplePos x="0" y="0"/>
-                <wp:positionH relativeFrom="column">
-                  <wp:posOffset>3611880</wp:posOffset>
-                </wp:positionH>
-                <wp:positionV relativeFrom="paragraph">
-                  <wp:posOffset>2625090</wp:posOffset>
-                </wp:positionV>
-                <wp:extent cx="2762250" cy="457200"/>
-                <wp:effectExtent l="12700" t="12700" r="19050" b="12700"/>
-                <wp:wrapNone/>
-                <wp:docPr id="1716391349" name="Rounded Rectangle 1716391349"/>
-                <wp:cNvGraphicFramePr/>
-                <a:graphic xmlns:a="http://schemas.openxmlformats.org/drawingml/2006/main">
-                  <a:graphicData uri="http://schemas.microsoft.com/office/word/2010/wordprocessingShape">
-                    <wps:wsp>
-                      <wps:cNvSpPr/>
-                      <wps:spPr>
-                        <a:xfrm>
-                          <a:off x="0" y="0"/>
-                          <a:ext cx="2762250" cy="457200"/>
-                        </a:xfrm>
-                        <a:prstGeom prst="roundRect">
-                          <a:avLst>
-                            <a:gd name="adj" fmla="val 5134"/>
-                          </a:avLst>
-                        </a:prstGeom>
-                        <a:solidFill>
-                          <a:schemeClr val="bg1"/>
-                        </a:solidFill>
-                        <a:ln w="19050">
-                          <a:solidFill>
-                            <a:schemeClr val="tx1"/>
-                          </a:solidFill>
-                        </a:ln>
-                      </wps:spPr>
-                      <wps:style>
-                        <a:lnRef idx="2">
-                          <a:schemeClr val="accent1">
-                            <a:shade val="50000"/>
-                          </a:schemeClr>
-                        </a:lnRef>
-                        <a:fillRef idx="1">
-                          <a:schemeClr val="accent1"/>
-                        </a:fillRef>
-                        <a:effectRef idx="0">
-                          <a:schemeClr val="accent1"/>
-                        </a:effectRef>
-                        <a:fontRef idx="minor">
-                          <a:schemeClr val="lt1"/>
-                        </a:fontRef>
-                      </wps:style>
-                      <wps:txbx>
-                        <w:txbxContent>
-                          <w:p>
-                            <w:pPr>
-                              <w:spacing w:after="0" w:line="240" w:lineRule="auto"/>
-                              <w:rPr>
-                                <w:b/>
-                                <w:bCs/>
-                                <w:color w:val="002060"/>
-                                <w:sz w:val="18"/>
-                                <w:szCs w:val="18"/>
-                              </w:rPr>
-                            </w:pPr>
-                            <w:r>
-                              <w:rPr>
-                                <w:color w:val="000000" w:themeColor="text1"/>
-                                <w:sz w:val="20"/>
-                                <w:szCs w:val="20"/>
-                              </w:rPr>
-                              <w:t>Studies</w:t>
-                            </w:r>
-                            <w:r>
-                              <w:rPr>
-                                <w:color w:val="000000" w:themeColor="text1"/>
-                                <w:sz w:val="20"/>
-                                <w:szCs w:val="20"/>
-                              </w:rPr>
-                              <w:t xml:space="preserve"> </w:t>
-                            </w:r>
-                            <w:r>
-                              <w:rPr>
-                                <w:color w:val="002060"/>
-                                <w:sz w:val="20"/>
-                                <w:szCs w:val="20"/>
-                              </w:rPr>
-                              <w:t xml:space="preserve">excluded </w:t>
-                            </w:r>
-                            <w:r>
-                              <w:rPr>
-                                <w:b/>
-                                <w:bCs/>
-                                <w:color w:val="000000" w:themeColor="text1"/>
-                                <w:sz w:val="20"/>
-                                <w:szCs w:val="20"/>
-                              </w:rPr>
-                              <w:t xml:space="preserve">(n = </w:t>
-                            </w:r>
-                            <w:r>
-                              <w:rPr>
-                                <w:b/>
-                                <w:bCs/>
-                                <w:noProof/>
-                                <w:color w:val="000000" w:themeColor="text1"/>
-                                <w:sz w:val="20"/>
-                                <w:szCs w:val="20"/>
-                              </w:rPr>
-                              <w:t>8297</w:t>
-                            </w:r>
-                            <w:r>
-                              <w:rPr>
-                                <w:b/>
-                                <w:bCs/>
-                                <w:color w:val="000000" w:themeColor="text1"/>
-                                <w:sz w:val="20"/>
-                                <w:szCs w:val="20"/>
-                              </w:rPr>
-                              <w:t>)</w:t>
-                            </w:r>
-                          </w:p>
-                        </w:txbxContent>
-                      </wps:txbx>
-                      <wps:bodyPr rot="0" spcFirstLastPara="0" vertOverflow="overflow" horzOverflow="overflow" vert="horz" wrap="square" lIns="91440" tIns="45720" rIns="91440" bIns="45720" numCol="1" spcCol="0" rtlCol="0" fromWordArt="0" anchor="ctr" anchorCtr="0" forceAA="0" compatLnSpc="1">
-                        <a:prstTxWarp prst="textNoShape">
-                          <a:avLst/>
-                        </a:prstTxWarp>
-                        <a:noAutofit/>
-                      </wps:bodyPr>
-                    </wps:wsp>
-                  </a:graphicData>
-                </a:graphic>
-                <wp14:sizeRelH relativeFrom="margin">
-                  <wp14:pctWidth>0</wp14:pctWidth>
-                </wp14:sizeRelH>
-                <wp14:sizeRelV relativeFrom="margin">
-                  <wp14:pctHeight>0</wp14:pctHeight>
-                </wp14:sizeRelV>
-              </wp:anchor>
-            </w:drawing>
-          </mc:Choice>
-          <mc:Fallback>
-            <w:pict>
-              <v:roundrect w14:anchorId="4D206C51" id="Rounded Rectangle 1716391349" o:spid="_x0000_s1029" style="position:absolute;margin-left:284.4pt;margin-top:206.7pt;width:217.5pt;height:36pt;z-index:251756544;visibility:visible;mso-wrap-style:square;mso-width-percent:0;mso-height-percent:0;mso-wrap-distance-left:9pt;mso-wrap-distance-top:0;mso-wrap-distance-right:9pt;mso-wrap-distance-bottom:0;mso-position-horizontal:absolute;mso-position-horizontal-relative:text;mso-position-vertical:absolute;mso-position-vertical-relative:text;mso-width-percent:0;mso-height-percent:0;mso-width-relative:margin;mso-height-relative:margin;v-text-anchor:middle" arcsize="3365f" o:gfxdata="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" fillcolor="white [3212]" strokecolor="black [3213]" strokeweight="1.5pt">
-                <v:stroke joinstyle="miter"/>
-                <v:textbox>
-                  <w:txbxContent>
-                    <w:p>
-                      <w:pPr>
-                        <w:spacing w:after="0" w:line="240" w:lineRule="auto"/>
-                        <w:rPr>
-                          <w:b/>
-                          <w:bCs/>
-                          <w:color w:val="002060"/>
-                          <w:sz w:val="18"/>
-                          <w:szCs w:val="18"/>
-                        </w:rPr>
-                      </w:pPr>
-                      <w:r>
-                        <w:rPr>
-                          <w:color w:val="000000" w:themeColor="text1"/>
-                          <w:sz w:val="20"/>
-                          <w:szCs w:val="20"/>
-                        </w:rPr>
-                        <w:t>Studies</w:t>
-                      </w:r>
-                      <w:r>
-                        <w:rPr>
-                          <w:color w:val="000000" w:themeColor="text1"/>
-                          <w:sz w:val="20"/>
-                          <w:szCs w:val="20"/>
-                        </w:rPr>
-                        <w:t xml:space="preserve"> </w:t>
-                      </w:r>
-                      <w:r>
-                        <w:rPr>
-                          <w:color w:val="002060"/>
-                          <w:sz w:val="20"/>
-                          <w:szCs w:val="20"/>
-                        </w:rPr>
-                        <w:t xml:space="preserve">excluded </w:t>
-                      </w:r>
-                      <w:r>
-                        <w:rPr>
-                          <w:b/>
-                          <w:bCs/>
-                          <w:color w:val="000000" w:themeColor="text1"/>
-                          <w:sz w:val="20"/>
-                          <w:szCs w:val="20"/>
-                        </w:rPr>
-                        <w:t xml:space="preserve">(n = </w:t>
-                      </w:r>
-                      <w:r>
-                        <w:rPr>
-                          <w:b/>
-                          <w:bCs/>
-                          <w:noProof/>
-                          <w:color w:val="000000" w:themeColor="text1"/>
-                          <w:sz w:val="20"/>
-                          <w:szCs w:val="20"/>
-                        </w:rPr>
-                        <w:t>8297</w:t>
-                      </w:r>
-                      <w:r>
-                        <w:rPr>
-                          <w:b/>
-                          <w:bCs/>
-                          <w:color w:val="000000" w:themeColor="text1"/>
-                          <w:sz w:val="20"/>
-                          <w:szCs w:val="20"/>
-                        </w:rPr>
-                        <w:t>)</w:t>
-                      </w:r>
-                    </w:p>
-                  </w:txbxContent>
-                </v:textbox>
-              </v:roundrect>
             </w:pict>
           </mc:Fallback>
         </mc:AlternateContent>
@@ -1575,15 +1361,15 @@
         <mc:AlternateContent>
           <mc:Choice Requires="wps">
             <w:drawing>
-              <wp:anchor distT="0" distB="0" distL="114300" distR="114300" simplePos="0" relativeHeight="251763712" behindDoc="0" locked="0" layoutInCell="1" allowOverlap="1" wp14:anchorId="004D5B06" wp14:editId="5873DD3C">
+              <wp:anchor distT="0" distB="0" distL="114300" distR="114300" simplePos="0" relativeHeight="251763712" behindDoc="0" locked="0" layoutInCell="1" allowOverlap="1" wp14:anchorId="004D5B06" wp14:editId="05987C4C">
                 <wp:simplePos x="0" y="0"/>
                 <wp:positionH relativeFrom="column">
-                  <wp:posOffset>2567353</wp:posOffset>
+                  <wp:posOffset>2526030</wp:posOffset>
                 </wp:positionH>
                 <wp:positionV relativeFrom="paragraph">
-                  <wp:posOffset>77226</wp:posOffset>
+                  <wp:posOffset>76835</wp:posOffset>
                 </wp:positionV>
-                <wp:extent cx="2425993" cy="224692"/>
+                <wp:extent cx="2425700" cy="224155"/>
                 <wp:effectExtent l="0" t="12700" r="25400" b="17145"/>
                 <wp:wrapNone/>
                 <wp:docPr id="502682047" name="Elbow Connector 502682047"/>
@@ -1595,7 +1381,7 @@
                       <wps:spPr>
                         <a:xfrm flipV="1">
                           <a:off x="0" y="0"/>
-                          <a:ext cx="2425993" cy="224692"/>
+                          <a:ext cx="2425700" cy="224155"/>
                         </a:xfrm>
                         <a:prstGeom prst="bentConnector3">
                           <a:avLst>
@@ -1637,7 +1423,7 @@
           </mc:Choice>
           <mc:Fallback>
             <w:pict>
-              <v:shapetype w14:anchorId="356C12B7" id="_x0000_t34" coordsize="21600,21600" o:spt="34" o:oned="t" adj="10800" path="m,l@0,0@0,21600,21600,21600e" filled="f">
+              <v:shapetype w14:anchorId="24EE6F20" id="_x0000_t34" coordsize="21600,21600" o:spt="34" o:oned="t" adj="10800" path="m,l@0,0@0,21600,21600,21600e" filled="f">
                 <v:stroke joinstyle="miter"/>
                 <v:formulas>
                   <v:f eqn="val #0"/>
@@ -1648,7 +1434,7 @@
                 </v:handles>
                 <o:lock v:ext="edit" shapetype="t"/>
               </v:shapetype>
-              <v:shape id="Elbow Connector 502682047" o:spid="_x0000_s1026" type="#_x0000_t34" style="position:absolute;margin-left:202.15pt;margin-top:6.1pt;width:191pt;height:17.7pt;flip:y;z-index:251763712;visibility:visible;mso-wrap-style:square;mso-width-percent:0;mso-height-percent:0;mso-wrap-distance-left:9pt;mso-wrap-distance-top:0;mso-wrap-distance-right:9pt;mso-wrap-distance-bottom:0;mso-position-horizontal:absolute;mso-position-horizontal-relative:text;mso-position-vertical:absolute;mso-position-vertical-relative:text;mso-width-percent:0;mso-height-percent:0;mso-width-relative:margin;mso-height-relative:margin" o:gfxdata="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" adj="21619" strokecolor="black [3213]" strokeweight="1.5pt"/>
+              <v:shape id="Elbow Connector 502682047" o:spid="_x0000_s1026" type="#_x0000_t34" style="position:absolute;margin-left:198.9pt;margin-top:6.05pt;width:191pt;height:17.65pt;flip:y;z-index:251763712;visibility:visible;mso-wrap-style:square;mso-width-percent:0;mso-height-percent:0;mso-wrap-distance-left:9pt;mso-wrap-distance-top:0;mso-wrap-distance-right:9pt;mso-wrap-distance-bottom:0;mso-position-horizontal:absolute;mso-position-horizontal-relative:text;mso-position-vertical:absolute;mso-position-vertical-relative:text;mso-width-percent:0;mso-height-percent:0;mso-width-relative:margin;mso-height-relative:margin" o:gfxdata="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" adj="21619" strokecolor="black [3213]" strokeweight="1.5pt"/>
             </w:pict>
           </mc:Fallback>
         </mc:AlternateContent>
@@ -1660,10 +1446,10 @@
         <mc:AlternateContent>
           <mc:Choice Requires="wps">
             <w:drawing>
-              <wp:anchor distT="0" distB="0" distL="114300" distR="114300" simplePos="0" relativeHeight="251762688" behindDoc="0" locked="0" layoutInCell="1" allowOverlap="1" wp14:anchorId="77DB3262" wp14:editId="03A32521">
+              <wp:anchor distT="0" distB="0" distL="114300" distR="114300" simplePos="0" relativeHeight="251762688" behindDoc="0" locked="0" layoutInCell="1" allowOverlap="1" wp14:anchorId="77DB3262" wp14:editId="76D4A5C4">
                 <wp:simplePos x="0" y="0"/>
                 <wp:positionH relativeFrom="column">
-                  <wp:posOffset>2562127</wp:posOffset>
+                  <wp:posOffset>2520415</wp:posOffset>
                 </wp:positionH>
                 <wp:positionV relativeFrom="paragraph">
                   <wp:posOffset>63500</wp:posOffset>
@@ -1724,7 +1510,7 @@
           </mc:Choice>
           <mc:Fallback>
             <w:pict>
-              <v:shape w14:anchorId="5BC2489B" id="Straight Arrow Connector 1565534573" o:spid="_x0000_s1026" type="#_x0000_t32" style="position:absolute;margin-left:201.75pt;margin-top:5pt;width:.1pt;height:164.4pt;z-index:251762688;visibility:visible;mso-wrap-style:square;mso-width-percent:0;mso-height-percent:0;mso-wrap-distance-left:9pt;mso-wrap-distance-top:0;mso-wrap-distance-right:9pt;mso-wrap-distance-bottom:0;mso-position-horizontal:absolute;mso-position-horizontal-relative:text;mso-position-vertical:absolute;mso-position-vertical-relative:text;mso-width-percent:0;mso-height-percent:0;mso-width-relative:margin;mso-height-relative:margin" o:gfxdata="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" strokecolor="black [3213]" strokeweight="1.5pt">
+              <v:shape w14:anchorId="0DD26C64" id="Straight Arrow Connector 1565534573" o:spid="_x0000_s1026" type="#_x0000_t32" style="position:absolute;margin-left:198.45pt;margin-top:5pt;width:.1pt;height:164.4pt;z-index:251762688;visibility:visible;mso-wrap-style:square;mso-width-percent:0;mso-height-percent:0;mso-wrap-distance-left:9pt;mso-wrap-distance-top:0;mso-wrap-distance-right:9pt;mso-wrap-distance-bottom:0;mso-position-horizontal:absolute;mso-position-horizontal-relative:text;mso-position-vertical:absolute;mso-position-vertical-relative:text;mso-width-percent:0;mso-height-percent:0;mso-width-relative:margin;mso-height-relative:margin" o:gfxdata="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" strokecolor="black [3213]" strokeweight="1.5pt">
                 <v:stroke endarrow="open"/>
               </v:shape>
             </w:pict>
@@ -1747,16 +1533,16 @@
         <mc:AlternateContent>
           <mc:Choice Requires="wps">
             <w:drawing>
-              <wp:anchor distT="0" distB="0" distL="114300" distR="114300" simplePos="0" relativeHeight="251755520" behindDoc="0" locked="0" layoutInCell="1" allowOverlap="1" wp14:anchorId="4C852ED8" wp14:editId="0C6E8FE8">
+              <wp:anchor distT="0" distB="0" distL="114300" distR="114300" simplePos="0" relativeHeight="251755520" behindDoc="0" locked="0" layoutInCell="1" allowOverlap="1" wp14:anchorId="4C852ED8" wp14:editId="3D7D5FBA">
                 <wp:simplePos x="0" y="0"/>
                 <wp:positionH relativeFrom="column">
-                  <wp:posOffset>3606165</wp:posOffset>
+                  <wp:posOffset>3656676</wp:posOffset>
                 </wp:positionH>
                 <wp:positionV relativeFrom="paragraph">
                   <wp:posOffset>175895</wp:posOffset>
                 </wp:positionV>
-                <wp:extent cx="2762250" cy="1031875"/>
-                <wp:effectExtent l="12700" t="12700" r="19050" b="9525"/>
+                <wp:extent cx="2762250" cy="1033272"/>
+                <wp:effectExtent l="12700" t="12700" r="19050" b="8255"/>
                 <wp:wrapNone/>
                 <wp:docPr id="1788469575" name="Rounded Rectangle 1788469575"/>
                 <wp:cNvGraphicFramePr/>
@@ -1767,7 +1553,7 @@
                       <wps:spPr>
                         <a:xfrm>
                           <a:off x="0" y="0"/>
-                          <a:ext cx="2762250" cy="1031875"/>
+                          <a:ext cx="2762250" cy="1033272"/>
                         </a:xfrm>
                         <a:prstGeom prst="roundRect">
                           <a:avLst>
@@ -1805,14 +1591,14 @@
                             <w:pPr>
                               <w:spacing w:after="0" w:line="240" w:lineRule="auto"/>
                               <w:rPr>
-                                <w:color w:val="002060"/>
+                                <w:color w:val="000000" w:themeColor="text1"/>
                                 <w:sz w:val="20"/>
                                 <w:szCs w:val="20"/>
                               </w:rPr>
                             </w:pPr>
                             <w:r>
                               <w:rPr>
-                                <w:color w:val="002060"/>
+                                <w:color w:val="000000" w:themeColor="text1"/>
                                 <w:sz w:val="20"/>
                                 <w:szCs w:val="20"/>
                               </w:rPr>
@@ -1837,7 +1623,7 @@
                                 <w:sz w:val="20"/>
                                 <w:szCs w:val="20"/>
                               </w:rPr>
-                              <w:t>985</w:t>
+                              <w:t>1316</w:t>
                             </w:r>
                             <w:r>
                               <w:rPr>
@@ -1855,12 +1641,12 @@
                               <w:spacing w:after="0" w:line="240" w:lineRule="auto"/>
                               <w:ind w:left="284"/>
                               <w:rPr>
-                                <w:color w:val="002060"/>
+                                <w:color w:val="000000" w:themeColor="text1"/>
                               </w:rPr>
                             </w:pPr>
                             <w:r>
                               <w:rPr>
-                                <w:color w:val="002060"/>
+                                <w:color w:val="000000" w:themeColor="text1"/>
                                 <w:sz w:val="18"/>
                                 <w:szCs w:val="18"/>
                               </w:rPr>
@@ -1869,15 +1655,15 @@
                             <w:r>
                               <w:rPr>
                                 <w:noProof/>
-                                <w:color w:val="002060"/>
-                                <w:sz w:val="18"/>
-                                <w:szCs w:val="18"/>
-                              </w:rPr>
-                              <w:t>39</w:t>
-                            </w:r>
-                            <w:r>
-                              <w:rPr>
-                                <w:color w:val="002060"/>
+                                <w:color w:val="000000" w:themeColor="text1"/>
+                                <w:sz w:val="18"/>
+                                <w:szCs w:val="18"/>
+                              </w:rPr>
+                              <w:t>249</w:t>
+                            </w:r>
+                            <w:r>
+                              <w:rPr>
+                                <w:color w:val="000000" w:themeColor="text1"/>
                                 <w:sz w:val="18"/>
                                 <w:szCs w:val="18"/>
                               </w:rPr>
@@ -1889,14 +1675,14 @@
                               <w:spacing w:after="0" w:line="240" w:lineRule="auto"/>
                               <w:ind w:left="284"/>
                               <w:rPr>
-                                <w:color w:val="002060"/>
+                                <w:color w:val="000000" w:themeColor="text1"/>
                                 <w:sz w:val="18"/>
                                 <w:szCs w:val="18"/>
                               </w:rPr>
                             </w:pPr>
                             <w:r>
                               <w:rPr>
-                                <w:color w:val="002060"/>
+                                <w:color w:val="000000" w:themeColor="text1"/>
                                 <w:sz w:val="18"/>
                                 <w:szCs w:val="18"/>
                               </w:rPr>
@@ -1905,15 +1691,15 @@
                             <w:r>
                               <w:rPr>
                                 <w:noProof/>
-                                <w:color w:val="002060"/>
-                                <w:sz w:val="18"/>
-                                <w:szCs w:val="18"/>
-                              </w:rPr>
-                              <w:t>946</w:t>
-                            </w:r>
-                            <w:r>
-                              <w:rPr>
-                                <w:color w:val="002060"/>
+                                <w:color w:val="000000" w:themeColor="text1"/>
+                                <w:sz w:val="18"/>
+                                <w:szCs w:val="18"/>
+                              </w:rPr>
+                              <w:t>1067</w:t>
+                            </w:r>
+                            <w:r>
+                              <w:rPr>
+                                <w:color w:val="000000" w:themeColor="text1"/>
                                 <w:sz w:val="18"/>
                                 <w:szCs w:val="18"/>
                               </w:rPr>
@@ -1942,7 +1728,7 @@
           </mc:Choice>
           <mc:Fallback>
             <w:pict>
-              <v:roundrect w14:anchorId="4C852ED8" id="Rounded Rectangle 1788469575" o:spid="_x0000_s1030" style="position:absolute;margin-left:283.95pt;margin-top:13.85pt;width:217.5pt;height:81.25pt;z-index:251755520;visibility:visible;mso-wrap-style:square;mso-width-percent:0;mso-height-percent:0;mso-wrap-distance-left:9pt;mso-wrap-distance-top:0;mso-wrap-distance-right:9pt;mso-wrap-distance-bottom:0;mso-position-horizontal:absolute;mso-position-horizontal-relative:text;mso-position-vertical:absolute;mso-position-vertical-relative:text;mso-width-percent:0;mso-height-percent:0;mso-width-relative:margin;mso-height-relative:margin;v-text-anchor:middle" arcsize="1326f" o:gfxdata="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" fillcolor="white [3212]" strokecolor="black [3213]" strokeweight="1.5pt">
+              <v:roundrect w14:anchorId="4C852ED8" id="Rounded Rectangle 1788469575" o:spid="_x0000_s1029" style="position:absolute;margin-left:287.95pt;margin-top:13.85pt;width:217.5pt;height:81.35pt;z-index:251755520;visibility:visible;mso-wrap-style:square;mso-width-percent:0;mso-height-percent:0;mso-wrap-distance-left:9pt;mso-wrap-distance-top:0;mso-wrap-distance-right:9pt;mso-wrap-distance-bottom:0;mso-position-horizontal:absolute;mso-position-horizontal-relative:text;mso-position-vertical:absolute;mso-position-vertical-relative:text;mso-width-percent:0;mso-height-percent:0;mso-width-relative:margin;mso-height-relative:margin;v-text-anchor:middle" arcsize="1326f" o:gfxdata="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" fillcolor="white [3212]" strokecolor="black [3213]" strokeweight="1.5pt">
                 <v:stroke joinstyle="miter"/>
                 <v:textbox>
                   <w:txbxContent>
@@ -1950,14 +1736,14 @@
                       <w:pPr>
                         <w:spacing w:after="0" w:line="240" w:lineRule="auto"/>
                         <w:rPr>
-                          <w:color w:val="002060"/>
+                          <w:color w:val="000000" w:themeColor="text1"/>
                           <w:sz w:val="20"/>
                           <w:szCs w:val="20"/>
                         </w:rPr>
                       </w:pPr>
                       <w:r>
                         <w:rPr>
-                          <w:color w:val="002060"/>
+                          <w:color w:val="000000" w:themeColor="text1"/>
                           <w:sz w:val="20"/>
                           <w:szCs w:val="20"/>
                         </w:rPr>
@@ -1982,7 +1768,7 @@
                           <w:sz w:val="20"/>
                           <w:szCs w:val="20"/>
                         </w:rPr>
-                        <w:t>985</w:t>
+                        <w:t>1316</w:t>
                       </w:r>
                       <w:r>
                         <w:rPr>
@@ -2000,12 +1786,12 @@
                         <w:spacing w:after="0" w:line="240" w:lineRule="auto"/>
                         <w:ind w:left="284"/>
                         <w:rPr>
-                          <w:color w:val="002060"/>
+                          <w:color w:val="000000" w:themeColor="text1"/>
                         </w:rPr>
                       </w:pPr>
                       <w:r>
                         <w:rPr>
-                          <w:color w:val="002060"/>
+                          <w:color w:val="000000" w:themeColor="text1"/>
                           <w:sz w:val="18"/>
                           <w:szCs w:val="18"/>
                         </w:rPr>
@@ -2014,15 +1800,15 @@
                       <w:r>
                         <w:rPr>
                           <w:noProof/>
-                          <w:color w:val="002060"/>
-                          <w:sz w:val="18"/>
-                          <w:szCs w:val="18"/>
-                        </w:rPr>
-                        <w:t>39</w:t>
-                      </w:r>
-                      <w:r>
-                        <w:rPr>
-                          <w:color w:val="002060"/>
+                          <w:color w:val="000000" w:themeColor="text1"/>
+                          <w:sz w:val="18"/>
+                          <w:szCs w:val="18"/>
+                        </w:rPr>
+                        <w:t>249</w:t>
+                      </w:r>
+                      <w:r>
+                        <w:rPr>
+                          <w:color w:val="000000" w:themeColor="text1"/>
                           <w:sz w:val="18"/>
                           <w:szCs w:val="18"/>
                         </w:rPr>
@@ -2034,14 +1820,14 @@
                         <w:spacing w:after="0" w:line="240" w:lineRule="auto"/>
                         <w:ind w:left="284"/>
                         <w:rPr>
-                          <w:color w:val="002060"/>
+                          <w:color w:val="000000" w:themeColor="text1"/>
                           <w:sz w:val="18"/>
                           <w:szCs w:val="18"/>
                         </w:rPr>
                       </w:pPr>
                       <w:r>
                         <w:rPr>
-                          <w:color w:val="002060"/>
+                          <w:color w:val="000000" w:themeColor="text1"/>
                           <w:sz w:val="18"/>
                           <w:szCs w:val="18"/>
                         </w:rPr>
@@ -2050,15 +1836,15 @@
                       <w:r>
                         <w:rPr>
                           <w:noProof/>
-                          <w:color w:val="002060"/>
-                          <w:sz w:val="18"/>
-                          <w:szCs w:val="18"/>
-                        </w:rPr>
-                        <w:t>946</w:t>
-                      </w:r>
-                      <w:r>
-                        <w:rPr>
-                          <w:color w:val="002060"/>
+                          <w:color w:val="000000" w:themeColor="text1"/>
+                          <w:sz w:val="18"/>
+                          <w:szCs w:val="18"/>
+                        </w:rPr>
+                        <w:t>1067</w:t>
+                      </w:r>
+                      <w:r>
+                        <w:rPr>
+                          <w:color w:val="000000" w:themeColor="text1"/>
                           <w:sz w:val="18"/>
                           <w:szCs w:val="18"/>
                         </w:rPr>
@@ -2097,15 +1883,15 @@
         <mc:AlternateContent>
           <mc:Choice Requires="wps">
             <w:drawing>
-              <wp:anchor distT="0" distB="0" distL="114300" distR="114300" simplePos="0" relativeHeight="251767808" behindDoc="0" locked="0" layoutInCell="1" allowOverlap="1" wp14:anchorId="69BF057B" wp14:editId="60A91954">
+              <wp:anchor distT="0" distB="0" distL="114300" distR="114300" simplePos="0" relativeHeight="251767808" behindDoc="0" locked="0" layoutInCell="1" allowOverlap="1" wp14:anchorId="69BF057B" wp14:editId="012655B7">
                 <wp:simplePos x="0" y="0"/>
                 <wp:positionH relativeFrom="column">
-                  <wp:posOffset>2564032</wp:posOffset>
+                  <wp:posOffset>2503516</wp:posOffset>
                 </wp:positionH>
                 <wp:positionV relativeFrom="paragraph">
                   <wp:posOffset>205105</wp:posOffset>
                 </wp:positionV>
-                <wp:extent cx="1016191" cy="0"/>
+                <wp:extent cx="1117810" cy="0"/>
                 <wp:effectExtent l="0" t="88900" r="0" b="88900"/>
                 <wp:wrapNone/>
                 <wp:docPr id="922855407" name="Straight Arrow Connector 922855407"/>
@@ -2117,7 +1903,7 @@
                       <wps:spPr>
                         <a:xfrm>
                           <a:off x="0" y="0"/>
-                          <a:ext cx="1016191" cy="0"/>
+                          <a:ext cx="1117810" cy="0"/>
                         </a:xfrm>
                         <a:prstGeom prst="straightConnector1">
                           <a:avLst/>
@@ -2158,13 +1944,22 @@
           </mc:Choice>
           <mc:Fallback>
             <w:pict>
-              <v:shape w14:anchorId="2A644963" id="Straight Arrow Connector 922855407" o:spid="_x0000_s1026" type="#_x0000_t32" style="position:absolute;margin-left:201.9pt;margin-top:16.15pt;width:80pt;height:0;z-index:251767808;visibility:visible;mso-wrap-style:square;mso-width-percent:0;mso-wrap-distance-left:9pt;mso-wrap-distance-top:0;mso-wrap-distance-right:9pt;mso-wrap-distance-bottom:0;mso-position-horizontal:absolute;mso-position-horizontal-relative:text;mso-position-vertical:absolute;mso-position-vertical-relative:text;mso-width-percent:0;mso-width-relative:margin" o:gfxdata="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" strokecolor="black [3213]" strokeweight="1.5pt">
+              <v:shape w14:anchorId="64B3EA7C" id="Straight Arrow Connector 922855407" o:spid="_x0000_s1026" type="#_x0000_t32" style="position:absolute;margin-left:197.15pt;margin-top:16.15pt;width:88pt;height:0;z-index:251767808;visibility:visible;mso-wrap-style:square;mso-width-percent:0;mso-wrap-distance-left:9pt;mso-wrap-distance-top:0;mso-wrap-distance-right:9pt;mso-wrap-distance-bottom:0;mso-position-horizontal:absolute;mso-position-horizontal-relative:text;mso-position-vertical:absolute;mso-position-vertical-relative:text;mso-width-percent:0;mso-width-relative:margin" o:gfxdata="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" strokecolor="black [3213]" strokeweight="1.5pt">
                 <v:stroke endarrow="open"/>
               </v:shape>
             </w:pict>
           </mc:Fallback>
         </mc:AlternateContent>
       </w:r>
+    </w:p>
+    <w:p>
+      <w:pPr>
+        <w:rPr>
+          <w:rFonts w:ascii="Arial" w:eastAsia="Arial" w:hAnsi="Arial" w:cs="Arial"/>
+          <w:sz w:val="18"/>
+          <w:szCs w:val="18"/>
+        </w:rPr>
+      </w:pPr>
       <w:r>
         <w:rPr>
           <w:noProof/>
@@ -2172,16 +1967,16 @@
         <mc:AlternateContent>
           <mc:Choice Requires="wps">
             <w:drawing>
-              <wp:anchor distT="0" distB="0" distL="114300" distR="114300" simplePos="0" relativeHeight="251752448" behindDoc="1" locked="0" layoutInCell="1" allowOverlap="1" wp14:anchorId="30E07068" wp14:editId="05E5BDDE">
+              <wp:anchor distT="0" distB="0" distL="114300" distR="114300" simplePos="0" relativeHeight="251752448" behindDoc="1" locked="0" layoutInCell="1" allowOverlap="1" wp14:anchorId="30E07068" wp14:editId="1A1F7FDB">
                 <wp:simplePos x="0" y="0"/>
                 <wp:positionH relativeFrom="column">
-                  <wp:posOffset>1322436</wp:posOffset>
+                  <wp:posOffset>1173017</wp:posOffset>
                 </wp:positionH>
                 <wp:positionV relativeFrom="paragraph">
-                  <wp:posOffset>124533</wp:posOffset>
+                  <wp:posOffset>24478</wp:posOffset>
                 </wp:positionV>
-                <wp:extent cx="4368898" cy="6500495"/>
-                <wp:effectExtent l="952" t="0" r="953" b="952"/>
+                <wp:extent cx="4665000" cy="6500495"/>
+                <wp:effectExtent l="0" t="3493" r="5398" b="5397"/>
                 <wp:wrapNone/>
                 <wp:docPr id="393808470" name="Round Same-side Corner of Rectangle 10"/>
                 <wp:cNvGraphicFramePr/>
@@ -2192,7 +1987,7 @@
                       <wps:spPr>
                         <a:xfrm rot="5400000">
                           <a:off x="0" y="0"/>
-                          <a:ext cx="4368898" cy="6500495"/>
+                          <a:ext cx="4665000" cy="6500495"/>
                         </a:xfrm>
                         <a:prstGeom prst="round2SameRect">
                           <a:avLst>
@@ -2263,10 +2058,10 @@
           </mc:Choice>
           <mc:Fallback>
             <w:pict>
-              <v:shape w14:anchorId="30E07068" id="Round Same-side Corner of Rectangle 10" o:spid="_x0000_s1031" style="position:absolute;margin-left:104.15pt;margin-top:9.8pt;width:344pt;height:511.85pt;rotation:90;z-index:-251564032;visibility:visible;mso-wrap-style:square;mso-width-percent:0;mso-height-percent:0;mso-wrap-distance-left:9pt;mso-wrap-distance-top:0;mso-wrap-distance-right:9pt;mso-wrap-distance-bottom:0;mso-position-horizontal:absolute;mso-position-horizontal-relative:text;mso-position-vertical:absolute;mso-position-vertical-relative:text;mso-width-percent:0;mso-height-percent:0;mso-width-relative:margin;mso-height-relative:margin;v-text-anchor:middle" coordsize="4368898,6500495" o:spt="100" o:gfxdata="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" adj="-11796480,,5400" path="m49893,l4319005,v27555,,49893,22338,49893,49893l4368898,6500495r,l,6500495r,l,49893c,22338,22338,,49893,xe" fillcolor="#cfcdcd [2894]" stroked="f" strokeweight="1pt">
+              <v:shape w14:anchorId="30E07068" id="Round Same-side Corner of Rectangle 10" o:spid="_x0000_s1030" style="position:absolute;margin-left:92.35pt;margin-top:1.95pt;width:367.3pt;height:511.85pt;rotation:90;z-index:-251564032;visibility:visible;mso-wrap-style:square;mso-width-percent:0;mso-height-percent:0;mso-wrap-distance-left:9pt;mso-wrap-distance-top:0;mso-wrap-distance-right:9pt;mso-wrap-distance-bottom:0;mso-position-horizontal:absolute;mso-position-horizontal-relative:text;mso-position-vertical:absolute;mso-position-vertical-relative:text;mso-width-percent:0;mso-height-percent:0;mso-width-relative:margin;mso-height-relative:margin;v-text-anchor:middle" coordsize="4665000,6500495" o:spt="100" o:gfxdata="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" adj="-11796480,,5400" path="m53274,l4611726,v29422,,53274,23852,53274,53274l4665000,6500495r,l,6500495r,l,53274c,23852,23852,,53274,xe" fillcolor="#cfcdcd [2894]" stroked="f" strokeweight="1pt">
                 <v:stroke joinstyle="miter"/>
                 <v:formulas/>
-                <v:path arrowok="t" o:connecttype="custom" o:connectlocs="49893,0;4319005,0;4368898,49893;4368898,6500495;4368898,6500495;0,6500495;0,6500495;0,49893;49893,0" o:connectangles="0,0,0,0,0,0,0,0,0" textboxrect="0,0,4368898,6500495"/>
+                <v:path arrowok="t" o:connecttype="custom" o:connectlocs="53274,0;4611726,0;4665000,53274;4665000,6500495;4665000,6500495;0,6500495;0,6500495;0,53274;53274,0" o:connectangles="0,0,0,0,0,0,0,0,0" textboxrect="0,0,4665000,6500495"/>
                 <v:textbox>
                   <w:txbxContent>
                     <w:p>
@@ -2326,15 +2121,6 @@
           <w:szCs w:val="18"/>
         </w:rPr>
       </w:pPr>
-    </w:p>
-    <w:p>
-      <w:pPr>
-        <w:rPr>
-          <w:rFonts w:ascii="Arial" w:eastAsia="Arial" w:hAnsi="Arial" w:cs="Arial"/>
-          <w:sz w:val="18"/>
-          <w:szCs w:val="18"/>
-        </w:rPr>
-      </w:pPr>
       <w:r>
         <w:rPr>
           <w:noProof/>
@@ -2342,18 +2128,18 @@
         <mc:AlternateContent>
           <mc:Choice Requires="wps">
             <w:drawing>
-              <wp:anchor distT="0" distB="0" distL="114300" distR="114300" simplePos="0" relativeHeight="251753472" behindDoc="0" locked="0" layoutInCell="1" allowOverlap="1" wp14:anchorId="4F69F5D4" wp14:editId="22B27825">
+              <wp:anchor distT="0" distB="0" distL="114300" distR="114300" simplePos="0" relativeHeight="251756544" behindDoc="0" locked="0" layoutInCell="1" allowOverlap="1" wp14:anchorId="4D206C51" wp14:editId="7663E1EE">
                 <wp:simplePos x="0" y="0"/>
                 <wp:positionH relativeFrom="column">
-                  <wp:posOffset>1802269</wp:posOffset>
+                  <wp:posOffset>3638896</wp:posOffset>
                 </wp:positionH>
                 <wp:positionV relativeFrom="paragraph">
-                  <wp:posOffset>205105</wp:posOffset>
+                  <wp:posOffset>201295</wp:posOffset>
                 </wp:positionV>
-                <wp:extent cx="1508760" cy="457200"/>
-                <wp:effectExtent l="12700" t="12700" r="15240" b="12700"/>
+                <wp:extent cx="2762250" cy="457200"/>
+                <wp:effectExtent l="12700" t="12700" r="19050" b="12700"/>
                 <wp:wrapNone/>
-                <wp:docPr id="1250815473" name="Rounded Rectangle 1250815473"/>
+                <wp:docPr id="1716391349" name="Rounded Rectangle 1716391349"/>
                 <wp:cNvGraphicFramePr/>
                 <a:graphic xmlns:a="http://schemas.openxmlformats.org/drawingml/2006/main">
                   <a:graphicData uri="http://schemas.microsoft.com/office/word/2010/wordprocessingShape">
@@ -2362,7 +2148,7 @@
                       <wps:spPr>
                         <a:xfrm>
                           <a:off x="0" y="0"/>
-                          <a:ext cx="1508760" cy="457200"/>
+                          <a:ext cx="2762250" cy="457200"/>
                         </a:xfrm>
                         <a:prstGeom prst="roundRect">
                           <a:avLst>
@@ -2400,9 +2186,11 @@
                             <w:pPr>
                               <w:spacing w:after="0" w:line="240" w:lineRule="auto"/>
                               <w:rPr>
-                                <w:color w:val="002060"/>
-                                <w:sz w:val="20"/>
-                                <w:szCs w:val="20"/>
+                                <w:b/>
+                                <w:bCs/>
+                                <w:color w:val="000000" w:themeColor="text1"/>
+                                <w:sz w:val="18"/>
+                                <w:szCs w:val="18"/>
                               </w:rPr>
                             </w:pPr>
                             <w:r>
@@ -2411,7 +2199,7 @@
                                 <w:sz w:val="20"/>
                                 <w:szCs w:val="20"/>
                               </w:rPr>
-                              <w:t>Studies</w:t>
+                              <w:t>Surveys</w:t>
                             </w:r>
                             <w:r>
                               <w:rPr>
@@ -2423,24 +2211,12 @@
                             </w:r>
                             <w:r>
                               <w:rPr>
-                                <w:color w:val="002060"/>
-                                <w:sz w:val="20"/>
-                                <w:szCs w:val="20"/>
-                              </w:rPr>
-                              <w:t xml:space="preserve">screened </w:t>
-                            </w:r>
-                          </w:p>
-                          <w:p>
-                            <w:pPr>
-                              <w:spacing w:after="0" w:line="240" w:lineRule="auto"/>
-                              <w:rPr>
-                                <w:b/>
-                                <w:bCs/>
-                                <w:color w:val="002060"/>
-                                <w:sz w:val="18"/>
-                                <w:szCs w:val="18"/>
-                              </w:rPr>
-                            </w:pPr>
+                                <w:color w:val="000000" w:themeColor="text1"/>
+                                <w:sz w:val="20"/>
+                                <w:szCs w:val="20"/>
+                              </w:rPr>
+                              <w:t xml:space="preserve">excluded </w:t>
+                            </w:r>
                             <w:r>
                               <w:rPr>
                                 <w:b/>
@@ -2460,18 +2236,7 @@
                                 <w:sz w:val="20"/>
                                 <w:szCs w:val="20"/>
                               </w:rPr>
-                              <w:t>851</w:t>
-                            </w:r>
-                            <w:r>
-                              <w:rPr>
-                                <w:b/>
-                                <w:bCs/>
-                                <w:noProof/>
-                                <w:color w:val="000000" w:themeColor="text1"/>
-                                <w:sz w:val="20"/>
-                                <w:szCs w:val="20"/>
-                              </w:rPr>
-                              <w:t>0</w:t>
+                              <w:t>9993</w:t>
                             </w:r>
                             <w:r>
                               <w:rPr>
@@ -2506,7 +2271,7 @@
           </mc:Choice>
           <mc:Fallback>
             <w:pict>
-              <v:roundrect w14:anchorId="4F69F5D4" id="Rounded Rectangle 1250815473" o:spid="_x0000_s1032" style="position:absolute;margin-left:141.9pt;margin-top:16.15pt;width:118.8pt;height:36pt;z-index:251753472;visibility:visible;mso-wrap-style:square;mso-width-percent:0;mso-height-percent:0;mso-wrap-distance-left:9pt;mso-wrap-distance-top:0;mso-wrap-distance-right:9pt;mso-wrap-distance-bottom:0;mso-position-horizontal:absolute;mso-position-horizontal-relative:text;mso-position-vertical:absolute;mso-position-vertical-relative:text;mso-width-percent:0;mso-height-percent:0;mso-width-relative:margin;mso-height-relative:margin;v-text-anchor:middle" arcsize="3365f" o:gfxdata="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" fillcolor="white [3212]" strokecolor="black [3213]" strokeweight="1.5pt">
+              <v:roundrect w14:anchorId="4D206C51" id="Rounded Rectangle 1716391349" o:spid="_x0000_s1031" style="position:absolute;margin-left:286.55pt;margin-top:15.85pt;width:217.5pt;height:36pt;z-index:251756544;visibility:visible;mso-wrap-style:square;mso-width-percent:0;mso-height-percent:0;mso-wrap-distance-left:9pt;mso-wrap-distance-top:0;mso-wrap-distance-right:9pt;mso-wrap-distance-bottom:0;mso-position-horizontal:absolute;mso-position-horizontal-relative:text;mso-position-vertical:absolute;mso-position-vertical-relative:text;mso-width-percent:0;mso-height-percent:0;mso-width-relative:margin;mso-height-relative:margin;v-text-anchor:middle" arcsize="3365f" o:gfxdata="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" fillcolor="white [3212]" strokecolor="black [3213]" strokeweight="1.5pt">
                 <v:stroke joinstyle="miter"/>
                 <v:textbox>
                   <w:txbxContent>
@@ -2514,9 +2279,11 @@
                       <w:pPr>
                         <w:spacing w:after="0" w:line="240" w:lineRule="auto"/>
                         <w:rPr>
-                          <w:color w:val="002060"/>
-                          <w:sz w:val="20"/>
-                          <w:szCs w:val="20"/>
+                          <w:b/>
+                          <w:bCs/>
+                          <w:color w:val="000000" w:themeColor="text1"/>
+                          <w:sz w:val="18"/>
+                          <w:szCs w:val="18"/>
                         </w:rPr>
                       </w:pPr>
                       <w:r>
@@ -2525,6 +2292,242 @@
                           <w:sz w:val="20"/>
                           <w:szCs w:val="20"/>
                         </w:rPr>
+                        <w:t>Surveys</w:t>
+                      </w:r>
+                      <w:r>
+                        <w:rPr>
+                          <w:color w:val="000000" w:themeColor="text1"/>
+                          <w:sz w:val="20"/>
+                          <w:szCs w:val="20"/>
+                        </w:rPr>
+                        <w:t xml:space="preserve"> </w:t>
+                      </w:r>
+                      <w:r>
+                        <w:rPr>
+                          <w:color w:val="000000" w:themeColor="text1"/>
+                          <w:sz w:val="20"/>
+                          <w:szCs w:val="20"/>
+                        </w:rPr>
+                        <w:t xml:space="preserve">excluded </w:t>
+                      </w:r>
+                      <w:r>
+                        <w:rPr>
+                          <w:b/>
+                          <w:bCs/>
+                          <w:color w:val="000000" w:themeColor="text1"/>
+                          <w:sz w:val="20"/>
+                          <w:szCs w:val="20"/>
+                        </w:rPr>
+                        <w:t xml:space="preserve">(n = </w:t>
+                      </w:r>
+                      <w:r>
+                        <w:rPr>
+                          <w:b/>
+                          <w:bCs/>
+                          <w:noProof/>
+                          <w:color w:val="000000" w:themeColor="text1"/>
+                          <w:sz w:val="20"/>
+                          <w:szCs w:val="20"/>
+                        </w:rPr>
+                        <w:t>9993</w:t>
+                      </w:r>
+                      <w:r>
+                        <w:rPr>
+                          <w:b/>
+                          <w:bCs/>
+                          <w:color w:val="000000" w:themeColor="text1"/>
+                          <w:sz w:val="20"/>
+                          <w:szCs w:val="20"/>
+                        </w:rPr>
+                        <w:t>)</w:t>
+                      </w:r>
+                    </w:p>
+                  </w:txbxContent>
+                </v:textbox>
+              </v:roundrect>
+            </w:pict>
+          </mc:Fallback>
+        </mc:AlternateContent>
+      </w:r>
+      <w:r>
+        <w:rPr>
+          <w:noProof/>
+        </w:rPr>
+        <mc:AlternateContent>
+          <mc:Choice Requires="wps">
+            <w:drawing>
+              <wp:anchor distT="0" distB="0" distL="114300" distR="114300" simplePos="0" relativeHeight="251787264" behindDoc="0" locked="0" layoutInCell="1" allowOverlap="1" wp14:anchorId="4F69F5D4" wp14:editId="2252F553">
+                <wp:simplePos x="0" y="0"/>
+                <wp:positionH relativeFrom="column">
+                  <wp:posOffset>1644182</wp:posOffset>
+                </wp:positionH>
+                <wp:positionV relativeFrom="paragraph">
+                  <wp:posOffset>202999</wp:posOffset>
+                </wp:positionV>
+                <wp:extent cx="1700597" cy="457200"/>
+                <wp:effectExtent l="12700" t="12700" r="13970" b="12700"/>
+                <wp:wrapNone/>
+                <wp:docPr id="1250815473" name="Rounded Rectangle 1250815473"/>
+                <wp:cNvGraphicFramePr/>
+                <a:graphic xmlns:a="http://schemas.openxmlformats.org/drawingml/2006/main">
+                  <a:graphicData uri="http://schemas.microsoft.com/office/word/2010/wordprocessingShape">
+                    <wps:wsp>
+                      <wps:cNvSpPr/>
+                      <wps:spPr>
+                        <a:xfrm>
+                          <a:off x="0" y="0"/>
+                          <a:ext cx="1700597" cy="457200"/>
+                        </a:xfrm>
+                        <a:prstGeom prst="roundRect">
+                          <a:avLst>
+                            <a:gd name="adj" fmla="val 5134"/>
+                          </a:avLst>
+                        </a:prstGeom>
+                        <a:solidFill>
+                          <a:schemeClr val="bg1"/>
+                        </a:solidFill>
+                        <a:ln w="19050">
+                          <a:solidFill>
+                            <a:schemeClr val="tx1"/>
+                          </a:solidFill>
+                        </a:ln>
+                      </wps:spPr>
+                      <wps:style>
+                        <a:lnRef idx="2">
+                          <a:schemeClr val="accent1">
+                            <a:shade val="50000"/>
+                          </a:schemeClr>
+                        </a:lnRef>
+                        <a:fillRef idx="1">
+                          <a:schemeClr val="accent1"/>
+                        </a:fillRef>
+                        <a:effectRef idx="0">
+                          <a:schemeClr val="accent1"/>
+                        </a:effectRef>
+                        <a:fontRef idx="minor">
+                          <a:schemeClr val="lt1"/>
+                        </a:fontRef>
+                      </wps:style>
+                      <wps:txbx>
+                        <w:txbxContent>
+                          <w:p>
+                            <w:pPr>
+                              <w:spacing w:after="0" w:line="240" w:lineRule="auto"/>
+                              <w:rPr>
+                                <w:color w:val="000000" w:themeColor="text1"/>
+                                <w:sz w:val="20"/>
+                                <w:szCs w:val="20"/>
+                              </w:rPr>
+                            </w:pPr>
+                            <w:r>
+                              <w:rPr>
+                                <w:color w:val="000000" w:themeColor="text1"/>
+                                <w:sz w:val="20"/>
+                                <w:szCs w:val="20"/>
+                              </w:rPr>
+                              <w:t>Studies</w:t>
+                            </w:r>
+                            <w:r>
+                              <w:rPr>
+                                <w:color w:val="000000" w:themeColor="text1"/>
+                                <w:sz w:val="20"/>
+                                <w:szCs w:val="20"/>
+                              </w:rPr>
+                              <w:t xml:space="preserve"> </w:t>
+                            </w:r>
+                            <w:r>
+                              <w:rPr>
+                                <w:color w:val="000000" w:themeColor="text1"/>
+                                <w:sz w:val="20"/>
+                                <w:szCs w:val="20"/>
+                              </w:rPr>
+                              <w:t xml:space="preserve">screened </w:t>
+                            </w:r>
+                          </w:p>
+                          <w:p>
+                            <w:pPr>
+                              <w:spacing w:after="0" w:line="240" w:lineRule="auto"/>
+                              <w:rPr>
+                                <w:b/>
+                                <w:bCs/>
+                                <w:color w:val="000000" w:themeColor="text1"/>
+                                <w:sz w:val="18"/>
+                                <w:szCs w:val="18"/>
+                              </w:rPr>
+                            </w:pPr>
+                            <w:r>
+                              <w:rPr>
+                                <w:b/>
+                                <w:bCs/>
+                                <w:color w:val="000000" w:themeColor="text1"/>
+                                <w:sz w:val="20"/>
+                                <w:szCs w:val="20"/>
+                              </w:rPr>
+                              <w:t xml:space="preserve">(n = </w:t>
+                            </w:r>
+                            <w:r>
+                              <w:rPr>
+                                <w:b/>
+                                <w:bCs/>
+                                <w:noProof/>
+                                <w:color w:val="000000" w:themeColor="text1"/>
+                                <w:sz w:val="20"/>
+                                <w:szCs w:val="20"/>
+                              </w:rPr>
+                              <w:t>10211</w:t>
+                            </w:r>
+                            <w:r>
+                              <w:rPr>
+                                <w:b/>
+                                <w:bCs/>
+                                <w:color w:val="000000" w:themeColor="text1"/>
+                                <w:sz w:val="20"/>
+                                <w:szCs w:val="20"/>
+                              </w:rPr>
+                              <w:t>)</w:t>
+                            </w:r>
+                          </w:p>
+                        </w:txbxContent>
+                      </wps:txbx>
+                      <wps:bodyPr rot="0" spcFirstLastPara="0" vertOverflow="overflow" horzOverflow="overflow" vert="horz" wrap="square" lIns="91440" tIns="45720" rIns="91440" bIns="45720" numCol="1" spcCol="0" rtlCol="0" fromWordArt="0" anchor="ctr" anchorCtr="0" forceAA="0" compatLnSpc="1">
+                        <a:prstTxWarp prst="textNoShape">
+                          <a:avLst/>
+                        </a:prstTxWarp>
+                        <a:noAutofit/>
+                      </wps:bodyPr>
+                    </wps:wsp>
+                  </a:graphicData>
+                </a:graphic>
+                <wp14:sizeRelH relativeFrom="margin">
+                  <wp14:pctWidth>0</wp14:pctWidth>
+                </wp14:sizeRelH>
+                <wp14:sizeRelV relativeFrom="margin">
+                  <wp14:pctHeight>0</wp14:pctHeight>
+                </wp14:sizeRelV>
+              </wp:anchor>
+            </w:drawing>
+          </mc:Choice>
+          <mc:Fallback>
+            <w:pict>
+              <v:roundrect w14:anchorId="4F69F5D4" id="Rounded Rectangle 1250815473" o:spid="_x0000_s1032" style="position:absolute;margin-left:129.45pt;margin-top:16pt;width:133.9pt;height:36pt;z-index:251787264;visibility:visible;mso-wrap-style:square;mso-width-percent:0;mso-height-percent:0;mso-wrap-distance-left:9pt;mso-wrap-distance-top:0;mso-wrap-distance-right:9pt;mso-wrap-distance-bottom:0;mso-position-horizontal:absolute;mso-position-horizontal-relative:text;mso-position-vertical:absolute;mso-position-vertical-relative:text;mso-width-percent:0;mso-height-percent:0;mso-width-relative:margin;mso-height-relative:margin;v-text-anchor:middle" arcsize="3365f" o:gfxdata="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" fillcolor="white [3212]" strokecolor="black [3213]" strokeweight="1.5pt">
+                <v:stroke joinstyle="miter"/>
+                <v:textbox>
+                  <w:txbxContent>
+                    <w:p>
+                      <w:pPr>
+                        <w:spacing w:after="0" w:line="240" w:lineRule="auto"/>
+                        <w:rPr>
+                          <w:color w:val="000000" w:themeColor="text1"/>
+                          <w:sz w:val="20"/>
+                          <w:szCs w:val="20"/>
+                        </w:rPr>
+                      </w:pPr>
+                      <w:r>
+                        <w:rPr>
+                          <w:color w:val="000000" w:themeColor="text1"/>
+                          <w:sz w:val="20"/>
+                          <w:szCs w:val="20"/>
+                        </w:rPr>
                         <w:t>Studies</w:t>
                       </w:r>
                       <w:r>
@@ -2537,7 +2540,7 @@
                       </w:r>
                       <w:r>
                         <w:rPr>
-                          <w:color w:val="002060"/>
+                          <w:color w:val="000000" w:themeColor="text1"/>
                           <w:sz w:val="20"/>
                           <w:szCs w:val="20"/>
                         </w:rPr>
@@ -2550,7 +2553,7 @@
                         <w:rPr>
                           <w:b/>
                           <w:bCs/>
-                          <w:color w:val="002060"/>
+                          <w:color w:val="000000" w:themeColor="text1"/>
                           <w:sz w:val="18"/>
                           <w:szCs w:val="18"/>
                         </w:rPr>
@@ -2574,18 +2577,7 @@
                           <w:sz w:val="20"/>
                           <w:szCs w:val="20"/>
                         </w:rPr>
-                        <w:t>851</w:t>
-                      </w:r>
-                      <w:r>
-                        <w:rPr>
-                          <w:b/>
-                          <w:bCs/>
-                          <w:noProof/>
-                          <w:color w:val="000000" w:themeColor="text1"/>
-                          <w:sz w:val="20"/>
-                          <w:szCs w:val="20"/>
-                        </w:rPr>
-                        <w:t>0</w:t>
+                        <w:t>10211</w:t>
                       </w:r>
                       <w:r>
                         <w:rPr>
@@ -2705,13 +2697,13 @@
         <mc:AlternateContent>
           <mc:Choice Requires="wps">
             <w:drawing>
-              <wp:anchor distT="0" distB="0" distL="114300" distR="114300" simplePos="0" relativeHeight="251764736" behindDoc="0" locked="0" layoutInCell="1" allowOverlap="1" wp14:anchorId="4DB6FFE4" wp14:editId="283F84A6">
+              <wp:anchor distT="0" distB="0" distL="114300" distR="114300" simplePos="0" relativeHeight="251764736" behindDoc="0" locked="0" layoutInCell="1" allowOverlap="1" wp14:anchorId="4DB6FFE4" wp14:editId="7FF5D7DB">
                 <wp:simplePos x="0" y="0"/>
                 <wp:positionH relativeFrom="column">
-                  <wp:posOffset>2551967</wp:posOffset>
+                  <wp:posOffset>2520950</wp:posOffset>
                 </wp:positionH>
                 <wp:positionV relativeFrom="paragraph">
-                  <wp:posOffset>172720</wp:posOffset>
+                  <wp:posOffset>50800</wp:posOffset>
                 </wp:positionV>
                 <wp:extent cx="0" cy="462801"/>
                 <wp:effectExtent l="88900" t="0" r="63500" b="20320"/>
@@ -2769,7 +2761,7 @@
           </mc:Choice>
           <mc:Fallback>
             <w:pict>
-              <v:shape w14:anchorId="38262370" id="Straight Arrow Connector 352127016" o:spid="_x0000_s1026" type="#_x0000_t32" style="position:absolute;margin-left:200.95pt;margin-top:13.6pt;width:0;height:36.45pt;z-index:251764736;visibility:visible;mso-wrap-style:square;mso-width-percent:0;mso-height-percent:0;mso-wrap-distance-left:9pt;mso-wrap-distance-top:0;mso-wrap-distance-right:9pt;mso-wrap-distance-bottom:0;mso-position-horizontal:absolute;mso-position-horizontal-relative:text;mso-position-vertical:absolute;mso-position-vertical-relative:text;mso-width-percent:0;mso-height-percent:0;mso-width-relative:margin;mso-height-relative:margin" o:gfxdata="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" strokecolor="black [3213]" strokeweight="1.5pt">
+              <v:shape w14:anchorId="451642BB" id="Straight Arrow Connector 352127016" o:spid="_x0000_s1026" type="#_x0000_t32" style="position:absolute;margin-left:198.5pt;margin-top:4pt;width:0;height:36.45pt;z-index:251764736;visibility:visible;mso-wrap-style:square;mso-width-percent:0;mso-height-percent:0;mso-wrap-distance-left:9pt;mso-wrap-distance-top:0;mso-wrap-distance-right:9pt;mso-wrap-distance-bottom:0;mso-position-horizontal:absolute;mso-position-horizontal-relative:text;mso-position-vertical:absolute;mso-position-vertical-relative:text;mso-width-percent:0;mso-height-percent:0;mso-width-relative:margin;mso-height-relative:margin" o:gfxdata="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" strokecolor="black [3213]" strokeweight="1.5pt">
                 <v:stroke endarrow="open"/>
               </v:shape>
             </w:pict>
@@ -2801,16 +2793,16 @@
         <mc:AlternateContent>
           <mc:Choice Requires="wps">
             <w:drawing>
-              <wp:anchor distT="0" distB="0" distL="114300" distR="114300" simplePos="0" relativeHeight="251783168" behindDoc="0" locked="0" layoutInCell="1" allowOverlap="1" wp14:anchorId="5224D551" wp14:editId="38FD6E99">
+              <wp:anchor distT="0" distB="0" distL="114300" distR="114300" simplePos="0" relativeHeight="251783168" behindDoc="0" locked="0" layoutInCell="1" allowOverlap="1" wp14:anchorId="5224D551" wp14:editId="6420D461">
                 <wp:simplePos x="0" y="0"/>
                 <wp:positionH relativeFrom="column">
-                  <wp:posOffset>583465</wp:posOffset>
+                  <wp:posOffset>412404</wp:posOffset>
                 </wp:positionH>
                 <wp:positionV relativeFrom="paragraph">
-                  <wp:posOffset>133350</wp:posOffset>
+                  <wp:posOffset>24765</wp:posOffset>
                 </wp:positionV>
-                <wp:extent cx="1130300" cy="1493620"/>
-                <wp:effectExtent l="12700" t="12700" r="12700" b="17780"/>
+                <wp:extent cx="1130300" cy="1592580"/>
+                <wp:effectExtent l="12700" t="12700" r="12700" b="7620"/>
                 <wp:wrapNone/>
                 <wp:docPr id="1605257091" name="Rounded Rectangle 1605257091"/>
                 <wp:cNvGraphicFramePr/>
@@ -2821,7 +2813,7 @@
                       <wps:spPr>
                         <a:xfrm>
                           <a:off x="0" y="0"/>
-                          <a:ext cx="1130300" cy="1493620"/>
+                          <a:ext cx="1130300" cy="1592580"/>
                         </a:xfrm>
                         <a:prstGeom prst="roundRect">
                           <a:avLst>
@@ -2872,7 +2864,23 @@
                                 <w:sz w:val="20"/>
                                 <w:szCs w:val="20"/>
                               </w:rPr>
-                              <w:t>Studies included in Horton</w:t>
+                              <w:t>Studies</w:t>
+                            </w:r>
+                            <w:r>
+                              <w:rPr>
+                                <w:color w:val="000000" w:themeColor="text1"/>
+                                <w:sz w:val="20"/>
+                                <w:szCs w:val="20"/>
+                              </w:rPr>
+                              <w:t xml:space="preserve"> </w:t>
+                            </w:r>
+                            <w:r>
+                              <w:rPr>
+                                <w:color w:val="000000" w:themeColor="text1"/>
+                                <w:sz w:val="20"/>
+                                <w:szCs w:val="20"/>
+                              </w:rPr>
+                              <w:t>included in Horton</w:t>
                             </w:r>
                             <w:r>
                               <w:rPr>
@@ -2907,9 +2915,9 @@
                               <w:rPr>
                                 <w:b/>
                                 <w:bCs/>
-                                <w:color w:val="002060"/>
-                                <w:sz w:val="18"/>
-                                <w:szCs w:val="18"/>
+                                <w:color w:val="000000" w:themeColor="text1"/>
+                                <w:sz w:val="20"/>
+                                <w:szCs w:val="20"/>
                               </w:rPr>
                             </w:pPr>
                             <w:r>
@@ -2940,18 +2948,92 @@
                                 <w:sz w:val="20"/>
                                 <w:szCs w:val="20"/>
                               </w:rPr>
-                              <w:t xml:space="preserve">) </w:t>
-                            </w:r>
-                            <w:r>
-                              <w:rPr>
-                                <w:b/>
-                                <w:bCs/>
-                                <w:color w:val="000000" w:themeColor="text1"/>
-                                <w:sz w:val="20"/>
-                                <w:szCs w:val="20"/>
-                              </w:rPr>
-                              <w:t xml:space="preserve"> </w:t>
-                            </w:r>
+                              <w:t xml:space="preserve">)  </w:t>
+                            </w:r>
+                          </w:p>
+                          <w:p>
+                            <w:pPr>
+                              <w:spacing w:after="0" w:line="240" w:lineRule="auto"/>
+                              <w:rPr>
+                                <w:b/>
+                                <w:bCs/>
+                                <w:color w:val="000000" w:themeColor="text1"/>
+                                <w:sz w:val="20"/>
+                                <w:szCs w:val="20"/>
+                              </w:rPr>
+                            </w:pPr>
+                          </w:p>
+                          <w:p>
+                            <w:pPr>
+                              <w:spacing w:after="0" w:line="240" w:lineRule="auto"/>
+                              <w:rPr>
+                                <w:b/>
+                                <w:bCs/>
+                                <w:color w:val="000000" w:themeColor="text1"/>
+                                <w:sz w:val="20"/>
+                                <w:szCs w:val="20"/>
+                              </w:rPr>
+                            </w:pPr>
+                            <w:r>
+                              <w:rPr>
+                                <w:color w:val="000000" w:themeColor="text1"/>
+                                <w:sz w:val="20"/>
+                                <w:szCs w:val="20"/>
+                              </w:rPr>
+                              <w:t>WHO National Prevalence Survey</w:t>
+                            </w:r>
+                            <w:r>
+                              <w:rPr>
+                                <w:color w:val="000000" w:themeColor="text1"/>
+                                <w:sz w:val="20"/>
+                                <w:szCs w:val="20"/>
+                              </w:rPr>
+                              <w:br/>
+                              <w:t xml:space="preserve">Reports </w:t>
+                            </w:r>
+                            <w:r>
+                              <w:rPr>
+                                <w:b/>
+                                <w:bCs/>
+                                <w:color w:val="000000" w:themeColor="text1"/>
+                                <w:sz w:val="20"/>
+                                <w:szCs w:val="20"/>
+                              </w:rPr>
+                              <w:t xml:space="preserve">(n = </w:t>
+                            </w:r>
+                            <w:r>
+                              <w:rPr>
+                                <w:b/>
+                                <w:bCs/>
+                                <w:noProof/>
+                                <w:color w:val="000000" w:themeColor="text1"/>
+                                <w:sz w:val="20"/>
+                                <w:szCs w:val="20"/>
+                              </w:rPr>
+                              <w:t>34</w:t>
+                            </w:r>
+                            <w:r>
+                              <w:rPr>
+                                <w:b/>
+                                <w:bCs/>
+                                <w:color w:val="000000" w:themeColor="text1"/>
+                                <w:sz w:val="20"/>
+                                <w:szCs w:val="20"/>
+                              </w:rPr>
+                              <w:t>)</w:t>
+                            </w:r>
+                          </w:p>
+                          <w:p>
+                            <w:pPr>
+                              <w:spacing w:after="0" w:line="240" w:lineRule="auto"/>
+                              <w:rPr>
+                                <w:b/>
+                                <w:bCs/>
+                                <w:color w:val="000000" w:themeColor="text1"/>
+                                <w:sz w:val="18"/>
+                                <w:szCs w:val="18"/>
+                              </w:rPr>
+                            </w:pPr>
                           </w:p>
                         </w:txbxContent>
                       </wps:txbx>
@@ -2975,7 +3057,7 @@
           </mc:Choice>
           <mc:Fallback>
             <w:pict>
-              <v:roundrect w14:anchorId="5224D551" id="Rounded Rectangle 1605257091" o:spid="_x0000_s1033" style="position:absolute;margin-left:45.95pt;margin-top:10.5pt;width:89pt;height:117.6pt;z-index:251783168;visibility:visible;mso-wrap-style:square;mso-width-percent:0;mso-height-percent:0;mso-wrap-distance-left:9pt;mso-wrap-distance-top:0;mso-wrap-distance-right:9pt;mso-wrap-distance-bottom:0;mso-position-horizontal:absolute;mso-position-horizontal-relative:text;mso-position-vertical:absolute;mso-position-vertical-relative:text;mso-width-percent:0;mso-height-percent:0;mso-width-relative:margin;mso-height-relative:margin;v-text-anchor:middle" arcsize="2998f" o:gfxdata="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" fillcolor="white [3212]" strokecolor="black [3213]" strokeweight="1.5pt">
+              <v:roundrect w14:anchorId="5224D551" id="Rounded Rectangle 1605257091" o:spid="_x0000_s1033" style="position:absolute;margin-left:32.45pt;margin-top:1.95pt;width:89pt;height:125.4pt;z-index:251783168;visibility:visible;mso-wrap-style:square;mso-width-percent:0;mso-height-percent:0;mso-wrap-distance-left:9pt;mso-wrap-distance-top:0;mso-wrap-distance-right:9pt;mso-wrap-distance-bottom:0;mso-position-horizontal:absolute;mso-position-horizontal-relative:text;mso-position-vertical:absolute;mso-position-vertical-relative:text;mso-width-percent:0;mso-height-percent:0;mso-width-relative:margin;mso-height-relative:margin;v-text-anchor:middle" arcsize="2998f" o:gfxdata="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" fillcolor="white [3212]" strokecolor="black [3213]" strokeweight="1.5pt">
                 <v:stroke joinstyle="miter"/>
                 <v:textbox>
                   <w:txbxContent>
@@ -2996,7 +3078,23 @@
                           <w:sz w:val="20"/>
                           <w:szCs w:val="20"/>
                         </w:rPr>
-                        <w:t>Studies included in Horton</w:t>
+                        <w:t>Studies</w:t>
+                      </w:r>
+                      <w:r>
+                        <w:rPr>
+                          <w:color w:val="000000" w:themeColor="text1"/>
+                          <w:sz w:val="20"/>
+                          <w:szCs w:val="20"/>
+                        </w:rPr>
+                        <w:t xml:space="preserve"> </w:t>
+                      </w:r>
+                      <w:r>
+                        <w:rPr>
+                          <w:color w:val="000000" w:themeColor="text1"/>
+                          <w:sz w:val="20"/>
+                          <w:szCs w:val="20"/>
+                        </w:rPr>
+                        <w:t>included in Horton</w:t>
                       </w:r>
                       <w:r>
                         <w:rPr>
@@ -3031,9 +3129,9 @@
                         <w:rPr>
                           <w:b/>
                           <w:bCs/>
-                          <w:color w:val="002060"/>
-                          <w:sz w:val="18"/>
-                          <w:szCs w:val="18"/>
+                          <w:color w:val="000000" w:themeColor="text1"/>
+                          <w:sz w:val="20"/>
+                          <w:szCs w:val="20"/>
                         </w:rPr>
                       </w:pPr>
                       <w:r>
@@ -3064,18 +3162,92 @@
                           <w:sz w:val="20"/>
                           <w:szCs w:val="20"/>
                         </w:rPr>
-                        <w:t xml:space="preserve">) </w:t>
-                      </w:r>
-                      <w:r>
-                        <w:rPr>
-                          <w:b/>
-                          <w:bCs/>
-                          <w:color w:val="000000" w:themeColor="text1"/>
-                          <w:sz w:val="20"/>
-                          <w:szCs w:val="20"/>
-                        </w:rPr>
-                        <w:t xml:space="preserve"> </w:t>
-                      </w:r>
+                        <w:t xml:space="preserve">)  </w:t>
+                      </w:r>
+                    </w:p>
+                    <w:p>
+                      <w:pPr>
+                        <w:spacing w:after="0" w:line="240" w:lineRule="auto"/>
+                        <w:rPr>
+                          <w:b/>
+                          <w:bCs/>
+                          <w:color w:val="000000" w:themeColor="text1"/>
+                          <w:sz w:val="20"/>
+                          <w:szCs w:val="20"/>
+                        </w:rPr>
+                      </w:pPr>
+                    </w:p>
+                    <w:p>
+                      <w:pPr>
+                        <w:spacing w:after="0" w:line="240" w:lineRule="auto"/>
+                        <w:rPr>
+                          <w:b/>
+                          <w:bCs/>
+                          <w:color w:val="000000" w:themeColor="text1"/>
+                          <w:sz w:val="20"/>
+                          <w:szCs w:val="20"/>
+                        </w:rPr>
+                      </w:pPr>
+                      <w:r>
+                        <w:rPr>
+                          <w:color w:val="000000" w:themeColor="text1"/>
+                          <w:sz w:val="20"/>
+                          <w:szCs w:val="20"/>
+                        </w:rPr>
+                        <w:t>WHO National Prevalence Survey</w:t>
+                      </w:r>
+                      <w:r>
+                        <w:rPr>
+                          <w:color w:val="000000" w:themeColor="text1"/>
+                          <w:sz w:val="20"/>
+                          <w:szCs w:val="20"/>
+                        </w:rPr>
+                        <w:br/>
+                        <w:t xml:space="preserve">Reports </w:t>
+                      </w:r>
+                      <w:r>
+                        <w:rPr>
+                          <w:b/>
+                          <w:bCs/>
+                          <w:color w:val="000000" w:themeColor="text1"/>
+                          <w:sz w:val="20"/>
+                          <w:szCs w:val="20"/>
+                        </w:rPr>
+                        <w:t xml:space="preserve">(n = </w:t>
+                      </w:r>
+                      <w:r>
+                        <w:rPr>
+                          <w:b/>
+                          <w:bCs/>
+                          <w:noProof/>
+                          <w:color w:val="000000" w:themeColor="text1"/>
+                          <w:sz w:val="20"/>
+                          <w:szCs w:val="20"/>
+                        </w:rPr>
+                        <w:t>34</w:t>
+                      </w:r>
+                      <w:r>
+                        <w:rPr>
+                          <w:b/>
+                          <w:bCs/>
+                          <w:color w:val="000000" w:themeColor="text1"/>
+                          <w:sz w:val="20"/>
+                          <w:szCs w:val="20"/>
+                        </w:rPr>
+                        <w:t>)</w:t>
+                      </w:r>
+                    </w:p>
+                    <w:p>
+                      <w:pPr>
+                        <w:spacing w:after="0" w:line="240" w:lineRule="auto"/>
+                        <w:rPr>
+                          <w:b/>
+                          <w:bCs/>
+                          <w:color w:val="000000" w:themeColor="text1"/>
+                          <w:sz w:val="18"/>
+                          <w:szCs w:val="18"/>
+                        </w:rPr>
+                      </w:pPr>
                     </w:p>
                   </w:txbxContent>
                 </v:textbox>
@@ -3091,241 +3263,13 @@
         <mc:AlternateContent>
           <mc:Choice Requires="wps">
             <w:drawing>
-              <wp:anchor distT="0" distB="0" distL="114300" distR="114300" simplePos="0" relativeHeight="251754496" behindDoc="0" locked="0" layoutInCell="1" allowOverlap="1" wp14:anchorId="58E04080" wp14:editId="61E78190">
+              <wp:anchor distT="0" distB="0" distL="114300" distR="114300" simplePos="0" relativeHeight="251757568" behindDoc="0" locked="0" layoutInCell="1" allowOverlap="1" wp14:anchorId="39C48491" wp14:editId="3A599E75">
                 <wp:simplePos x="0" y="0"/>
                 <wp:positionH relativeFrom="column">
-                  <wp:posOffset>1792744</wp:posOffset>
+                  <wp:posOffset>3645246</wp:posOffset>
                 </wp:positionH>
                 <wp:positionV relativeFrom="paragraph">
-                  <wp:posOffset>144780</wp:posOffset>
-                </wp:positionV>
-                <wp:extent cx="1508760" cy="452120"/>
-                <wp:effectExtent l="12700" t="12700" r="15240" b="17780"/>
-                <wp:wrapNone/>
-                <wp:docPr id="675629463" name="Rounded Rectangle 675629463"/>
-                <wp:cNvGraphicFramePr/>
-                <a:graphic xmlns:a="http://schemas.openxmlformats.org/drawingml/2006/main">
-                  <a:graphicData uri="http://schemas.microsoft.com/office/word/2010/wordprocessingShape">
-                    <wps:wsp>
-                      <wps:cNvSpPr/>
-                      <wps:spPr>
-                        <a:xfrm>
-                          <a:off x="0" y="0"/>
-                          <a:ext cx="1508760" cy="452120"/>
-                        </a:xfrm>
-                        <a:prstGeom prst="roundRect">
-                          <a:avLst>
-                            <a:gd name="adj" fmla="val 4572"/>
-                          </a:avLst>
-                        </a:prstGeom>
-                        <a:solidFill>
-                          <a:schemeClr val="bg1"/>
-                        </a:solidFill>
-                        <a:ln w="19050">
-                          <a:solidFill>
-                            <a:schemeClr val="tx1"/>
-                          </a:solidFill>
-                        </a:ln>
-                      </wps:spPr>
-                      <wps:style>
-                        <a:lnRef idx="2">
-                          <a:schemeClr val="accent1">
-                            <a:shade val="50000"/>
-                          </a:schemeClr>
-                        </a:lnRef>
-                        <a:fillRef idx="1">
-                          <a:schemeClr val="accent1"/>
-                        </a:fillRef>
-                        <a:effectRef idx="0">
-                          <a:schemeClr val="accent1"/>
-                        </a:effectRef>
-                        <a:fontRef idx="minor">
-                          <a:schemeClr val="lt1"/>
-                        </a:fontRef>
-                      </wps:style>
-                      <wps:txbx>
-                        <w:txbxContent>
-                          <w:p>
-                            <w:pPr>
-                              <w:spacing w:after="0" w:line="240" w:lineRule="auto"/>
-                              <w:rPr>
-                                <w:b/>
-                                <w:bCs/>
-                                <w:color w:val="002060"/>
-                                <w:sz w:val="18"/>
-                                <w:szCs w:val="18"/>
-                              </w:rPr>
-                            </w:pPr>
-                            <w:r>
-                              <w:rPr>
-                                <w:color w:val="000000" w:themeColor="text1"/>
-                                <w:sz w:val="20"/>
-                                <w:szCs w:val="20"/>
-                              </w:rPr>
-                              <w:t>Studies</w:t>
-                            </w:r>
-                            <w:r>
-                              <w:rPr>
-                                <w:color w:val="000000" w:themeColor="text1"/>
-                                <w:sz w:val="20"/>
-                                <w:szCs w:val="20"/>
-                              </w:rPr>
-                              <w:t xml:space="preserve"> </w:t>
-                            </w:r>
-                            <w:r>
-                              <w:rPr>
-                                <w:color w:val="002060"/>
-                                <w:sz w:val="20"/>
-                                <w:szCs w:val="20"/>
-                              </w:rPr>
-                              <w:t xml:space="preserve">sought for retrieval </w:t>
-                            </w:r>
-                            <w:r>
-                              <w:rPr>
-                                <w:b/>
-                                <w:bCs/>
-                                <w:color w:val="000000" w:themeColor="text1"/>
-                                <w:sz w:val="20"/>
-                                <w:szCs w:val="20"/>
-                              </w:rPr>
-                              <w:t xml:space="preserve">(n = </w:t>
-                            </w:r>
-                            <w:r>
-                              <w:rPr>
-                                <w:b/>
-                                <w:bCs/>
-                                <w:noProof/>
-                                <w:color w:val="000000" w:themeColor="text1"/>
-                                <w:sz w:val="20"/>
-                                <w:szCs w:val="20"/>
-                              </w:rPr>
-                              <w:t>213</w:t>
-                            </w:r>
-                            <w:r>
-                              <w:rPr>
-                                <w:b/>
-                                <w:bCs/>
-                                <w:color w:val="000000" w:themeColor="text1"/>
-                                <w:sz w:val="20"/>
-                                <w:szCs w:val="20"/>
-                              </w:rPr>
-                              <w:t>)</w:t>
-                            </w:r>
-                          </w:p>
-                        </w:txbxContent>
-                      </wps:txbx>
-                      <wps:bodyPr rot="0" spcFirstLastPara="0" vertOverflow="overflow" horzOverflow="overflow" vert="horz" wrap="square" lIns="91440" tIns="45720" rIns="91440" bIns="45720" numCol="1" spcCol="0" rtlCol="0" fromWordArt="0" anchor="ctr" anchorCtr="0" forceAA="0" compatLnSpc="1">
-                        <a:prstTxWarp prst="textNoShape">
-                          <a:avLst/>
-                        </a:prstTxWarp>
-                        <a:noAutofit/>
-                      </wps:bodyPr>
-                    </wps:wsp>
-                  </a:graphicData>
-                </a:graphic>
-                <wp14:sizeRelH relativeFrom="margin">
-                  <wp14:pctWidth>0</wp14:pctWidth>
-                </wp14:sizeRelH>
-                <wp14:sizeRelV relativeFrom="margin">
-                  <wp14:pctHeight>0</wp14:pctHeight>
-                </wp14:sizeRelV>
-              </wp:anchor>
-            </w:drawing>
-          </mc:Choice>
-          <mc:Fallback>
-            <w:pict>
-              <v:roundrect w14:anchorId="58E04080" id="Rounded Rectangle 675629463" o:spid="_x0000_s1034" style="position:absolute;margin-left:141.15pt;margin-top:11.4pt;width:118.8pt;height:35.6pt;z-index:251754496;visibility:visible;mso-wrap-style:square;mso-width-percent:0;mso-height-percent:0;mso-wrap-distance-left:9pt;mso-wrap-distance-top:0;mso-wrap-distance-right:9pt;mso-wrap-distance-bottom:0;mso-position-horizontal:absolute;mso-position-horizontal-relative:text;mso-position-vertical:absolute;mso-position-vertical-relative:text;mso-width-percent:0;mso-height-percent:0;mso-width-relative:margin;mso-height-relative:margin;v-text-anchor:middle" arcsize="2998f" o:gfxdata="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" fillcolor="white [3212]" strokecolor="black [3213]" strokeweight="1.5pt">
-                <v:stroke joinstyle="miter"/>
-                <v:textbox>
-                  <w:txbxContent>
-                    <w:p>
-                      <w:pPr>
-                        <w:spacing w:after="0" w:line="240" w:lineRule="auto"/>
-                        <w:rPr>
-                          <w:b/>
-                          <w:bCs/>
-                          <w:color w:val="002060"/>
-                          <w:sz w:val="18"/>
-                          <w:szCs w:val="18"/>
-                        </w:rPr>
-                      </w:pPr>
-                      <w:r>
-                        <w:rPr>
-                          <w:color w:val="000000" w:themeColor="text1"/>
-                          <w:sz w:val="20"/>
-                          <w:szCs w:val="20"/>
-                        </w:rPr>
-                        <w:t>Studies</w:t>
-                      </w:r>
-                      <w:r>
-                        <w:rPr>
-                          <w:color w:val="000000" w:themeColor="text1"/>
-                          <w:sz w:val="20"/>
-                          <w:szCs w:val="20"/>
-                        </w:rPr>
-                        <w:t xml:space="preserve"> </w:t>
-                      </w:r>
-                      <w:r>
-                        <w:rPr>
-                          <w:color w:val="002060"/>
-                          <w:sz w:val="20"/>
-                          <w:szCs w:val="20"/>
-                        </w:rPr>
-                        <w:t xml:space="preserve">sought for retrieval </w:t>
-                      </w:r>
-                      <w:r>
-                        <w:rPr>
-                          <w:b/>
-                          <w:bCs/>
-                          <w:color w:val="000000" w:themeColor="text1"/>
-                          <w:sz w:val="20"/>
-                          <w:szCs w:val="20"/>
-                        </w:rPr>
-                        <w:t xml:space="preserve">(n = </w:t>
-                      </w:r>
-                      <w:r>
-                        <w:rPr>
-                          <w:b/>
-                          <w:bCs/>
-                          <w:noProof/>
-                          <w:color w:val="000000" w:themeColor="text1"/>
-                          <w:sz w:val="20"/>
-                          <w:szCs w:val="20"/>
-                        </w:rPr>
-                        <w:t>213</w:t>
-                      </w:r>
-                      <w:r>
-                        <w:rPr>
-                          <w:b/>
-                          <w:bCs/>
-                          <w:color w:val="000000" w:themeColor="text1"/>
-                          <w:sz w:val="20"/>
-                          <w:szCs w:val="20"/>
-                        </w:rPr>
-                        <w:t>)</w:t>
-                      </w:r>
-                    </w:p>
-                  </w:txbxContent>
-                </v:textbox>
-              </v:roundrect>
-            </w:pict>
-          </mc:Fallback>
-        </mc:AlternateContent>
-      </w:r>
-      <w:r>
-        <w:rPr>
-          <w:noProof/>
-        </w:rPr>
-        <mc:AlternateContent>
-          <mc:Choice Requires="wps">
-            <w:drawing>
-              <wp:anchor distT="0" distB="0" distL="114300" distR="114300" simplePos="0" relativeHeight="251757568" behindDoc="0" locked="0" layoutInCell="1" allowOverlap="1" wp14:anchorId="39C48491" wp14:editId="25CC963E">
-                <wp:simplePos x="0" y="0"/>
-                <wp:positionH relativeFrom="column">
-                  <wp:posOffset>3609340</wp:posOffset>
-                </wp:positionH>
-                <wp:positionV relativeFrom="paragraph">
-                  <wp:posOffset>133350</wp:posOffset>
+                  <wp:posOffset>35560</wp:posOffset>
                 </wp:positionV>
                 <wp:extent cx="2762250" cy="457200"/>
                 <wp:effectExtent l="12700" t="12700" r="19050" b="12700"/>
@@ -3379,7 +3323,7 @@
                               <w:rPr>
                                 <w:b/>
                                 <w:bCs/>
-                                <w:color w:val="0040CF"/>
+                                <w:color w:val="000000" w:themeColor="text1"/>
                                 <w:sz w:val="18"/>
                                 <w:szCs w:val="18"/>
                               </w:rPr>
@@ -3402,7 +3346,7 @@
                             </w:r>
                             <w:r>
                               <w:rPr>
-                                <w:color w:val="002060"/>
+                                <w:color w:val="000000" w:themeColor="text1"/>
                                 <w:sz w:val="20"/>
                                 <w:szCs w:val="20"/>
                               </w:rPr>
@@ -3462,7 +3406,7 @@
           </mc:Choice>
           <mc:Fallback>
             <w:pict>
-              <v:roundrect w14:anchorId="39C48491" id="Rounded Rectangle 2040503260" o:spid="_x0000_s1035" style="position:absolute;margin-left:284.2pt;margin-top:10.5pt;width:217.5pt;height:36pt;z-index:251757568;visibility:visible;mso-wrap-style:square;mso-width-percent:0;mso-height-percent:0;mso-wrap-distance-left:9pt;mso-wrap-distance-top:0;mso-wrap-distance-right:9pt;mso-wrap-distance-bottom:0;mso-position-horizontal:absolute;mso-position-horizontal-relative:text;mso-position-vertical:absolute;mso-position-vertical-relative:text;mso-width-percent:0;mso-height-percent:0;mso-width-relative:margin;mso-height-relative:margin;v-text-anchor:middle" arcsize="3365f" o:gfxdata="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" fillcolor="white [3212]" strokecolor="black [3213]" strokeweight="1.5pt">
+              <v:roundrect w14:anchorId="39C48491" id="Rounded Rectangle 2040503260" o:spid="_x0000_s1034" style="position:absolute;margin-left:287.05pt;margin-top:2.8pt;width:217.5pt;height:36pt;z-index:251757568;visibility:visible;mso-wrap-style:square;mso-width-percent:0;mso-height-percent:0;mso-wrap-distance-left:9pt;mso-wrap-distance-top:0;mso-wrap-distance-right:9pt;mso-wrap-distance-bottom:0;mso-position-horizontal:absolute;mso-position-horizontal-relative:text;mso-position-vertical:absolute;mso-position-vertical-relative:text;mso-width-percent:0;mso-height-percent:0;mso-width-relative:margin;mso-height-relative:margin;v-text-anchor:middle" arcsize="3365f" o:gfxdata="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" fillcolor="white [3212]" strokecolor="black [3213]" strokeweight="1.5pt">
                 <v:stroke joinstyle="miter"/>
                 <v:textbox>
                   <w:txbxContent>
@@ -3472,7 +3416,7 @@
                         <w:rPr>
                           <w:b/>
                           <w:bCs/>
-                          <w:color w:val="0040CF"/>
+                          <w:color w:val="000000" w:themeColor="text1"/>
                           <w:sz w:val="18"/>
                           <w:szCs w:val="18"/>
                         </w:rPr>
@@ -3495,7 +3439,7 @@
                       </w:r>
                       <w:r>
                         <w:rPr>
-                          <w:color w:val="002060"/>
+                          <w:color w:val="000000" w:themeColor="text1"/>
                           <w:sz w:val="20"/>
                           <w:szCs w:val="20"/>
                         </w:rPr>
@@ -3532,6 +3476,372 @@
                         </w:rPr>
                         <w:t>)</w:t>
                       </w:r>
+                    </w:p>
+                  </w:txbxContent>
+                </v:textbox>
+              </v:roundrect>
+            </w:pict>
+          </mc:Fallback>
+        </mc:AlternateContent>
+      </w:r>
+      <w:r>
+        <w:rPr>
+          <w:noProof/>
+        </w:rPr>
+        <mc:AlternateContent>
+          <mc:Choice Requires="wps">
+            <w:drawing>
+              <wp:anchor distT="0" distB="0" distL="114300" distR="114300" simplePos="0" relativeHeight="251786240" behindDoc="0" locked="0" layoutInCell="1" allowOverlap="1" wp14:anchorId="58E04080" wp14:editId="55D6A214">
+                <wp:simplePos x="0" y="0"/>
+                <wp:positionH relativeFrom="column">
+                  <wp:posOffset>1644182</wp:posOffset>
+                </wp:positionH>
+                <wp:positionV relativeFrom="paragraph">
+                  <wp:posOffset>37432</wp:posOffset>
+                </wp:positionV>
+                <wp:extent cx="1715603" cy="892007"/>
+                <wp:effectExtent l="12700" t="12700" r="12065" b="10160"/>
+                <wp:wrapNone/>
+                <wp:docPr id="675629463" name="Rounded Rectangle 675629463"/>
+                <wp:cNvGraphicFramePr/>
+                <a:graphic xmlns:a="http://schemas.openxmlformats.org/drawingml/2006/main">
+                  <a:graphicData uri="http://schemas.microsoft.com/office/word/2010/wordprocessingShape">
+                    <wps:wsp>
+                      <wps:cNvSpPr/>
+                      <wps:spPr>
+                        <a:xfrm>
+                          <a:off x="0" y="0"/>
+                          <a:ext cx="1715603" cy="892007"/>
+                        </a:xfrm>
+                        <a:prstGeom prst="roundRect">
+                          <a:avLst>
+                            <a:gd name="adj" fmla="val 4572"/>
+                          </a:avLst>
+                        </a:prstGeom>
+                        <a:solidFill>
+                          <a:schemeClr val="bg1"/>
+                        </a:solidFill>
+                        <a:ln w="19050">
+                          <a:solidFill>
+                            <a:schemeClr val="tx1"/>
+                          </a:solidFill>
+                        </a:ln>
+                      </wps:spPr>
+                      <wps:style>
+                        <a:lnRef idx="2">
+                          <a:schemeClr val="accent1">
+                            <a:shade val="50000"/>
+                          </a:schemeClr>
+                        </a:lnRef>
+                        <a:fillRef idx="1">
+                          <a:schemeClr val="accent1"/>
+                        </a:fillRef>
+                        <a:effectRef idx="0">
+                          <a:schemeClr val="accent1"/>
+                        </a:effectRef>
+                        <a:fontRef idx="minor">
+                          <a:schemeClr val="lt1"/>
+                        </a:fontRef>
+                      </wps:style>
+                      <wps:txbx>
+                        <w:txbxContent>
+                          <w:p>
+                            <w:pPr>
+                              <w:spacing w:after="0" w:line="240" w:lineRule="auto"/>
+                              <w:rPr>
+                                <w:b/>
+                                <w:bCs/>
+                                <w:color w:val="000000" w:themeColor="text1"/>
+                                <w:sz w:val="20"/>
+                                <w:szCs w:val="20"/>
+                              </w:rPr>
+                            </w:pPr>
+                            <w:r>
+                              <w:rPr>
+                                <w:color w:val="000000" w:themeColor="text1"/>
+                                <w:sz w:val="20"/>
+                                <w:szCs w:val="20"/>
+                              </w:rPr>
+                              <w:t>Studies</w:t>
+                            </w:r>
+                            <w:r>
+                              <w:rPr>
+                                <w:color w:val="000000" w:themeColor="text1"/>
+                                <w:sz w:val="20"/>
+                                <w:szCs w:val="20"/>
+                              </w:rPr>
+                              <w:t xml:space="preserve"> sought for retrieval </w:t>
+                            </w:r>
+                            <w:r>
+                              <w:rPr>
+                                <w:b/>
+                                <w:bCs/>
+                                <w:color w:val="000000" w:themeColor="text1"/>
+                                <w:sz w:val="20"/>
+                                <w:szCs w:val="20"/>
+                              </w:rPr>
+                              <w:t xml:space="preserve">(n = </w:t>
+                            </w:r>
+                            <w:r>
+                              <w:rPr>
+                                <w:b/>
+                                <w:bCs/>
+                                <w:noProof/>
+                                <w:color w:val="000000" w:themeColor="text1"/>
+                                <w:sz w:val="20"/>
+                                <w:szCs w:val="20"/>
+                              </w:rPr>
+                              <w:t>107</w:t>
+                            </w:r>
+                            <w:r>
+                              <w:rPr>
+                                <w:b/>
+                                <w:bCs/>
+                                <w:color w:val="000000" w:themeColor="text1"/>
+                                <w:sz w:val="20"/>
+                                <w:szCs w:val="20"/>
+                              </w:rPr>
+                              <w:t>)</w:t>
+                            </w:r>
+                          </w:p>
+                          <w:p>
+                            <w:pPr>
+                              <w:spacing w:after="0" w:line="240" w:lineRule="auto"/>
+                              <w:rPr>
+                                <w:b/>
+                                <w:bCs/>
+                                <w:color w:val="000000" w:themeColor="text1"/>
+                                <w:sz w:val="18"/>
+                                <w:szCs w:val="18"/>
+                              </w:rPr>
+                            </w:pPr>
+                            <w:r>
+                              <w:rPr>
+                                <w:b/>
+                                <w:bCs/>
+                                <w:color w:val="000000" w:themeColor="text1"/>
+                                <w:sz w:val="18"/>
+                                <w:szCs w:val="18"/>
+                              </w:rPr>
+                              <w:t>English language (n =103)</w:t>
+                            </w:r>
+                          </w:p>
+                          <w:p>
+                            <w:pPr>
+                              <w:spacing w:after="0" w:line="240" w:lineRule="auto"/>
+                              <w:rPr>
+                                <w:b/>
+                                <w:bCs/>
+                                <w:color w:val="000000" w:themeColor="text1"/>
+                                <w:sz w:val="18"/>
+                                <w:szCs w:val="18"/>
+                              </w:rPr>
+                            </w:pPr>
+                            <w:r>
+                              <w:rPr>
+                                <w:b/>
+                                <w:bCs/>
+                                <w:color w:val="000000" w:themeColor="text1"/>
+                                <w:sz w:val="18"/>
+                                <w:szCs w:val="18"/>
+                              </w:rPr>
+                              <w:t xml:space="preserve">Non-English language (n = </w:t>
+                            </w:r>
+                            <w:r>
+                              <w:rPr>
+                                <w:b/>
+                                <w:bCs/>
+                                <w:noProof/>
+                                <w:color w:val="000000" w:themeColor="text1"/>
+                                <w:sz w:val="18"/>
+                                <w:szCs w:val="18"/>
+                              </w:rPr>
+                              <w:t>4</w:t>
+                            </w:r>
+                            <w:r>
+                              <w:rPr>
+                                <w:b/>
+                                <w:bCs/>
+                                <w:color w:val="000000" w:themeColor="text1"/>
+                                <w:sz w:val="18"/>
+                                <w:szCs w:val="18"/>
+                              </w:rPr>
+                              <w:t>)</w:t>
+                            </w:r>
+                          </w:p>
+                          <w:p>
+                            <w:pPr>
+                              <w:spacing w:after="0" w:line="240" w:lineRule="auto"/>
+                              <w:rPr>
+                                <w:b/>
+                                <w:bCs/>
+                                <w:color w:val="000000" w:themeColor="text1"/>
+                                <w:sz w:val="18"/>
+                                <w:szCs w:val="18"/>
+                              </w:rPr>
+                            </w:pPr>
+                          </w:p>
+                        </w:txbxContent>
+                      </wps:txbx>
+                      <wps:bodyPr rot="0" spcFirstLastPara="0" vertOverflow="overflow" horzOverflow="overflow" vert="horz" wrap="square" lIns="91440" tIns="45720" rIns="91440" bIns="45720" numCol="1" spcCol="0" rtlCol="0" fromWordArt="0" anchor="ctr" anchorCtr="0" forceAA="0" compatLnSpc="1">
+                        <a:prstTxWarp prst="textNoShape">
+                          <a:avLst/>
+                        </a:prstTxWarp>
+                        <a:noAutofit/>
+                      </wps:bodyPr>
+                    </wps:wsp>
+                  </a:graphicData>
+                </a:graphic>
+                <wp14:sizeRelH relativeFrom="margin">
+                  <wp14:pctWidth>0</wp14:pctWidth>
+                </wp14:sizeRelH>
+                <wp14:sizeRelV relativeFrom="margin">
+                  <wp14:pctHeight>0</wp14:pctHeight>
+                </wp14:sizeRelV>
+              </wp:anchor>
+            </w:drawing>
+          </mc:Choice>
+          <mc:Fallback>
+            <w:pict>
+              <v:roundrect w14:anchorId="58E04080" id="Rounded Rectangle 675629463" o:spid="_x0000_s1035" style="position:absolute;margin-left:129.45pt;margin-top:2.95pt;width:135.1pt;height:70.25pt;z-index:251786240;visibility:visible;mso-wrap-style:square;mso-width-percent:0;mso-height-percent:0;mso-wrap-distance-left:9pt;mso-wrap-distance-top:0;mso-wrap-distance-right:9pt;mso-wrap-distance-bottom:0;mso-position-horizontal:absolute;mso-position-horizontal-relative:text;mso-position-vertical:absolute;mso-position-vertical-relative:text;mso-width-percent:0;mso-height-percent:0;mso-width-relative:margin;mso-height-relative:margin;v-text-anchor:middle" arcsize="2998f" o:gfxdata="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" fillcolor="white [3212]" strokecolor="black [3213]" strokeweight="1.5pt">
+                <v:stroke joinstyle="miter"/>
+                <v:textbox>
+                  <w:txbxContent>
+                    <w:p>
+                      <w:pPr>
+                        <w:spacing w:after="0" w:line="240" w:lineRule="auto"/>
+                        <w:rPr>
+                          <w:b/>
+                          <w:bCs/>
+                          <w:color w:val="000000" w:themeColor="text1"/>
+                          <w:sz w:val="20"/>
+                          <w:szCs w:val="20"/>
+                        </w:rPr>
+                      </w:pPr>
+                      <w:r>
+                        <w:rPr>
+                          <w:color w:val="000000" w:themeColor="text1"/>
+                          <w:sz w:val="20"/>
+                          <w:szCs w:val="20"/>
+                        </w:rPr>
+                        <w:t>Studies</w:t>
+                      </w:r>
+                      <w:r>
+                        <w:rPr>
+                          <w:color w:val="000000" w:themeColor="text1"/>
+                          <w:sz w:val="20"/>
+                          <w:szCs w:val="20"/>
+                        </w:rPr>
+                        <w:t xml:space="preserve"> sought for retrieval </w:t>
+                      </w:r>
+                      <w:r>
+                        <w:rPr>
+                          <w:b/>
+                          <w:bCs/>
+                          <w:color w:val="000000" w:themeColor="text1"/>
+                          <w:sz w:val="20"/>
+                          <w:szCs w:val="20"/>
+                        </w:rPr>
+                        <w:t xml:space="preserve">(n = </w:t>
+                      </w:r>
+                      <w:r>
+                        <w:rPr>
+                          <w:b/>
+                          <w:bCs/>
+                          <w:noProof/>
+                          <w:color w:val="000000" w:themeColor="text1"/>
+                          <w:sz w:val="20"/>
+                          <w:szCs w:val="20"/>
+                        </w:rPr>
+                        <w:t>107</w:t>
+                      </w:r>
+                      <w:r>
+                        <w:rPr>
+                          <w:b/>
+                          <w:bCs/>
+                          <w:color w:val="000000" w:themeColor="text1"/>
+                          <w:sz w:val="20"/>
+                          <w:szCs w:val="20"/>
+                        </w:rPr>
+                        <w:t>)</w:t>
+                      </w:r>
+                    </w:p>
+                    <w:p>
+                      <w:pPr>
+                        <w:spacing w:after="0" w:line="240" w:lineRule="auto"/>
+                        <w:rPr>
+                          <w:b/>
+                          <w:bCs/>
+                          <w:color w:val="000000" w:themeColor="text1"/>
+                          <w:sz w:val="18"/>
+                          <w:szCs w:val="18"/>
+                        </w:rPr>
+                      </w:pPr>
+                      <w:r>
+                        <w:rPr>
+                          <w:b/>
+                          <w:bCs/>
+                          <w:color w:val="000000" w:themeColor="text1"/>
+                          <w:sz w:val="18"/>
+                          <w:szCs w:val="18"/>
+                        </w:rPr>
+                        <w:t>English language (n =103)</w:t>
+                      </w:r>
+                    </w:p>
+                    <w:p>
+                      <w:pPr>
+                        <w:spacing w:after="0" w:line="240" w:lineRule="auto"/>
+                        <w:rPr>
+                          <w:b/>
+                          <w:bCs/>
+                          <w:color w:val="000000" w:themeColor="text1"/>
+                          <w:sz w:val="18"/>
+                          <w:szCs w:val="18"/>
+                        </w:rPr>
+                      </w:pPr>
+                      <w:r>
+                        <w:rPr>
+                          <w:b/>
+                          <w:bCs/>
+                          <w:color w:val="000000" w:themeColor="text1"/>
+                          <w:sz w:val="18"/>
+                          <w:szCs w:val="18"/>
+                        </w:rPr>
+                        <w:t xml:space="preserve">Non-English language (n = </w:t>
+                      </w:r>
+                      <w:r>
+                        <w:rPr>
+                          <w:b/>
+                          <w:bCs/>
+                          <w:noProof/>
+                          <w:color w:val="000000" w:themeColor="text1"/>
+                          <w:sz w:val="18"/>
+                          <w:szCs w:val="18"/>
+                        </w:rPr>
+                        <w:t>4</w:t>
+                      </w:r>
+                      <w:r>
+                        <w:rPr>
+                          <w:b/>
+                          <w:bCs/>
+                          <w:color w:val="000000" w:themeColor="text1"/>
+                          <w:sz w:val="18"/>
+                          <w:szCs w:val="18"/>
+                        </w:rPr>
+                        <w:t>)</w:t>
+                      </w:r>
+                    </w:p>
+                    <w:p>
+                      <w:pPr>
+                        <w:spacing w:after="0" w:line="240" w:lineRule="auto"/>
+                        <w:rPr>
+                          <w:b/>
+                          <w:bCs/>
+                          <w:color w:val="000000" w:themeColor="text1"/>
+                          <w:sz w:val="18"/>
+                          <w:szCs w:val="18"/>
+                        </w:rPr>
+                      </w:pPr>
                     </w:p>
                   </w:txbxContent>
                 </v:textbox>
@@ -3556,13 +3866,13 @@
         <mc:AlternateContent>
           <mc:Choice Requires="wps">
             <w:drawing>
-              <wp:anchor distT="0" distB="0" distL="114300" distR="114300" simplePos="0" relativeHeight="251769856" behindDoc="0" locked="0" layoutInCell="1" allowOverlap="1" wp14:anchorId="025C5F5A" wp14:editId="5AFEBD70">
+              <wp:anchor distT="0" distB="0" distL="114300" distR="114300" simplePos="0" relativeHeight="251769856" behindDoc="0" locked="0" layoutInCell="1" allowOverlap="1" wp14:anchorId="025C5F5A" wp14:editId="7B911C67">
                 <wp:simplePos x="0" y="0"/>
                 <wp:positionH relativeFrom="column">
                   <wp:posOffset>3302000</wp:posOffset>
                 </wp:positionH>
                 <wp:positionV relativeFrom="paragraph">
-                  <wp:posOffset>125591</wp:posOffset>
+                  <wp:posOffset>49184</wp:posOffset>
                 </wp:positionV>
                 <wp:extent cx="312719" cy="0"/>
                 <wp:effectExtent l="0" t="88900" r="0" b="88900"/>
@@ -3617,7 +3927,7 @@
           </mc:Choice>
           <mc:Fallback>
             <w:pict>
-              <v:shape w14:anchorId="127CB5A3" id="Straight Arrow Connector 1965754277" o:spid="_x0000_s1026" type="#_x0000_t32" style="position:absolute;margin-left:260pt;margin-top:9.9pt;width:24.6pt;height:0;z-index:251769856;visibility:visible;mso-wrap-style:square;mso-width-percent:0;mso-wrap-distance-left:9pt;mso-wrap-distance-top:0;mso-wrap-distance-right:9pt;mso-wrap-distance-bottom:0;mso-position-horizontal:absolute;mso-position-horizontal-relative:text;mso-position-vertical:absolute;mso-position-vertical-relative:text;mso-width-percent:0;mso-width-relative:margin" o:gfxdata="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" strokecolor="black [3213]" strokeweight="1.5pt">
+              <v:shape w14:anchorId="7BA4F6D0" id="Straight Arrow Connector 1965754277" o:spid="_x0000_s1026" type="#_x0000_t32" style="position:absolute;margin-left:260pt;margin-top:3.85pt;width:24.6pt;height:0;z-index:251769856;visibility:visible;mso-wrap-style:square;mso-width-percent:0;mso-wrap-distance-left:9pt;mso-wrap-distance-top:0;mso-wrap-distance-right:9pt;mso-wrap-distance-bottom:0;mso-position-horizontal:absolute;mso-position-horizontal-relative:text;mso-position-vertical:absolute;mso-position-vertical-relative:text;mso-width-percent:0;mso-width-relative:margin" o:gfxdata="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" strokecolor="black [3213]" strokeweight="1.5pt">
                 <v:stroke endarrow="open"/>
               </v:shape>
             </w:pict>
@@ -3640,13 +3950,13 @@
         <mc:AlternateContent>
           <mc:Choice Requires="wps">
             <w:drawing>
-              <wp:anchor distT="0" distB="0" distL="114300" distR="114300" simplePos="0" relativeHeight="251785216" behindDoc="0" locked="0" layoutInCell="1" allowOverlap="1" wp14:anchorId="6CCC1C71" wp14:editId="21F700C6">
+              <wp:anchor distT="0" distB="0" distL="114300" distR="114300" simplePos="0" relativeHeight="251785216" behindDoc="0" locked="0" layoutInCell="1" allowOverlap="1" wp14:anchorId="6CCC1C71" wp14:editId="4D036378">
                 <wp:simplePos x="0" y="0"/>
                 <wp:positionH relativeFrom="column">
-                  <wp:posOffset>2543712</wp:posOffset>
+                  <wp:posOffset>2491740</wp:posOffset>
                 </wp:positionH>
                 <wp:positionV relativeFrom="paragraph">
-                  <wp:posOffset>110490</wp:posOffset>
+                  <wp:posOffset>92710</wp:posOffset>
                 </wp:positionV>
                 <wp:extent cx="0" cy="1319530"/>
                 <wp:effectExtent l="88900" t="0" r="88900" b="26670"/>
@@ -3704,13 +4014,22 @@
           </mc:Choice>
           <mc:Fallback>
             <w:pict>
-              <v:shape w14:anchorId="241BA904" id="Straight Arrow Connector 941234508" o:spid="_x0000_s1026" type="#_x0000_t32" style="position:absolute;margin-left:200.3pt;margin-top:8.7pt;width:0;height:103.9pt;z-index:251785216;visibility:visible;mso-wrap-style:square;mso-width-percent:0;mso-height-percent:0;mso-wrap-distance-left:9pt;mso-wrap-distance-top:0;mso-wrap-distance-right:9pt;mso-wrap-distance-bottom:0;mso-position-horizontal:absolute;mso-position-horizontal-relative:text;mso-position-vertical:absolute;mso-position-vertical-relative:text;mso-width-percent:0;mso-height-percent:0;mso-width-relative:margin;mso-height-relative:margin" o:gfxdata="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" strokecolor="black [3213]" strokeweight="1.5pt">
+              <v:shape w14:anchorId="24F13454" id="Straight Arrow Connector 941234508" o:spid="_x0000_s1026" type="#_x0000_t32" style="position:absolute;margin-left:196.2pt;margin-top:7.3pt;width:0;height:103.9pt;z-index:251785216;visibility:visible;mso-wrap-style:square;mso-width-percent:0;mso-height-percent:0;mso-wrap-distance-left:9pt;mso-wrap-distance-top:0;mso-wrap-distance-right:9pt;mso-wrap-distance-bottom:0;mso-position-horizontal:absolute;mso-position-horizontal-relative:text;mso-position-vertical:absolute;mso-position-vertical-relative:text;mso-width-percent:0;mso-height-percent:0;mso-width-relative:margin;mso-height-relative:margin" o:gfxdata="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" strokecolor="black [3213]" strokeweight="1.5pt">
                 <v:stroke endarrow="open"/>
               </v:shape>
             </w:pict>
           </mc:Fallback>
         </mc:AlternateContent>
       </w:r>
+    </w:p>
+    <w:p>
+      <w:pPr>
+        <w:rPr>
+          <w:rFonts w:ascii="Arial" w:eastAsia="Arial" w:hAnsi="Arial" w:cs="Arial"/>
+          <w:sz w:val="18"/>
+          <w:szCs w:val="18"/>
+        </w:rPr>
+      </w:pPr>
     </w:p>
     <w:p>
       <w:pPr>
@@ -3727,16 +4046,16 @@
         <mc:AlternateContent>
           <mc:Choice Requires="wps">
             <w:drawing>
-              <wp:anchor distT="0" distB="0" distL="114300" distR="114300" simplePos="0" relativeHeight="251771904" behindDoc="0" locked="0" layoutInCell="1" allowOverlap="1" wp14:anchorId="68015FFD" wp14:editId="69A45925">
+              <wp:anchor distT="0" distB="0" distL="114300" distR="114300" simplePos="0" relativeHeight="251771904" behindDoc="0" locked="0" layoutInCell="1" allowOverlap="1" wp14:anchorId="68015FFD" wp14:editId="04786556">
                 <wp:simplePos x="0" y="0"/>
                 <wp:positionH relativeFrom="column">
-                  <wp:posOffset>-2065656</wp:posOffset>
+                  <wp:posOffset>-2214784</wp:posOffset>
                 </wp:positionH>
                 <wp:positionV relativeFrom="paragraph">
-                  <wp:posOffset>326586</wp:posOffset>
+                  <wp:posOffset>226028</wp:posOffset>
                 </wp:positionV>
-                <wp:extent cx="4361133" cy="263525"/>
-                <wp:effectExtent l="3810" t="0" r="0" b="0"/>
+                <wp:extent cx="4675188" cy="263525"/>
+                <wp:effectExtent l="0" t="4128" r="0" b="0"/>
                 <wp:wrapNone/>
                 <wp:docPr id="1247763363" name="Round Same-side Corner of Rectangle 1"/>
                 <wp:cNvGraphicFramePr/>
@@ -3747,7 +4066,7 @@
                       <wps:spPr>
                         <a:xfrm rot="16200000">
                           <a:off x="0" y="0"/>
-                          <a:ext cx="4361133" cy="263525"/>
+                          <a:ext cx="4675188" cy="263525"/>
                         </a:xfrm>
                         <a:prstGeom prst="round2SameRect">
                           <a:avLst/>
@@ -3824,10 +4143,10 @@
           </mc:Choice>
           <mc:Fallback>
             <w:pict>
-              <v:shape w14:anchorId="68015FFD" id="Round Same-side Corner of Rectangle 1" o:spid="_x0000_s1036" style="position:absolute;margin-left:-162.65pt;margin-top:25.7pt;width:343.4pt;height:20.75pt;rotation:-90;z-index:251771904;visibility:visible;mso-wrap-style:square;mso-width-percent:0;mso-height-percent:0;mso-wrap-distance-left:9pt;mso-wrap-distance-top:0;mso-wrap-distance-right:9pt;mso-wrap-distance-bottom:0;mso-position-horizontal:absolute;mso-position-horizontal-relative:text;mso-position-vertical:absolute;mso-position-vertical-relative:text;mso-width-percent:0;mso-height-percent:0;mso-width-relative:margin;mso-height-relative:margin;v-text-anchor:middle" coordsize="4361133,263525" o:spt="100" o:gfxdata="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" adj="-11796480,,5400" path="m43922,l4317211,v24257,,43922,19665,43922,43922l4361133,263525r,l,263525r,l,43922c,19665,19665,,43922,xe" fillcolor="black [3213]" stroked="f" strokeweight="1pt">
+              <v:shape w14:anchorId="68015FFD" id="Round Same-side Corner of Rectangle 1" o:spid="_x0000_s1036" style="position:absolute;margin-left:-174.4pt;margin-top:17.8pt;width:368.15pt;height:20.75pt;rotation:-90;z-index:251771904;visibility:visible;mso-wrap-style:square;mso-width-percent:0;mso-height-percent:0;mso-wrap-distance-left:9pt;mso-wrap-distance-top:0;mso-wrap-distance-right:9pt;mso-wrap-distance-bottom:0;mso-position-horizontal:absolute;mso-position-horizontal-relative:text;mso-position-vertical:absolute;mso-position-vertical-relative:text;mso-width-percent:0;mso-height-percent:0;mso-width-relative:margin;mso-height-relative:margin;v-text-anchor:middle" coordsize="4675188,263525" o:spt="100" o:gfxdata="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" adj="-11796480,,5400" path="m43922,l4631266,v24257,,43922,19665,43922,43922l4675188,263525r,l,263525r,l,43922c,19665,19665,,43922,xe" fillcolor="black [3213]" stroked="f" strokeweight="1pt">
                 <v:stroke joinstyle="miter"/>
                 <v:formulas/>
-                <v:path arrowok="t" o:connecttype="custom" o:connectlocs="43922,0;4317211,0;4361133,43922;4361133,263525;4361133,263525;0,263525;0,263525;0,43922;43922,0" o:connectangles="0,0,0,0,0,0,0,0,0" textboxrect="0,0,4361133,263525"/>
+                <v:path arrowok="t" o:connecttype="custom" o:connectlocs="43922,0;4631266,0;4675188,43922;4675188,263525;4675188,263525;0,263525;0,263525;0,43922;43922,0" o:connectangles="0,0,0,0,0,0,0,0,0" textboxrect="0,0,4675188,263525"/>
                 <v:textbox>
                   <w:txbxContent>
                     <w:p>
@@ -3862,15 +4181,6 @@
           </mc:Fallback>
         </mc:AlternateContent>
       </w:r>
-    </w:p>
-    <w:p>
-      <w:pPr>
-        <w:rPr>
-          <w:rFonts w:ascii="Arial" w:eastAsia="Arial" w:hAnsi="Arial" w:cs="Arial"/>
-          <w:sz w:val="18"/>
-          <w:szCs w:val="18"/>
-        </w:rPr>
-      </w:pPr>
       <w:r>
         <w:rPr>
           <w:noProof/>
@@ -3878,16 +4188,16 @@
         <mc:AlternateContent>
           <mc:Choice Requires="wps">
             <w:drawing>
-              <wp:anchor distT="0" distB="0" distL="114300" distR="114300" simplePos="0" relativeHeight="251760640" behindDoc="1" locked="0" layoutInCell="1" allowOverlap="1" wp14:anchorId="16AE384A" wp14:editId="5BA2109F">
+              <wp:anchor distT="0" distB="0" distL="114300" distR="114300" simplePos="0" relativeHeight="251760640" behindDoc="1" locked="0" layoutInCell="1" allowOverlap="1" wp14:anchorId="16AE384A" wp14:editId="1E5EB9F5">
                 <wp:simplePos x="0" y="0"/>
                 <wp:positionH relativeFrom="column">
-                  <wp:posOffset>2751383</wp:posOffset>
+                  <wp:posOffset>2936558</wp:posOffset>
                 </wp:positionH>
                 <wp:positionV relativeFrom="paragraph">
-                  <wp:posOffset>63819</wp:posOffset>
+                  <wp:posOffset>97183</wp:posOffset>
                 </wp:positionV>
-                <wp:extent cx="1496546" cy="6509385"/>
-                <wp:effectExtent l="0" t="4763" r="0" b="0"/>
+                <wp:extent cx="1124013" cy="6508115"/>
+                <wp:effectExtent l="317" t="0" r="0" b="0"/>
                 <wp:wrapNone/>
                 <wp:docPr id="318278103" name="Round Same-side Corner of Rectangle 20"/>
                 <wp:cNvGraphicFramePr/>
@@ -3898,7 +4208,7 @@
                       <wps:spPr>
                         <a:xfrm rot="5400000">
                           <a:off x="0" y="0"/>
-                          <a:ext cx="1496546" cy="6509385"/>
+                          <a:ext cx="1124013" cy="6508115"/>
                         </a:xfrm>
                         <a:prstGeom prst="round2SameRect">
                           <a:avLst>
@@ -3969,10 +4279,10 @@
           </mc:Choice>
           <mc:Fallback>
             <w:pict>
-              <v:shape w14:anchorId="16AE384A" id="Round Same-side Corner of Rectangle 20" o:spid="_x0000_s1037" style="position:absolute;margin-left:216.65pt;margin-top:5.05pt;width:117.85pt;height:512.55pt;rotation:90;z-index:-251555840;visibility:visible;mso-wrap-style:square;mso-width-percent:0;mso-height-percent:0;mso-wrap-distance-left:9pt;mso-wrap-distance-top:0;mso-wrap-distance-right:9pt;mso-wrap-distance-bottom:0;mso-position-horizontal:absolute;mso-position-horizontal-relative:text;mso-position-vertical:absolute;mso-position-vertical-relative:text;mso-width-percent:0;mso-height-percent:0;mso-width-relative:margin;mso-height-relative:margin;v-text-anchor:middle" coordsize="1496546,6509385" o:spt="100" o:gfxdata="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" adj="-11796480,,5400" path="m92412,l1404134,v51038,,92412,41374,92412,92412l1496546,6509385r,l,6509385r,l,92412c,41374,41374,,92412,xe" fillcolor="#cfcdcd [2894]" stroked="f" strokeweight="1pt">
+              <v:shape w14:anchorId="16AE384A" id="Round Same-side Corner of Rectangle 20" o:spid="_x0000_s1037" style="position:absolute;margin-left:231.25pt;margin-top:7.65pt;width:88.5pt;height:512.45pt;rotation:90;z-index:-251555840;visibility:visible;mso-wrap-style:square;mso-width-percent:0;mso-height-percent:0;mso-wrap-distance-left:9pt;mso-wrap-distance-top:0;mso-wrap-distance-right:9pt;mso-wrap-distance-bottom:0;mso-position-horizontal:absolute;mso-position-horizontal-relative:text;mso-position-vertical:absolute;mso-position-vertical-relative:text;mso-width-percent:0;mso-height-percent:0;mso-width-relative:margin;mso-height-relative:margin;v-text-anchor:middle" coordsize="1124013,6508115" o:spt="100" o:gfxdata="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" adj="-11796480,,5400" path="m69408,r985197,c1092938,,1124013,31075,1124013,69408r,6438707l1124013,6508115,,6508115r,l,69408c,31075,31075,,69408,xe" fillcolor="#cfcdcd [2894]" stroked="f" strokeweight="1pt">
                 <v:stroke joinstyle="miter"/>
                 <v:formulas/>
-                <v:path arrowok="t" o:connecttype="custom" o:connectlocs="92412,0;1404134,0;1496546,92412;1496546,6509385;1496546,6509385;0,6509385;0,6509385;0,92412;92412,0" o:connectangles="0,0,0,0,0,0,0,0,0" textboxrect="0,0,1496546,6509385"/>
+                <v:path arrowok="t" o:connecttype="custom" o:connectlocs="69408,0;1054605,0;1124013,69408;1124013,6508115;1124013,6508115;0,6508115;0,6508115;0,69408;69408,0" o:connectangles="0,0,0,0,0,0,0,0,0" textboxrect="0,0,1124013,6508115"/>
                 <v:textbox>
                   <w:txbxContent>
                     <w:p>
@@ -4021,15 +4331,15 @@
         <mc:AlternateContent>
           <mc:Choice Requires="wps">
             <w:drawing>
-              <wp:anchor distT="0" distB="0" distL="114300" distR="114300" simplePos="0" relativeHeight="251781120" behindDoc="0" locked="0" layoutInCell="1" allowOverlap="1" wp14:anchorId="78CC876F" wp14:editId="61BA6103">
+              <wp:anchor distT="0" distB="0" distL="114300" distR="114300" simplePos="0" relativeHeight="251781120" behindDoc="0" locked="0" layoutInCell="1" allowOverlap="1" wp14:anchorId="78CC876F" wp14:editId="72009310">
                 <wp:simplePos x="0" y="0"/>
                 <wp:positionH relativeFrom="column">
-                  <wp:posOffset>1162050</wp:posOffset>
+                  <wp:posOffset>987079</wp:posOffset>
                 </wp:positionH>
                 <wp:positionV relativeFrom="paragraph">
-                  <wp:posOffset>158213</wp:posOffset>
+                  <wp:posOffset>158115</wp:posOffset>
                 </wp:positionV>
-                <wp:extent cx="0" cy="287363"/>
+                <wp:extent cx="0" cy="287020"/>
                 <wp:effectExtent l="88900" t="0" r="76200" b="30480"/>
                 <wp:wrapNone/>
                 <wp:docPr id="255356904" name="Straight Arrow Connector 255356904"/>
@@ -4041,7 +4351,7 @@
                       <wps:spPr>
                         <a:xfrm>
                           <a:off x="0" y="0"/>
-                          <a:ext cx="0" cy="287363"/>
+                          <a:ext cx="0" cy="287020"/>
                         </a:xfrm>
                         <a:prstGeom prst="straightConnector1">
                           <a:avLst/>
@@ -4085,9 +4395,308 @@
           </mc:Choice>
           <mc:Fallback>
             <w:pict>
-              <v:shape w14:anchorId="6212C879" id="Straight Arrow Connector 255356904" o:spid="_x0000_s1026" type="#_x0000_t32" style="position:absolute;margin-left:91.5pt;margin-top:12.45pt;width:0;height:22.65pt;z-index:251781120;visibility:visible;mso-wrap-style:square;mso-width-percent:0;mso-height-percent:0;mso-wrap-distance-left:9pt;mso-wrap-distance-top:0;mso-wrap-distance-right:9pt;mso-wrap-distance-bottom:0;mso-position-horizontal:absolute;mso-position-horizontal-relative:text;mso-position-vertical:absolute;mso-position-vertical-relative:text;mso-width-percent:0;mso-height-percent:0;mso-width-relative:margin;mso-height-relative:margin" o:gfxdata="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" strokecolor="black [3213]" strokeweight="1.5pt">
+              <v:shape w14:anchorId="51F8E53B" id="Straight Arrow Connector 255356904" o:spid="_x0000_s1026" type="#_x0000_t32" style="position:absolute;margin-left:77.7pt;margin-top:12.45pt;width:0;height:22.6pt;z-index:251781120;visibility:visible;mso-wrap-style:square;mso-width-percent:0;mso-height-percent:0;mso-wrap-distance-left:9pt;mso-wrap-distance-top:0;mso-wrap-distance-right:9pt;mso-wrap-distance-bottom:0;mso-position-horizontal:absolute;mso-position-horizontal-relative:text;mso-position-vertical:absolute;mso-position-vertical-relative:text;mso-width-percent:0;mso-height-percent:0;mso-width-relative:margin;mso-height-relative:margin" o:gfxdata="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" strokecolor="black [3213]" strokeweight="1.5pt">
                 <v:stroke endarrow="open"/>
               </v:shape>
+            </w:pict>
+          </mc:Fallback>
+        </mc:AlternateContent>
+      </w:r>
+    </w:p>
+    <w:p>
+      <w:pPr>
+        <w:rPr>
+          <w:rFonts w:ascii="Arial" w:eastAsia="Arial" w:hAnsi="Arial" w:cs="Arial"/>
+          <w:sz w:val="18"/>
+          <w:szCs w:val="18"/>
+        </w:rPr>
+      </w:pPr>
+      <w:r>
+        <w:rPr>
+          <w:noProof/>
+        </w:rPr>
+        <mc:AlternateContent>
+          <mc:Choice Requires="wps">
+            <w:drawing>
+              <wp:anchor distT="0" distB="0" distL="114300" distR="114300" simplePos="0" relativeHeight="251773952" behindDoc="0" locked="0" layoutInCell="1" allowOverlap="1" wp14:anchorId="05178540" wp14:editId="0E76F223">
+                <wp:simplePos x="0" y="0"/>
+                <wp:positionH relativeFrom="column">
+                  <wp:posOffset>403514</wp:posOffset>
+                </wp:positionH>
+                <wp:positionV relativeFrom="paragraph">
+                  <wp:posOffset>219710</wp:posOffset>
+                </wp:positionV>
+                <wp:extent cx="2928620" cy="447675"/>
+                <wp:effectExtent l="12700" t="12700" r="17780" b="9525"/>
+                <wp:wrapNone/>
+                <wp:docPr id="1672755263" name="Rounded Rectangle 1672755263"/>
+                <wp:cNvGraphicFramePr/>
+                <a:graphic xmlns:a="http://schemas.openxmlformats.org/drawingml/2006/main">
+                  <a:graphicData uri="http://schemas.microsoft.com/office/word/2010/wordprocessingShape">
+                    <wps:wsp>
+                      <wps:cNvSpPr/>
+                      <wps:spPr>
+                        <a:xfrm>
+                          <a:off x="0" y="0"/>
+                          <a:ext cx="2928620" cy="447675"/>
+                        </a:xfrm>
+                        <a:prstGeom prst="roundRect">
+                          <a:avLst>
+                            <a:gd name="adj" fmla="val 4572"/>
+                          </a:avLst>
+                        </a:prstGeom>
+                        <a:solidFill>
+                          <a:schemeClr val="bg1"/>
+                        </a:solidFill>
+                        <a:ln w="19050">
+                          <a:solidFill>
+                            <a:schemeClr val="tx1"/>
+                          </a:solidFill>
+                        </a:ln>
+                      </wps:spPr>
+                      <wps:style>
+                        <a:lnRef idx="2">
+                          <a:schemeClr val="accent1">
+                            <a:shade val="50000"/>
+                          </a:schemeClr>
+                        </a:lnRef>
+                        <a:fillRef idx="1">
+                          <a:schemeClr val="accent1"/>
+                        </a:fillRef>
+                        <a:effectRef idx="0">
+                          <a:schemeClr val="accent1"/>
+                        </a:effectRef>
+                        <a:fontRef idx="minor">
+                          <a:schemeClr val="lt1"/>
+                        </a:fontRef>
+                      </wps:style>
+                      <wps:txbx>
+                        <w:txbxContent>
+                          <w:p>
+                            <w:pPr>
+                              <w:spacing w:after="0" w:line="240" w:lineRule="auto"/>
+                              <w:rPr>
+                                <w:b/>
+                                <w:bCs/>
+                                <w:color w:val="000000" w:themeColor="text1"/>
+                                <w:sz w:val="18"/>
+                                <w:szCs w:val="18"/>
+                              </w:rPr>
+                            </w:pPr>
+                            <w:r>
+                              <w:rPr>
+                                <w:color w:val="000000" w:themeColor="text1"/>
+                                <w:sz w:val="20"/>
+                                <w:szCs w:val="20"/>
+                              </w:rPr>
+                              <w:t>Studies</w:t>
+                            </w:r>
+                            <w:r>
+                              <w:rPr>
+                                <w:color w:val="000000" w:themeColor="text1"/>
+                                <w:sz w:val="20"/>
+                                <w:szCs w:val="20"/>
+                              </w:rPr>
+                              <w:t xml:space="preserve"> </w:t>
+                            </w:r>
+                            <w:r>
+                              <w:rPr>
+                                <w:color w:val="000000" w:themeColor="text1"/>
+                                <w:sz w:val="20"/>
+                                <w:szCs w:val="20"/>
+                              </w:rPr>
+                              <w:t xml:space="preserve">assessed for eligibility </w:t>
+                            </w:r>
+                            <w:r>
+                              <w:rPr>
+                                <w:b/>
+                                <w:bCs/>
+                                <w:color w:val="000000" w:themeColor="text1"/>
+                                <w:sz w:val="20"/>
+                                <w:szCs w:val="20"/>
+                              </w:rPr>
+                              <w:t xml:space="preserve">(n = </w:t>
+                            </w:r>
+                            <w:r>
+                              <w:rPr>
+                                <w:b/>
+                                <w:bCs/>
+                                <w:noProof/>
+                                <w:color w:val="000000" w:themeColor="text1"/>
+                                <w:sz w:val="20"/>
+                                <w:szCs w:val="20"/>
+                              </w:rPr>
+                              <w:t>21</w:t>
+                            </w:r>
+                            <w:r>
+                              <w:rPr>
+                                <w:b/>
+                                <w:bCs/>
+                                <w:noProof/>
+                                <w:color w:val="000000" w:themeColor="text1"/>
+                                <w:sz w:val="20"/>
+                                <w:szCs w:val="20"/>
+                              </w:rPr>
+                              <w:t>8</w:t>
+                            </w:r>
+                            <w:r>
+                              <w:rPr>
+                                <w:b/>
+                                <w:bCs/>
+                                <w:color w:val="000000" w:themeColor="text1"/>
+                                <w:sz w:val="20"/>
+                                <w:szCs w:val="20"/>
+                              </w:rPr>
+                              <w:t xml:space="preserve">) </w:t>
+                            </w:r>
+                            <w:r>
+                              <w:rPr>
+                                <w:b/>
+                                <w:bCs/>
+                                <w:color w:val="000000" w:themeColor="text1"/>
+                                <w:sz w:val="20"/>
+                                <w:szCs w:val="20"/>
+                              </w:rPr>
+                              <w:t xml:space="preserve"> </w:t>
+                            </w:r>
+                            <w:r>
+                              <w:rPr>
+                                <w:b/>
+                                <w:bCs/>
+                                <w:color w:val="000000" w:themeColor="text1"/>
+                                <w:sz w:val="20"/>
+                                <w:szCs w:val="20"/>
+                              </w:rPr>
+                              <w:t xml:space="preserve">   </w:t>
+                            </w:r>
+                          </w:p>
+                        </w:txbxContent>
+                      </wps:txbx>
+                      <wps:bodyPr rot="0" spcFirstLastPara="0" vertOverflow="overflow" horzOverflow="overflow" vert="horz" wrap="square" lIns="91440" tIns="45720" rIns="91440" bIns="45720" numCol="1" spcCol="0" rtlCol="0" fromWordArt="0" anchor="ctr" anchorCtr="0" forceAA="0" compatLnSpc="1">
+                        <a:prstTxWarp prst="textNoShape">
+                          <a:avLst/>
+                        </a:prstTxWarp>
+                        <a:noAutofit/>
+                      </wps:bodyPr>
+                    </wps:wsp>
+                  </a:graphicData>
+                </a:graphic>
+                <wp14:sizeRelH relativeFrom="margin">
+                  <wp14:pctWidth>0</wp14:pctWidth>
+                </wp14:sizeRelH>
+                <wp14:sizeRelV relativeFrom="margin">
+                  <wp14:pctHeight>0</wp14:pctHeight>
+                </wp14:sizeRelV>
+              </wp:anchor>
+            </w:drawing>
+          </mc:Choice>
+          <mc:Fallback>
+            <w:pict>
+              <v:roundrect w14:anchorId="05178540" id="Rounded Rectangle 1672755263" o:spid="_x0000_s1038" style="position:absolute;margin-left:31.75pt;margin-top:17.3pt;width:230.6pt;height:35.25pt;z-index:251773952;visibility:visible;mso-wrap-style:square;mso-width-percent:0;mso-height-percent:0;mso-wrap-distance-left:9pt;mso-wrap-distance-top:0;mso-wrap-distance-right:9pt;mso-wrap-distance-bottom:0;mso-position-horizontal:absolute;mso-position-horizontal-relative:text;mso-position-vertical:absolute;mso-position-vertical-relative:text;mso-width-percent:0;mso-height-percent:0;mso-width-relative:margin;mso-height-relative:margin;v-text-anchor:middle" arcsize="2998f" o:gfxdata="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" fillcolor="white [3212]" strokecolor="black [3213]" strokeweight="1.5pt">
+                <v:stroke joinstyle="miter"/>
+                <v:textbox>
+                  <w:txbxContent>
+                    <w:p>
+                      <w:pPr>
+                        <w:spacing w:after="0" w:line="240" w:lineRule="auto"/>
+                        <w:rPr>
+                          <w:b/>
+                          <w:bCs/>
+                          <w:color w:val="000000" w:themeColor="text1"/>
+                          <w:sz w:val="18"/>
+                          <w:szCs w:val="18"/>
+                        </w:rPr>
+                      </w:pPr>
+                      <w:r>
+                        <w:rPr>
+                          <w:color w:val="000000" w:themeColor="text1"/>
+                          <w:sz w:val="20"/>
+                          <w:szCs w:val="20"/>
+                        </w:rPr>
+                        <w:t>Studies</w:t>
+                      </w:r>
+                      <w:r>
+                        <w:rPr>
+                          <w:color w:val="000000" w:themeColor="text1"/>
+                          <w:sz w:val="20"/>
+                          <w:szCs w:val="20"/>
+                        </w:rPr>
+                        <w:t xml:space="preserve"> </w:t>
+                      </w:r>
+                      <w:r>
+                        <w:rPr>
+                          <w:color w:val="000000" w:themeColor="text1"/>
+                          <w:sz w:val="20"/>
+                          <w:szCs w:val="20"/>
+                        </w:rPr>
+                        <w:t xml:space="preserve">assessed for eligibility </w:t>
+                      </w:r>
+                      <w:r>
+                        <w:rPr>
+                          <w:b/>
+                          <w:bCs/>
+                          <w:color w:val="000000" w:themeColor="text1"/>
+                          <w:sz w:val="20"/>
+                          <w:szCs w:val="20"/>
+                        </w:rPr>
+                        <w:t xml:space="preserve">(n = </w:t>
+                      </w:r>
+                      <w:r>
+                        <w:rPr>
+                          <w:b/>
+                          <w:bCs/>
+                          <w:noProof/>
+                          <w:color w:val="000000" w:themeColor="text1"/>
+                          <w:sz w:val="20"/>
+                          <w:szCs w:val="20"/>
+                        </w:rPr>
+                        <w:t>21</w:t>
+                      </w:r>
+                      <w:r>
+                        <w:rPr>
+                          <w:b/>
+                          <w:bCs/>
+                          <w:noProof/>
+                          <w:color w:val="000000" w:themeColor="text1"/>
+                          <w:sz w:val="20"/>
+                          <w:szCs w:val="20"/>
+                        </w:rPr>
+                        <w:t>8</w:t>
+                      </w:r>
+                      <w:r>
+                        <w:rPr>
+                          <w:b/>
+                          <w:bCs/>
+                          <w:color w:val="000000" w:themeColor="text1"/>
+                          <w:sz w:val="20"/>
+                          <w:szCs w:val="20"/>
+                        </w:rPr>
+                        <w:t xml:space="preserve">) </w:t>
+                      </w:r>
+                      <w:r>
+                        <w:rPr>
+                          <w:b/>
+                          <w:bCs/>
+                          <w:color w:val="000000" w:themeColor="text1"/>
+                          <w:sz w:val="20"/>
+                          <w:szCs w:val="20"/>
+                        </w:rPr>
+                        <w:t xml:space="preserve"> </w:t>
+                      </w:r>
+                      <w:r>
+                        <w:rPr>
+                          <w:b/>
+                          <w:bCs/>
+                          <w:color w:val="000000" w:themeColor="text1"/>
+                          <w:sz w:val="20"/>
+                          <w:szCs w:val="20"/>
+                        </w:rPr>
+                        <w:t xml:space="preserve">   </w:t>
+                      </w:r>
+                    </w:p>
+                  </w:txbxContent>
+                </v:textbox>
+              </v:roundrect>
             </w:pict>
           </mc:Fallback>
         </mc:AlternateContent>
@@ -4099,16 +4708,16 @@
         <mc:AlternateContent>
           <mc:Choice Requires="wps">
             <w:drawing>
-              <wp:anchor distT="0" distB="0" distL="114300" distR="114300" simplePos="0" relativeHeight="251758592" behindDoc="0" locked="0" layoutInCell="1" allowOverlap="1" wp14:anchorId="33B9F41E" wp14:editId="1E070EFB">
+              <wp:anchor distT="0" distB="0" distL="114300" distR="114300" simplePos="0" relativeHeight="251758592" behindDoc="0" locked="0" layoutInCell="1" allowOverlap="1" wp14:anchorId="33B9F41E" wp14:editId="483A4406">
                 <wp:simplePos x="0" y="0"/>
                 <wp:positionH relativeFrom="column">
-                  <wp:posOffset>3608705</wp:posOffset>
+                  <wp:posOffset>3636991</wp:posOffset>
                 </wp:positionH>
                 <wp:positionV relativeFrom="paragraph">
-                  <wp:posOffset>43082</wp:posOffset>
+                  <wp:posOffset>212725</wp:posOffset>
                 </wp:positionV>
-                <wp:extent cx="2762250" cy="1560830"/>
-                <wp:effectExtent l="12700" t="12700" r="19050" b="13970"/>
+                <wp:extent cx="2762250" cy="1594428"/>
+                <wp:effectExtent l="12700" t="12700" r="19050" b="19050"/>
                 <wp:wrapNone/>
                 <wp:docPr id="1340310920" name="Rounded Rectangle 1340310920"/>
                 <wp:cNvGraphicFramePr/>
@@ -4119,7 +4728,7 @@
                       <wps:spPr>
                         <a:xfrm>
                           <a:off x="0" y="0"/>
-                          <a:ext cx="2762250" cy="1560830"/>
+                          <a:ext cx="2762250" cy="1594428"/>
                         </a:xfrm>
                         <a:prstGeom prst="roundRect">
                           <a:avLst>
@@ -4157,7 +4766,7 @@
                             <w:pPr>
                               <w:spacing w:after="0" w:line="240" w:lineRule="auto"/>
                               <w:rPr>
-                                <w:color w:val="002060"/>
+                                <w:color w:val="000000" w:themeColor="text1"/>
                                 <w:sz w:val="20"/>
                                 <w:szCs w:val="20"/>
                               </w:rPr>
@@ -4176,15 +4785,7 @@
                                 <w:sz w:val="20"/>
                                 <w:szCs w:val="20"/>
                               </w:rPr>
-                              <w:t xml:space="preserve"> </w:t>
-                            </w:r>
-                            <w:r>
-                              <w:rPr>
-                                <w:color w:val="002060"/>
-                                <w:sz w:val="20"/>
-                                <w:szCs w:val="20"/>
-                              </w:rPr>
-                              <w:t xml:space="preserve">excluded </w:t>
+                              <w:t xml:space="preserve"> excluded </w:t>
                             </w:r>
                             <w:r>
                               <w:rPr>
@@ -4205,7 +4806,7 @@
                                 <w:sz w:val="20"/>
                                 <w:szCs w:val="20"/>
                               </w:rPr>
-                              <w:t>113</w:t>
+                              <w:t>118</w:t>
                             </w:r>
                             <w:r>
                               <w:rPr>
@@ -4225,14 +4826,14 @@
                               <w:rPr>
                                 <w:b/>
                                 <w:bCs/>
-                                <w:color w:val="0040CF"/>
+                                <w:color w:val="000000" w:themeColor="text1"/>
                                 <w:sz w:val="20"/>
                                 <w:szCs w:val="20"/>
                               </w:rPr>
                             </w:pPr>
                             <w:r>
                               <w:rPr>
-                                <w:color w:val="002060"/>
+                                <w:color w:val="000000" w:themeColor="text1"/>
                                 <w:sz w:val="18"/>
                                 <w:szCs w:val="18"/>
                               </w:rPr>
@@ -4240,7 +4841,7 @@
                             </w:r>
                             <w:r>
                               <w:rPr>
-                                <w:color w:val="002060"/>
+                                <w:color w:val="000000" w:themeColor="text1"/>
                                 <w:sz w:val="18"/>
                                 <w:szCs w:val="18"/>
                               </w:rPr>
@@ -4248,7 +4849,7 @@
                             </w:r>
                             <w:r>
                               <w:rPr>
-                                <w:color w:val="002060"/>
+                                <w:color w:val="000000" w:themeColor="text1"/>
                                 <w:sz w:val="18"/>
                                 <w:szCs w:val="18"/>
                               </w:rPr>
@@ -4257,7 +4858,7 @@
                             <w:r>
                               <w:rPr>
                                 <w:noProof/>
-                                <w:color w:val="002060"/>
+                                <w:color w:val="000000" w:themeColor="text1"/>
                                 <w:sz w:val="18"/>
                                 <w:szCs w:val="18"/>
                               </w:rPr>
@@ -4265,7 +4866,7 @@
                             </w:r>
                             <w:r>
                               <w:rPr>
-                                <w:color w:val="002060"/>
+                                <w:color w:val="000000" w:themeColor="text1"/>
                                 <w:sz w:val="18"/>
                                 <w:szCs w:val="18"/>
                               </w:rPr>
@@ -4273,7 +4874,7 @@
                             </w:r>
                             <w:r>
                               <w:rPr>
-                                <w:color w:val="002060"/>
+                                <w:color w:val="000000" w:themeColor="text1"/>
                                 <w:sz w:val="18"/>
                                 <w:szCs w:val="18"/>
                               </w:rPr>
@@ -4282,7 +4883,7 @@
                             <w:r>
                               <w:rPr>
                                 <w:noProof/>
-                                <w:color w:val="002060"/>
+                                <w:color w:val="000000" w:themeColor="text1"/>
                                 <w:sz w:val="18"/>
                                 <w:szCs w:val="18"/>
                               </w:rPr>
@@ -4290,7 +4891,7 @@
                             </w:r>
                             <w:r>
                               <w:rPr>
-                                <w:color w:val="002060"/>
+                                <w:color w:val="000000" w:themeColor="text1"/>
                                 <w:sz w:val="18"/>
                                 <w:szCs w:val="18"/>
                               </w:rPr>
@@ -4300,7 +4901,7 @@
                               <w:rPr>
                                 <w:b/>
                                 <w:bCs/>
-                                <w:color w:val="0040CF"/>
+                                <w:color w:val="000000" w:themeColor="text1"/>
                                 <w:sz w:val="20"/>
                                 <w:szCs w:val="20"/>
                               </w:rPr>
@@ -4310,7 +4911,7 @@
                               <w:rPr>
                                 <w:b/>
                                 <w:bCs/>
-                                <w:color w:val="0040CF"/>
+                                <w:color w:val="000000" w:themeColor="text1"/>
                                 <w:sz w:val="20"/>
                                 <w:szCs w:val="20"/>
                               </w:rPr>
@@ -4320,7 +4921,7 @@
                               <w:rPr>
                                 <w:b/>
                                 <w:bCs/>
-                                <w:color w:val="0040CF"/>
+                                <w:color w:val="000000" w:themeColor="text1"/>
                                 <w:sz w:val="20"/>
                                 <w:szCs w:val="20"/>
                               </w:rPr>
@@ -4330,7 +4931,7 @@
                               <w:rPr>
                                 <w:b/>
                                 <w:bCs/>
-                                <w:color w:val="0040CF"/>
+                                <w:color w:val="000000" w:themeColor="text1"/>
                                 <w:sz w:val="20"/>
                                 <w:szCs w:val="20"/>
                               </w:rPr>
@@ -4344,14 +4945,14 @@
                               <w:rPr>
                                 <w:b/>
                                 <w:bCs/>
-                                <w:color w:val="0040CF"/>
+                                <w:color w:val="000000" w:themeColor="text1"/>
                                 <w:sz w:val="20"/>
                                 <w:szCs w:val="20"/>
                               </w:rPr>
                             </w:pPr>
                             <w:r>
                               <w:rPr>
-                                <w:color w:val="002060"/>
+                                <w:color w:val="000000" w:themeColor="text1"/>
                                 <w:sz w:val="18"/>
                                 <w:szCs w:val="18"/>
                               </w:rPr>
@@ -4359,7 +4960,7 @@
                             </w:r>
                             <w:r>
                               <w:rPr>
-                                <w:color w:val="002060"/>
+                                <w:color w:val="000000" w:themeColor="text1"/>
                                 <w:sz w:val="18"/>
                                 <w:szCs w:val="18"/>
                               </w:rPr>
@@ -4367,7 +4968,7 @@
                             </w:r>
                             <w:r>
                               <w:rPr>
-                                <w:color w:val="002060"/>
+                                <w:color w:val="000000" w:themeColor="text1"/>
                                 <w:sz w:val="18"/>
                                 <w:szCs w:val="18"/>
                               </w:rPr>
@@ -4376,7 +4977,7 @@
                             <w:r>
                               <w:rPr>
                                 <w:noProof/>
-                                <w:color w:val="002060"/>
+                                <w:color w:val="000000" w:themeColor="text1"/>
                                 <w:sz w:val="18"/>
                                 <w:szCs w:val="18"/>
                               </w:rPr>
@@ -4384,7 +4985,7 @@
                             </w:r>
                             <w:r>
                               <w:rPr>
-                                <w:color w:val="002060"/>
+                                <w:color w:val="000000" w:themeColor="text1"/>
                                 <w:sz w:val="18"/>
                                 <w:szCs w:val="18"/>
                               </w:rPr>
@@ -4392,7 +4993,7 @@
                             </w:r>
                             <w:r>
                               <w:rPr>
-                                <w:color w:val="002060"/>
+                                <w:color w:val="000000" w:themeColor="text1"/>
                                 <w:sz w:val="18"/>
                                 <w:szCs w:val="18"/>
                               </w:rPr>
@@ -4401,7 +5002,7 @@
                             <w:r>
                               <w:rPr>
                                 <w:noProof/>
-                                <w:color w:val="002060"/>
+                                <w:color w:val="000000" w:themeColor="text1"/>
                                 <w:sz w:val="18"/>
                                 <w:szCs w:val="18"/>
                               </w:rPr>
@@ -4409,7 +5010,7 @@
                             </w:r>
                             <w:r>
                               <w:rPr>
-                                <w:color w:val="002060"/>
+                                <w:color w:val="000000" w:themeColor="text1"/>
                                 <w:sz w:val="18"/>
                                 <w:szCs w:val="18"/>
                               </w:rPr>
@@ -4419,7 +5020,7 @@
                               <w:rPr>
                                 <w:b/>
                                 <w:bCs/>
-                                <w:color w:val="0040CF"/>
+                                <w:color w:val="000000" w:themeColor="text1"/>
                                 <w:sz w:val="20"/>
                                 <w:szCs w:val="20"/>
                               </w:rPr>
@@ -4429,7 +5030,7 @@
                               <w:rPr>
                                 <w:b/>
                                 <w:bCs/>
-                                <w:color w:val="0040CF"/>
+                                <w:color w:val="000000" w:themeColor="text1"/>
                                 <w:sz w:val="20"/>
                                 <w:szCs w:val="20"/>
                               </w:rPr>
@@ -4439,7 +5040,7 @@
                               <w:rPr>
                                 <w:b/>
                                 <w:bCs/>
-                                <w:color w:val="0040CF"/>
+                                <w:color w:val="000000" w:themeColor="text1"/>
                                 <w:sz w:val="20"/>
                                 <w:szCs w:val="20"/>
                               </w:rPr>
@@ -4449,7 +5050,7 @@
                               <w:rPr>
                                 <w:b/>
                                 <w:bCs/>
-                                <w:color w:val="0040CF"/>
+                                <w:color w:val="000000" w:themeColor="text1"/>
                                 <w:sz w:val="20"/>
                                 <w:szCs w:val="20"/>
                               </w:rPr>
@@ -4463,14 +5064,14 @@
                               <w:rPr>
                                 <w:b/>
                                 <w:bCs/>
-                                <w:color w:val="0040CF"/>
+                                <w:color w:val="000000" w:themeColor="text1"/>
                                 <w:sz w:val="20"/>
                                 <w:szCs w:val="20"/>
                               </w:rPr>
                             </w:pPr>
                             <w:r>
                               <w:rPr>
-                                <w:color w:val="002060"/>
+                                <w:color w:val="000000" w:themeColor="text1"/>
                                 <w:sz w:val="18"/>
                                 <w:szCs w:val="18"/>
                               </w:rPr>
@@ -4478,7 +5079,7 @@
                             </w:r>
                             <w:r>
                               <w:rPr>
-                                <w:color w:val="002060"/>
+                                <w:color w:val="000000" w:themeColor="text1"/>
                                 <w:sz w:val="18"/>
                                 <w:szCs w:val="18"/>
                               </w:rPr>
@@ -4486,7 +5087,7 @@
                             </w:r>
                             <w:r>
                               <w:rPr>
-                                <w:color w:val="002060"/>
+                                <w:color w:val="000000" w:themeColor="text1"/>
                                 <w:sz w:val="18"/>
                                 <w:szCs w:val="18"/>
                               </w:rPr>
@@ -4495,7 +5096,7 @@
                             <w:r>
                               <w:rPr>
                                 <w:noProof/>
-                                <w:color w:val="002060"/>
+                                <w:color w:val="000000" w:themeColor="text1"/>
                                 <w:sz w:val="18"/>
                                 <w:szCs w:val="18"/>
                               </w:rPr>
@@ -4503,7 +5104,7 @@
                             </w:r>
                             <w:r>
                               <w:rPr>
-                                <w:color w:val="002060"/>
+                                <w:color w:val="000000" w:themeColor="text1"/>
                                 <w:sz w:val="18"/>
                                 <w:szCs w:val="18"/>
                               </w:rPr>
@@ -4511,7 +5112,7 @@
                             </w:r>
                             <w:r>
                               <w:rPr>
-                                <w:color w:val="002060"/>
+                                <w:color w:val="000000" w:themeColor="text1"/>
                                 <w:sz w:val="18"/>
                                 <w:szCs w:val="18"/>
                               </w:rPr>
@@ -4520,24 +5121,15 @@
                             <w:r>
                               <w:rPr>
                                 <w:noProof/>
-                                <w:color w:val="002060"/>
-                                <w:sz w:val="18"/>
-                                <w:szCs w:val="18"/>
-                              </w:rPr>
-                              <w:t>3</w:t>
-                            </w:r>
-                            <w:r>
-                              <w:rPr>
-                                <w:noProof/>
-                                <w:color w:val="002060"/>
-                                <w:sz w:val="18"/>
-                                <w:szCs w:val="18"/>
-                              </w:rPr>
-                              <w:t>8</w:t>
-                            </w:r>
-                            <w:r>
-                              <w:rPr>
-                                <w:color w:val="002060"/>
+                                <w:color w:val="000000" w:themeColor="text1"/>
+                                <w:sz w:val="18"/>
+                                <w:szCs w:val="18"/>
+                              </w:rPr>
+                              <w:t>40</w:t>
+                            </w:r>
+                            <w:r>
+                              <w:rPr>
+                                <w:color w:val="000000" w:themeColor="text1"/>
                                 <w:sz w:val="18"/>
                                 <w:szCs w:val="18"/>
                               </w:rPr>
@@ -4547,7 +5139,7 @@
                               <w:rPr>
                                 <w:b/>
                                 <w:bCs/>
-                                <w:color w:val="0040CF"/>
+                                <w:color w:val="000000" w:themeColor="text1"/>
                                 <w:sz w:val="20"/>
                                 <w:szCs w:val="20"/>
                               </w:rPr>
@@ -4557,7 +5149,7 @@
                               <w:rPr>
                                 <w:b/>
                                 <w:bCs/>
-                                <w:color w:val="0040CF"/>
+                                <w:color w:val="000000" w:themeColor="text1"/>
                                 <w:sz w:val="20"/>
                                 <w:szCs w:val="20"/>
                               </w:rPr>
@@ -4567,7 +5159,7 @@
                               <w:rPr>
                                 <w:b/>
                                 <w:bCs/>
-                                <w:color w:val="0040CF"/>
+                                <w:color w:val="000000" w:themeColor="text1"/>
                                 <w:sz w:val="20"/>
                                 <w:szCs w:val="20"/>
                               </w:rPr>
@@ -4577,7 +5169,7 @@
                               <w:rPr>
                                 <w:b/>
                                 <w:bCs/>
-                                <w:color w:val="0040CF"/>
+                                <w:color w:val="000000" w:themeColor="text1"/>
                                 <w:sz w:val="20"/>
                                 <w:szCs w:val="20"/>
                               </w:rPr>
@@ -4591,14 +5183,14 @@
                               <w:rPr>
                                 <w:b/>
                                 <w:bCs/>
-                                <w:color w:val="0040CF"/>
+                                <w:color w:val="000000" w:themeColor="text1"/>
                                 <w:sz w:val="20"/>
                                 <w:szCs w:val="20"/>
                               </w:rPr>
                             </w:pPr>
                             <w:r>
                               <w:rPr>
-                                <w:color w:val="002060"/>
+                                <w:color w:val="000000" w:themeColor="text1"/>
                                 <w:sz w:val="18"/>
                                 <w:szCs w:val="18"/>
                               </w:rPr>
@@ -4606,7 +5198,7 @@
                             </w:r>
                             <w:r>
                               <w:rPr>
-                                <w:color w:val="002060"/>
+                                <w:color w:val="000000" w:themeColor="text1"/>
                                 <w:sz w:val="18"/>
                                 <w:szCs w:val="18"/>
                               </w:rPr>
@@ -4614,7 +5206,7 @@
                             </w:r>
                             <w:r>
                               <w:rPr>
-                                <w:color w:val="002060"/>
+                                <w:color w:val="000000" w:themeColor="text1"/>
                                 <w:sz w:val="18"/>
                                 <w:szCs w:val="18"/>
                               </w:rPr>
@@ -4623,7 +5215,7 @@
                             <w:r>
                               <w:rPr>
                                 <w:noProof/>
-                                <w:color w:val="002060"/>
+                                <w:color w:val="000000" w:themeColor="text1"/>
                                 <w:sz w:val="18"/>
                                 <w:szCs w:val="18"/>
                               </w:rPr>
@@ -4631,7 +5223,7 @@
                             </w:r>
                             <w:r>
                               <w:rPr>
-                                <w:color w:val="002060"/>
+                                <w:color w:val="000000" w:themeColor="text1"/>
                                 <w:sz w:val="18"/>
                                 <w:szCs w:val="18"/>
                               </w:rPr>
@@ -4639,7 +5231,7 @@
                             </w:r>
                             <w:r>
                               <w:rPr>
-                                <w:color w:val="002060"/>
+                                <w:color w:val="000000" w:themeColor="text1"/>
                                 <w:sz w:val="18"/>
                                 <w:szCs w:val="18"/>
                               </w:rPr>
@@ -4648,7 +5240,7 @@
                             <w:r>
                               <w:rPr>
                                 <w:noProof/>
-                                <w:color w:val="002060"/>
+                                <w:color w:val="000000" w:themeColor="text1"/>
                                 <w:sz w:val="18"/>
                                 <w:szCs w:val="18"/>
                               </w:rPr>
@@ -4656,7 +5248,7 @@
                             </w:r>
                             <w:r>
                               <w:rPr>
-                                <w:color w:val="002060"/>
+                                <w:color w:val="000000" w:themeColor="text1"/>
                                 <w:sz w:val="18"/>
                                 <w:szCs w:val="18"/>
                               </w:rPr>
@@ -4666,7 +5258,7 @@
                               <w:rPr>
                                 <w:b/>
                                 <w:bCs/>
-                                <w:color w:val="0040CF"/>
+                                <w:color w:val="000000" w:themeColor="text1"/>
                                 <w:sz w:val="20"/>
                                 <w:szCs w:val="20"/>
                               </w:rPr>
@@ -4676,7 +5268,7 @@
                               <w:rPr>
                                 <w:b/>
                                 <w:bCs/>
-                                <w:color w:val="0040CF"/>
+                                <w:color w:val="000000" w:themeColor="text1"/>
                                 <w:sz w:val="20"/>
                                 <w:szCs w:val="20"/>
                               </w:rPr>
@@ -4686,7 +5278,7 @@
                               <w:rPr>
                                 <w:b/>
                                 <w:bCs/>
-                                <w:color w:val="0040CF"/>
+                                <w:color w:val="000000" w:themeColor="text1"/>
                                 <w:sz w:val="20"/>
                                 <w:szCs w:val="20"/>
                               </w:rPr>
@@ -4696,7 +5288,7 @@
                               <w:rPr>
                                 <w:b/>
                                 <w:bCs/>
-                                <w:color w:val="0040CF"/>
+                                <w:color w:val="000000" w:themeColor="text1"/>
                                 <w:sz w:val="20"/>
                                 <w:szCs w:val="20"/>
                               </w:rPr>
@@ -4710,14 +5302,14 @@
                               <w:rPr>
                                 <w:b/>
                                 <w:bCs/>
-                                <w:color w:val="0040CF"/>
+                                <w:color w:val="000000" w:themeColor="text1"/>
                                 <w:sz w:val="20"/>
                                 <w:szCs w:val="20"/>
                               </w:rPr>
                             </w:pPr>
                             <w:r>
                               <w:rPr>
-                                <w:color w:val="002060"/>
+                                <w:color w:val="000000" w:themeColor="text1"/>
                                 <w:sz w:val="18"/>
                                 <w:szCs w:val="18"/>
                               </w:rPr>
@@ -4725,7 +5317,7 @@
                             </w:r>
                             <w:r>
                               <w:rPr>
-                                <w:color w:val="002060"/>
+                                <w:color w:val="000000" w:themeColor="text1"/>
                                 <w:sz w:val="18"/>
                                 <w:szCs w:val="18"/>
                               </w:rPr>
@@ -4733,7 +5325,7 @@
                             </w:r>
                             <w:r>
                               <w:rPr>
-                                <w:color w:val="002060"/>
+                                <w:color w:val="000000" w:themeColor="text1"/>
                                 <w:sz w:val="18"/>
                                 <w:szCs w:val="18"/>
                               </w:rPr>
@@ -4742,7 +5334,7 @@
                             <w:r>
                               <w:rPr>
                                 <w:noProof/>
-                                <w:color w:val="002060"/>
+                                <w:color w:val="000000" w:themeColor="text1"/>
                                 <w:sz w:val="18"/>
                                 <w:szCs w:val="18"/>
                               </w:rPr>
@@ -4750,7 +5342,7 @@
                             </w:r>
                             <w:r>
                               <w:rPr>
-                                <w:color w:val="002060"/>
+                                <w:color w:val="000000" w:themeColor="text1"/>
                                 <w:sz w:val="18"/>
                                 <w:szCs w:val="18"/>
                               </w:rPr>
@@ -4758,7 +5350,7 @@
                             </w:r>
                             <w:r>
                               <w:rPr>
-                                <w:color w:val="002060"/>
+                                <w:color w:val="000000" w:themeColor="text1"/>
                                 <w:sz w:val="18"/>
                                 <w:szCs w:val="18"/>
                               </w:rPr>
@@ -4767,7 +5359,7 @@
                             <w:r>
                               <w:rPr>
                                 <w:noProof/>
-                                <w:color w:val="002060"/>
+                                <w:color w:val="000000" w:themeColor="text1"/>
                                 <w:sz w:val="18"/>
                                 <w:szCs w:val="18"/>
                               </w:rPr>
@@ -4775,7 +5367,7 @@
                             </w:r>
                             <w:r>
                               <w:rPr>
-                                <w:color w:val="002060"/>
+                                <w:color w:val="000000" w:themeColor="text1"/>
                                 <w:sz w:val="18"/>
                                 <w:szCs w:val="18"/>
                               </w:rPr>
@@ -4785,7 +5377,7 @@
                               <w:rPr>
                                 <w:b/>
                                 <w:bCs/>
-                                <w:color w:val="0040CF"/>
+                                <w:color w:val="000000" w:themeColor="text1"/>
                                 <w:sz w:val="20"/>
                                 <w:szCs w:val="20"/>
                               </w:rPr>
@@ -4795,7 +5387,7 @@
                               <w:rPr>
                                 <w:b/>
                                 <w:bCs/>
-                                <w:color w:val="0040CF"/>
+                                <w:color w:val="000000" w:themeColor="text1"/>
                                 <w:sz w:val="20"/>
                                 <w:szCs w:val="20"/>
                               </w:rPr>
@@ -4805,7 +5397,7 @@
                               <w:rPr>
                                 <w:b/>
                                 <w:bCs/>
-                                <w:color w:val="0040CF"/>
+                                <w:color w:val="000000" w:themeColor="text1"/>
                                 <w:sz w:val="20"/>
                                 <w:szCs w:val="20"/>
                               </w:rPr>
@@ -4815,7 +5407,7 @@
                               <w:rPr>
                                 <w:b/>
                                 <w:bCs/>
-                                <w:color w:val="0040CF"/>
+                                <w:color w:val="000000" w:themeColor="text1"/>
                                 <w:sz w:val="20"/>
                                 <w:szCs w:val="20"/>
                               </w:rPr>
@@ -4829,14 +5421,14 @@
                               <w:rPr>
                                 <w:b/>
                                 <w:bCs/>
-                                <w:color w:val="0040CF"/>
+                                <w:color w:val="000000" w:themeColor="text1"/>
                                 <w:sz w:val="20"/>
                                 <w:szCs w:val="20"/>
                               </w:rPr>
                             </w:pPr>
                             <w:r>
                               <w:rPr>
-                                <w:color w:val="002060"/>
+                                <w:color w:val="000000" w:themeColor="text1"/>
                                 <w:sz w:val="18"/>
                                 <w:szCs w:val="18"/>
                               </w:rPr>
@@ -4844,7 +5436,7 @@
                             </w:r>
                             <w:r>
                               <w:rPr>
-                                <w:color w:val="002060"/>
+                                <w:color w:val="000000" w:themeColor="text1"/>
                                 <w:sz w:val="18"/>
                                 <w:szCs w:val="18"/>
                               </w:rPr>
@@ -4852,7 +5444,7 @@
                             </w:r>
                             <w:r>
                               <w:rPr>
-                                <w:color w:val="002060"/>
+                                <w:color w:val="000000" w:themeColor="text1"/>
                                 <w:sz w:val="18"/>
                                 <w:szCs w:val="18"/>
                               </w:rPr>
@@ -4861,7 +5453,7 @@
                             <w:r>
                               <w:rPr>
                                 <w:noProof/>
-                                <w:color w:val="002060"/>
+                                <w:color w:val="000000" w:themeColor="text1"/>
                                 <w:sz w:val="18"/>
                                 <w:szCs w:val="18"/>
                               </w:rPr>
@@ -4869,7 +5461,7 @@
                             </w:r>
                             <w:r>
                               <w:rPr>
-                                <w:color w:val="002060"/>
+                                <w:color w:val="000000" w:themeColor="text1"/>
                                 <w:sz w:val="18"/>
                                 <w:szCs w:val="18"/>
                               </w:rPr>
@@ -4877,7 +5469,7 @@
                             </w:r>
                             <w:r>
                               <w:rPr>
-                                <w:color w:val="002060"/>
+                                <w:color w:val="000000" w:themeColor="text1"/>
                                 <w:sz w:val="18"/>
                                 <w:szCs w:val="18"/>
                               </w:rPr>
@@ -4886,15 +5478,15 @@
                             <w:r>
                               <w:rPr>
                                 <w:noProof/>
-                                <w:color w:val="002060"/>
-                                <w:sz w:val="18"/>
-                                <w:szCs w:val="18"/>
-                              </w:rPr>
-                              <w:t>8</w:t>
-                            </w:r>
-                            <w:r>
-                              <w:rPr>
-                                <w:color w:val="002060"/>
+                                <w:color w:val="000000" w:themeColor="text1"/>
+                                <w:sz w:val="18"/>
+                                <w:szCs w:val="18"/>
+                              </w:rPr>
+                              <w:t>10</w:t>
+                            </w:r>
+                            <w:r>
+                              <w:rPr>
+                                <w:color w:val="000000" w:themeColor="text1"/>
                                 <w:sz w:val="18"/>
                                 <w:szCs w:val="18"/>
                               </w:rPr>
@@ -4904,7 +5496,7 @@
                               <w:rPr>
                                 <w:b/>
                                 <w:bCs/>
-                                <w:color w:val="0040CF"/>
+                                <w:color w:val="000000" w:themeColor="text1"/>
                                 <w:sz w:val="20"/>
                                 <w:szCs w:val="20"/>
                               </w:rPr>
@@ -4914,7 +5506,7 @@
                               <w:rPr>
                                 <w:b/>
                                 <w:bCs/>
-                                <w:color w:val="0040CF"/>
+                                <w:color w:val="000000" w:themeColor="text1"/>
                                 <w:sz w:val="20"/>
                                 <w:szCs w:val="20"/>
                               </w:rPr>
@@ -4924,7 +5516,7 @@
                               <w:rPr>
                                 <w:b/>
                                 <w:bCs/>
-                                <w:color w:val="0040CF"/>
+                                <w:color w:val="000000" w:themeColor="text1"/>
                                 <w:sz w:val="20"/>
                                 <w:szCs w:val="20"/>
                               </w:rPr>
@@ -4934,7 +5526,7 @@
                               <w:rPr>
                                 <w:b/>
                                 <w:bCs/>
-                                <w:color w:val="0040CF"/>
+                                <w:color w:val="000000" w:themeColor="text1"/>
                                 <w:sz w:val="20"/>
                                 <w:szCs w:val="20"/>
                               </w:rPr>
@@ -4946,85 +5538,100 @@
                               <w:spacing w:after="0" w:line="240" w:lineRule="auto"/>
                               <w:ind w:left="80" w:firstLine="204"/>
                               <w:rPr>
+                                <w:color w:val="000000" w:themeColor="text1"/>
+                                <w:sz w:val="18"/>
+                                <w:szCs w:val="18"/>
+                              </w:rPr>
+                            </w:pPr>
+                            <w:r>
+                              <w:rPr>
+                                <w:color w:val="000000" w:themeColor="text1"/>
+                                <w:sz w:val="18"/>
+                                <w:szCs w:val="18"/>
+                              </w:rPr>
+                              <w:fldChar w:fldCharType="begin"/>
+                            </w:r>
+                            <w:r>
+                              <w:rPr>
+                                <w:color w:val="000000" w:themeColor="text1"/>
+                                <w:sz w:val="18"/>
+                                <w:szCs w:val="18"/>
+                              </w:rPr>
+                              <w:instrText xml:space="preserve"> MERGEFIELD =exclusion_reason.reason \* MERGEFORMAT </w:instrText>
+                            </w:r>
+                            <w:r>
+                              <w:rPr>
+                                <w:color w:val="000000" w:themeColor="text1"/>
+                                <w:sz w:val="18"/>
+                                <w:szCs w:val="18"/>
+                              </w:rPr>
+                              <w:fldChar w:fldCharType="separate"/>
+                            </w:r>
+                            <w:r>
+                              <w:rPr>
+                                <w:noProof/>
+                                <w:color w:val="000000" w:themeColor="text1"/>
+                                <w:sz w:val="18"/>
+                                <w:szCs w:val="18"/>
+                              </w:rPr>
+                              <w:t>Wrong patient population</w:t>
+                            </w:r>
+                            <w:r>
+                              <w:rPr>
+                                <w:color w:val="000000" w:themeColor="text1"/>
+                                <w:sz w:val="18"/>
+                                <w:szCs w:val="18"/>
+                              </w:rPr>
+                              <w:fldChar w:fldCharType="end"/>
+                            </w:r>
+                            <w:r>
+                              <w:rPr>
+                                <w:color w:val="000000" w:themeColor="text1"/>
+                                <w:sz w:val="18"/>
+                                <w:szCs w:val="18"/>
+                              </w:rPr>
+                              <w:t xml:space="preserve"> (n = </w:t>
+                            </w:r>
+                            <w:r>
+                              <w:rPr>
+                                <w:noProof/>
+                                <w:color w:val="000000" w:themeColor="text1"/>
+                                <w:sz w:val="18"/>
+                                <w:szCs w:val="18"/>
+                              </w:rPr>
+                              <w:t>34</w:t>
+                            </w:r>
+                            <w:r>
+                              <w:rPr>
+                                <w:color w:val="000000" w:themeColor="text1"/>
+                                <w:sz w:val="18"/>
+                                <w:szCs w:val="18"/>
+                              </w:rPr>
+                              <w:t>)</w:t>
+                            </w:r>
+                            <w:r>
+                              <w:rPr>
+                                <w:color w:val="000000" w:themeColor="text1"/>
+                                <w:sz w:val="18"/>
+                                <w:szCs w:val="18"/>
+                              </w:rPr>
+                              <w:br/>
+                            </w:r>
+                            <w:r>
+                              <w:rPr>
                                 <w:color w:val="002060"/>
                                 <w:sz w:val="18"/>
                                 <w:szCs w:val="18"/>
                               </w:rPr>
-                            </w:pPr>
-                            <w:r>
-                              <w:rPr>
-                                <w:color w:val="002060"/>
-                                <w:sz w:val="18"/>
-                                <w:szCs w:val="18"/>
-                              </w:rPr>
-                              <w:fldChar w:fldCharType="begin"/>
-                            </w:r>
-                            <w:r>
-                              <w:rPr>
-                                <w:color w:val="002060"/>
-                                <w:sz w:val="18"/>
-                                <w:szCs w:val="18"/>
-                              </w:rPr>
-                              <w:instrText xml:space="preserve"> MERGEFIELD =exclusion_reason.reason \* MERGEFORMAT </w:instrText>
-                            </w:r>
-                            <w:r>
-                              <w:rPr>
-                                <w:color w:val="002060"/>
-                                <w:sz w:val="18"/>
-                                <w:szCs w:val="18"/>
-                              </w:rPr>
-                              <w:fldChar w:fldCharType="separate"/>
-                            </w:r>
-                            <w:r>
-                              <w:rPr>
-                                <w:noProof/>
-                                <w:color w:val="002060"/>
-                                <w:sz w:val="18"/>
-                                <w:szCs w:val="18"/>
-                              </w:rPr>
-                              <w:t>Wrong patient population</w:t>
-                            </w:r>
-                            <w:r>
-                              <w:rPr>
-                                <w:color w:val="002060"/>
-                                <w:sz w:val="18"/>
-                                <w:szCs w:val="18"/>
-                              </w:rPr>
-                              <w:fldChar w:fldCharType="end"/>
-                            </w:r>
-                            <w:r>
-                              <w:rPr>
-                                <w:color w:val="002060"/>
-                                <w:sz w:val="18"/>
-                                <w:szCs w:val="18"/>
-                              </w:rPr>
-                              <w:t xml:space="preserve"> (n = </w:t>
-                            </w:r>
-                            <w:r>
-                              <w:rPr>
-                                <w:noProof/>
-                                <w:color w:val="002060"/>
-                                <w:sz w:val="18"/>
-                                <w:szCs w:val="18"/>
-                              </w:rPr>
-                              <w:t>3</w:t>
-                            </w:r>
-                            <w:r>
-                              <w:rPr>
-                                <w:noProof/>
-                                <w:color w:val="002060"/>
-                                <w:sz w:val="18"/>
-                                <w:szCs w:val="18"/>
-                              </w:rPr>
-                              <w:t>3</w:t>
-                            </w:r>
-                            <w:r>
-                              <w:rPr>
-                                <w:color w:val="002060"/>
-                                <w:sz w:val="18"/>
-                                <w:szCs w:val="18"/>
-                              </w:rPr>
-                              <w:t>)</w:t>
+                              <w:t xml:space="preserve">     </w:t>
+                            </w:r>
+                            <w:r>
+                              <w:rPr>
+                                <w:color w:val="000000" w:themeColor="text1"/>
+                                <w:sz w:val="18"/>
+                                <w:szCs w:val="18"/>
+                              </w:rPr>
+                              <w:t>Did not report sex-stratified TB prevalence</w:t>
                             </w:r>
                           </w:p>
                           <w:p>
@@ -5032,18 +5639,60 @@
                               <w:spacing w:after="0" w:line="240" w:lineRule="auto"/>
                               <w:ind w:left="80" w:firstLine="204"/>
                               <w:rPr>
-                                <w:color w:val="002060"/>
-                                <w:sz w:val="18"/>
-                                <w:szCs w:val="18"/>
+                                <w:b/>
+                                <w:bCs/>
+                                <w:color w:val="000000" w:themeColor="text1"/>
+                                <w:sz w:val="20"/>
+                                <w:szCs w:val="20"/>
                               </w:rPr>
                             </w:pPr>
                             <w:r>
                               <w:rPr>
-                                <w:color w:val="002060"/>
-                                <w:sz w:val="18"/>
-                                <w:szCs w:val="18"/>
-                              </w:rPr>
-                              <w:t>Did not report sex-stratified TB prevalence</w:t>
+                                <w:color w:val="000000" w:themeColor="text1"/>
+                                <w:sz w:val="18"/>
+                                <w:szCs w:val="18"/>
+                              </w:rPr>
+                              <w:t>estimates (n=18)</w:t>
+                            </w:r>
+                            <w:r>
+                              <w:rPr>
+                                <w:b/>
+                                <w:bCs/>
+                                <w:color w:val="000000" w:themeColor="text1"/>
+                                <w:sz w:val="20"/>
+                                <w:szCs w:val="20"/>
+                              </w:rPr>
+                              <w:fldChar w:fldCharType="begin"/>
+                            </w:r>
+                            <w:r>
+                              <w:rPr>
+                                <w:b/>
+                                <w:bCs/>
+                                <w:color w:val="000000" w:themeColor="text1"/>
+                                <w:sz w:val="20"/>
+                                <w:szCs w:val="20"/>
+                              </w:rPr>
+                              <w:instrText xml:space="preserve"> MERGEFIELD =reason.number_of_citations \* MERGEFORMAT </w:instrText>
+                            </w:r>
+                            <w:r>
+                              <w:rPr>
+                                <w:b/>
+                                <w:bCs/>
+                                <w:color w:val="000000" w:themeColor="text1"/>
+                                <w:sz w:val="20"/>
+                                <w:szCs w:val="20"/>
+                              </w:rPr>
+                              <w:fldChar w:fldCharType="separate"/>
+                            </w:r>
+                            <w:r>
+                              <w:rPr>
+                                <w:b/>
+                                <w:bCs/>
+                                <w:color w:val="000000" w:themeColor="text1"/>
+                                <w:sz w:val="20"/>
+                                <w:szCs w:val="20"/>
+                              </w:rPr>
+                              <w:fldChar w:fldCharType="end"/>
                             </w:r>
                           </w:p>
                           <w:p>
@@ -5051,85 +5700,11 @@
                               <w:spacing w:after="0" w:line="240" w:lineRule="auto"/>
                               <w:ind w:left="80" w:firstLine="204"/>
                               <w:rPr>
-                                <w:b/>
-                                <w:bCs/>
-                                <w:color w:val="0040CF"/>
-                                <w:sz w:val="20"/>
-                                <w:szCs w:val="20"/>
+                                <w:color w:val="000000" w:themeColor="text1"/>
+                                <w:sz w:val="18"/>
+                                <w:szCs w:val="18"/>
                               </w:rPr>
                             </w:pPr>
-                            <w:r>
-                              <w:rPr>
-                                <w:color w:val="002060"/>
-                                <w:sz w:val="18"/>
-                                <w:szCs w:val="18"/>
-                              </w:rPr>
-                              <w:t>estimates (n=</w:t>
-                            </w:r>
-                            <w:r>
-                              <w:rPr>
-                                <w:color w:val="002060"/>
-                                <w:sz w:val="18"/>
-                                <w:szCs w:val="18"/>
-                              </w:rPr>
-                              <w:t>1</w:t>
-                            </w:r>
-                            <w:r>
-                              <w:rPr>
-                                <w:color w:val="002060"/>
-                                <w:sz w:val="18"/>
-                                <w:szCs w:val="18"/>
-                              </w:rPr>
-                              <w:t>8</w:t>
-                            </w:r>
-                            <w:r>
-                              <w:rPr>
-                                <w:color w:val="002060"/>
-                                <w:sz w:val="18"/>
-                                <w:szCs w:val="18"/>
-                              </w:rPr>
-                              <w:t>)</w:t>
-                            </w:r>
-                            <w:r>
-                              <w:rPr>
-                                <w:b/>
-                                <w:bCs/>
-                                <w:color w:val="0040CF"/>
-                                <w:sz w:val="20"/>
-                                <w:szCs w:val="20"/>
-                              </w:rPr>
-                              <w:fldChar w:fldCharType="begin"/>
-                            </w:r>
-                            <w:r>
-                              <w:rPr>
-                                <w:b/>
-                                <w:bCs/>
-                                <w:color w:val="0040CF"/>
-                                <w:sz w:val="20"/>
-                                <w:szCs w:val="20"/>
-                              </w:rPr>
-                              <w:instrText xml:space="preserve"> MERGEFIELD =reason.number_of_citations \* MERGEFORMAT </w:instrText>
-                            </w:r>
-                            <w:r>
-                              <w:rPr>
-                                <w:b/>
-                                <w:bCs/>
-                                <w:color w:val="0040CF"/>
-                                <w:sz w:val="20"/>
-                                <w:szCs w:val="20"/>
-                              </w:rPr>
-                              <w:fldChar w:fldCharType="separate"/>
-                            </w:r>
-                            <w:r>
-                              <w:rPr>
-                                <w:b/>
-                                <w:bCs/>
-                                <w:color w:val="0040CF"/>
-                                <w:sz w:val="20"/>
-                                <w:szCs w:val="20"/>
-                              </w:rPr>
-                              <w:fldChar w:fldCharType="end"/>
-                            </w:r>
                           </w:p>
                         </w:txbxContent>
                       </wps:txbx>
@@ -5153,7 +5728,7 @@
           </mc:Choice>
           <mc:Fallback>
             <w:pict>
-              <v:roundrect w14:anchorId="33B9F41E" id="Rounded Rectangle 1340310920" o:spid="_x0000_s1038" style="position:absolute;margin-left:284.15pt;margin-top:3.4pt;width:217.5pt;height:122.9pt;z-index:251758592;visibility:visible;mso-wrap-style:square;mso-width-percent:0;mso-height-percent:0;mso-wrap-distance-left:9pt;mso-wrap-distance-top:0;mso-wrap-distance-right:9pt;mso-wrap-distance-bottom:0;mso-position-horizontal:absolute;mso-position-horizontal-relative:text;mso-position-vertical:absolute;mso-position-vertical-relative:text;mso-width-percent:0;mso-height-percent:0;mso-width-relative:margin;mso-height-relative:margin;v-text-anchor:middle" arcsize="1156f" o:gfxdata="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" fillcolor="white [3212]" strokecolor="black [3213]" strokeweight="1.5pt">
+              <v:roundrect w14:anchorId="33B9F41E" id="Rounded Rectangle 1340310920" o:spid="_x0000_s1039" style="position:absolute;margin-left:286.4pt;margin-top:16.75pt;width:217.5pt;height:125.55pt;z-index:251758592;visibility:visible;mso-wrap-style:square;mso-width-percent:0;mso-height-percent:0;mso-wrap-distance-left:9pt;mso-wrap-distance-top:0;mso-wrap-distance-right:9pt;mso-wrap-distance-bottom:0;mso-position-horizontal:absolute;mso-position-horizontal-relative:text;mso-position-vertical:absolute;mso-position-vertical-relative:text;mso-width-percent:0;mso-height-percent:0;mso-width-relative:margin;mso-height-relative:margin;v-text-anchor:middle" arcsize="1156f" o:gfxdata="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" fillcolor="white [3212]" strokecolor="black [3213]" strokeweight="1.5pt">
                 <v:stroke joinstyle="miter"/>
                 <v:textbox>
                   <w:txbxContent>
@@ -5161,7 +5736,7 @@
                       <w:pPr>
                         <w:spacing w:after="0" w:line="240" w:lineRule="auto"/>
                         <w:rPr>
-                          <w:color w:val="002060"/>
+                          <w:color w:val="000000" w:themeColor="text1"/>
                           <w:sz w:val="20"/>
                           <w:szCs w:val="20"/>
                         </w:rPr>
@@ -5180,15 +5755,7 @@
                           <w:sz w:val="20"/>
                           <w:szCs w:val="20"/>
                         </w:rPr>
-                        <w:t xml:space="preserve"> </w:t>
-                      </w:r>
-                      <w:r>
-                        <w:rPr>
-                          <w:color w:val="002060"/>
-                          <w:sz w:val="20"/>
-                          <w:szCs w:val="20"/>
-                        </w:rPr>
-                        <w:t xml:space="preserve">excluded </w:t>
+                        <w:t xml:space="preserve"> excluded </w:t>
                       </w:r>
                       <w:r>
                         <w:rPr>
@@ -5209,7 +5776,7 @@
                           <w:sz w:val="20"/>
                           <w:szCs w:val="20"/>
                         </w:rPr>
-                        <w:t>113</w:t>
+                        <w:t>118</w:t>
                       </w:r>
                       <w:r>
                         <w:rPr>
@@ -5229,14 +5796,14 @@
                         <w:rPr>
                           <w:b/>
                           <w:bCs/>
-                          <w:color w:val="0040CF"/>
+                          <w:color w:val="000000" w:themeColor="text1"/>
                           <w:sz w:val="20"/>
                           <w:szCs w:val="20"/>
                         </w:rPr>
                       </w:pPr>
                       <w:r>
                         <w:rPr>
-                          <w:color w:val="002060"/>
+                          <w:color w:val="000000" w:themeColor="text1"/>
                           <w:sz w:val="18"/>
                           <w:szCs w:val="18"/>
                         </w:rPr>
@@ -5244,7 +5811,7 @@
                       </w:r>
                       <w:r>
                         <w:rPr>
-                          <w:color w:val="002060"/>
+                          <w:color w:val="000000" w:themeColor="text1"/>
                           <w:sz w:val="18"/>
                           <w:szCs w:val="18"/>
                         </w:rPr>
@@ -5252,7 +5819,7 @@
                       </w:r>
                       <w:r>
                         <w:rPr>
-                          <w:color w:val="002060"/>
+                          <w:color w:val="000000" w:themeColor="text1"/>
                           <w:sz w:val="18"/>
                           <w:szCs w:val="18"/>
                         </w:rPr>
@@ -5261,7 +5828,7 @@
                       <w:r>
                         <w:rPr>
                           <w:noProof/>
-                          <w:color w:val="002060"/>
+                          <w:color w:val="000000" w:themeColor="text1"/>
                           <w:sz w:val="18"/>
                           <w:szCs w:val="18"/>
                         </w:rPr>
@@ -5269,7 +5836,7 @@
                       </w:r>
                       <w:r>
                         <w:rPr>
-                          <w:color w:val="002060"/>
+                          <w:color w:val="000000" w:themeColor="text1"/>
                           <w:sz w:val="18"/>
                           <w:szCs w:val="18"/>
                         </w:rPr>
@@ -5277,7 +5844,7 @@
                       </w:r>
                       <w:r>
                         <w:rPr>
-                          <w:color w:val="002060"/>
+                          <w:color w:val="000000" w:themeColor="text1"/>
                           <w:sz w:val="18"/>
                           <w:szCs w:val="18"/>
                         </w:rPr>
@@ -5286,7 +5853,7 @@
                       <w:r>
                         <w:rPr>
                           <w:noProof/>
-                          <w:color w:val="002060"/>
+                          <w:color w:val="000000" w:themeColor="text1"/>
                           <w:sz w:val="18"/>
                           <w:szCs w:val="18"/>
                         </w:rPr>
@@ -5294,7 +5861,7 @@
                       </w:r>
                       <w:r>
                         <w:rPr>
-                          <w:color w:val="002060"/>
+                          <w:color w:val="000000" w:themeColor="text1"/>
                           <w:sz w:val="18"/>
                           <w:szCs w:val="18"/>
                         </w:rPr>
@@ -5304,7 +5871,7 @@
                         <w:rPr>
                           <w:b/>
                           <w:bCs/>
-                          <w:color w:val="0040CF"/>
+                          <w:color w:val="000000" w:themeColor="text1"/>
                           <w:sz w:val="20"/>
                           <w:szCs w:val="20"/>
                         </w:rPr>
@@ -5314,7 +5881,7 @@
                         <w:rPr>
                           <w:b/>
                           <w:bCs/>
-                          <w:color w:val="0040CF"/>
+                          <w:color w:val="000000" w:themeColor="text1"/>
                           <w:sz w:val="20"/>
                           <w:szCs w:val="20"/>
                         </w:rPr>
@@ -5324,7 +5891,7 @@
                         <w:rPr>
                           <w:b/>
                           <w:bCs/>
-                          <w:color w:val="0040CF"/>
+                          <w:color w:val="000000" w:themeColor="text1"/>
                           <w:sz w:val="20"/>
                           <w:szCs w:val="20"/>
                         </w:rPr>
@@ -5334,7 +5901,7 @@
                         <w:rPr>
                           <w:b/>
                           <w:bCs/>
-                          <w:color w:val="0040CF"/>
+                          <w:color w:val="000000" w:themeColor="text1"/>
                           <w:sz w:val="20"/>
                           <w:szCs w:val="20"/>
                         </w:rPr>
@@ -5348,14 +5915,14 @@
                         <w:rPr>
                           <w:b/>
                           <w:bCs/>
-                          <w:color w:val="0040CF"/>
+                          <w:color w:val="000000" w:themeColor="text1"/>
                           <w:sz w:val="20"/>
                           <w:szCs w:val="20"/>
                         </w:rPr>
                       </w:pPr>
                       <w:r>
                         <w:rPr>
-                          <w:color w:val="002060"/>
+                          <w:color w:val="000000" w:themeColor="text1"/>
                           <w:sz w:val="18"/>
                           <w:szCs w:val="18"/>
                         </w:rPr>
@@ -5363,7 +5930,7 @@
                       </w:r>
                       <w:r>
                         <w:rPr>
-                          <w:color w:val="002060"/>
+                          <w:color w:val="000000" w:themeColor="text1"/>
                           <w:sz w:val="18"/>
                           <w:szCs w:val="18"/>
                         </w:rPr>
@@ -5371,7 +5938,7 @@
                       </w:r>
                       <w:r>
                         <w:rPr>
-                          <w:color w:val="002060"/>
+                          <w:color w:val="000000" w:themeColor="text1"/>
                           <w:sz w:val="18"/>
                           <w:szCs w:val="18"/>
                         </w:rPr>
@@ -5380,7 +5947,7 @@
                       <w:r>
                         <w:rPr>
                           <w:noProof/>
-                          <w:color w:val="002060"/>
+                          <w:color w:val="000000" w:themeColor="text1"/>
                           <w:sz w:val="18"/>
                           <w:szCs w:val="18"/>
                         </w:rPr>
@@ -5388,7 +5955,7 @@
                       </w:r>
                       <w:r>
                         <w:rPr>
-                          <w:color w:val="002060"/>
+                          <w:color w:val="000000" w:themeColor="text1"/>
                           <w:sz w:val="18"/>
                           <w:szCs w:val="18"/>
                         </w:rPr>
@@ -5396,7 +5963,7 @@
                       </w:r>
                       <w:r>
                         <w:rPr>
-                          <w:color w:val="002060"/>
+                          <w:color w:val="000000" w:themeColor="text1"/>
                           <w:sz w:val="18"/>
                           <w:szCs w:val="18"/>
                         </w:rPr>
@@ -5405,7 +5972,7 @@
                       <w:r>
                         <w:rPr>
                           <w:noProof/>
-                          <w:color w:val="002060"/>
+                          <w:color w:val="000000" w:themeColor="text1"/>
                           <w:sz w:val="18"/>
                           <w:szCs w:val="18"/>
                         </w:rPr>
@@ -5413,7 +5980,7 @@
                       </w:r>
                       <w:r>
                         <w:rPr>
-                          <w:color w:val="002060"/>
+                          <w:color w:val="000000" w:themeColor="text1"/>
                           <w:sz w:val="18"/>
                           <w:szCs w:val="18"/>
                         </w:rPr>
@@ -5423,7 +5990,7 @@
                         <w:rPr>
                           <w:b/>
                           <w:bCs/>
-                          <w:color w:val="0040CF"/>
+                          <w:color w:val="000000" w:themeColor="text1"/>
                           <w:sz w:val="20"/>
                           <w:szCs w:val="20"/>
                         </w:rPr>
@@ -5433,7 +6000,7 @@
                         <w:rPr>
                           <w:b/>
                           <w:bCs/>
-                          <w:color w:val="0040CF"/>
+                          <w:color w:val="000000" w:themeColor="text1"/>
                           <w:sz w:val="20"/>
                           <w:szCs w:val="20"/>
                         </w:rPr>
@@ -5443,7 +6010,7 @@
                         <w:rPr>
                           <w:b/>
                           <w:bCs/>
-                          <w:color w:val="0040CF"/>
+                          <w:color w:val="000000" w:themeColor="text1"/>
                           <w:sz w:val="20"/>
                           <w:szCs w:val="20"/>
                         </w:rPr>
@@ -5453,7 +6020,7 @@
                         <w:rPr>
                           <w:b/>
                           <w:bCs/>
-                          <w:color w:val="0040CF"/>
+                          <w:color w:val="000000" w:themeColor="text1"/>
                           <w:sz w:val="20"/>
                           <w:szCs w:val="20"/>
                         </w:rPr>
@@ -5467,14 +6034,14 @@
                         <w:rPr>
                           <w:b/>
                           <w:bCs/>
-                          <w:color w:val="0040CF"/>
+                          <w:color w:val="000000" w:themeColor="text1"/>
                           <w:sz w:val="20"/>
                           <w:szCs w:val="20"/>
                         </w:rPr>
                       </w:pPr>
                       <w:r>
                         <w:rPr>
-                          <w:color w:val="002060"/>
+                          <w:color w:val="000000" w:themeColor="text1"/>
                           <w:sz w:val="18"/>
                           <w:szCs w:val="18"/>
                         </w:rPr>
@@ -5482,7 +6049,7 @@
                       </w:r>
                       <w:r>
                         <w:rPr>
-                          <w:color w:val="002060"/>
+                          <w:color w:val="000000" w:themeColor="text1"/>
                           <w:sz w:val="18"/>
                           <w:szCs w:val="18"/>
                         </w:rPr>
@@ -5490,7 +6057,7 @@
                       </w:r>
                       <w:r>
                         <w:rPr>
-                          <w:color w:val="002060"/>
+                          <w:color w:val="000000" w:themeColor="text1"/>
                           <w:sz w:val="18"/>
                           <w:szCs w:val="18"/>
                         </w:rPr>
@@ -5499,7 +6066,7 @@
                       <w:r>
                         <w:rPr>
                           <w:noProof/>
-                          <w:color w:val="002060"/>
+                          <w:color w:val="000000" w:themeColor="text1"/>
                           <w:sz w:val="18"/>
                           <w:szCs w:val="18"/>
                         </w:rPr>
@@ -5507,7 +6074,7 @@
                       </w:r>
                       <w:r>
                         <w:rPr>
-                          <w:color w:val="002060"/>
+                          <w:color w:val="000000" w:themeColor="text1"/>
                           <w:sz w:val="18"/>
                           <w:szCs w:val="18"/>
                         </w:rPr>
@@ -5515,7 +6082,7 @@
                       </w:r>
                       <w:r>
                         <w:rPr>
-                          <w:color w:val="002060"/>
+                          <w:color w:val="000000" w:themeColor="text1"/>
                           <w:sz w:val="18"/>
                           <w:szCs w:val="18"/>
                         </w:rPr>
@@ -5524,24 +6091,15 @@
                       <w:r>
                         <w:rPr>
                           <w:noProof/>
-                          <w:color w:val="002060"/>
-                          <w:sz w:val="18"/>
-                          <w:szCs w:val="18"/>
-                        </w:rPr>
-                        <w:t>3</w:t>
-                      </w:r>
-                      <w:r>
-                        <w:rPr>
-                          <w:noProof/>
-                          <w:color w:val="002060"/>
-                          <w:sz w:val="18"/>
-                          <w:szCs w:val="18"/>
-                        </w:rPr>
-                        <w:t>8</w:t>
-                      </w:r>
-                      <w:r>
-                        <w:rPr>
-                          <w:color w:val="002060"/>
+                          <w:color w:val="000000" w:themeColor="text1"/>
+                          <w:sz w:val="18"/>
+                          <w:szCs w:val="18"/>
+                        </w:rPr>
+                        <w:t>40</w:t>
+                      </w:r>
+                      <w:r>
+                        <w:rPr>
+                          <w:color w:val="000000" w:themeColor="text1"/>
                           <w:sz w:val="18"/>
                           <w:szCs w:val="18"/>
                         </w:rPr>
@@ -5551,7 +6109,7 @@
                         <w:rPr>
                           <w:b/>
                           <w:bCs/>
-                          <w:color w:val="0040CF"/>
+                          <w:color w:val="000000" w:themeColor="text1"/>
                           <w:sz w:val="20"/>
                           <w:szCs w:val="20"/>
                         </w:rPr>
@@ -5561,7 +6119,7 @@
                         <w:rPr>
                           <w:b/>
                           <w:bCs/>
-                          <w:color w:val="0040CF"/>
+                          <w:color w:val="000000" w:themeColor="text1"/>
                           <w:sz w:val="20"/>
                           <w:szCs w:val="20"/>
                         </w:rPr>
@@ -5571,7 +6129,7 @@
                         <w:rPr>
                           <w:b/>
                           <w:bCs/>
-                          <w:color w:val="0040CF"/>
+                          <w:color w:val="000000" w:themeColor="text1"/>
                           <w:sz w:val="20"/>
                           <w:szCs w:val="20"/>
                         </w:rPr>
@@ -5581,7 +6139,7 @@
                         <w:rPr>
                           <w:b/>
                           <w:bCs/>
-                          <w:color w:val="0040CF"/>
+                          <w:color w:val="000000" w:themeColor="text1"/>
                           <w:sz w:val="20"/>
                           <w:szCs w:val="20"/>
                         </w:rPr>
@@ -5595,14 +6153,14 @@
                         <w:rPr>
                           <w:b/>
                           <w:bCs/>
-                          <w:color w:val="0040CF"/>
+                          <w:color w:val="000000" w:themeColor="text1"/>
                           <w:sz w:val="20"/>
                           <w:szCs w:val="20"/>
                         </w:rPr>
                       </w:pPr>
                       <w:r>
                         <w:rPr>
-                          <w:color w:val="002060"/>
+                          <w:color w:val="000000" w:themeColor="text1"/>
                           <w:sz w:val="18"/>
                           <w:szCs w:val="18"/>
                         </w:rPr>
@@ -5610,7 +6168,7 @@
                       </w:r>
                       <w:r>
                         <w:rPr>
-                          <w:color w:val="002060"/>
+                          <w:color w:val="000000" w:themeColor="text1"/>
                           <w:sz w:val="18"/>
                           <w:szCs w:val="18"/>
                         </w:rPr>
@@ -5618,7 +6176,7 @@
                       </w:r>
                       <w:r>
                         <w:rPr>
-                          <w:color w:val="002060"/>
+                          <w:color w:val="000000" w:themeColor="text1"/>
                           <w:sz w:val="18"/>
                           <w:szCs w:val="18"/>
                         </w:rPr>
@@ -5627,7 +6185,7 @@
                       <w:r>
                         <w:rPr>
                           <w:noProof/>
-                          <w:color w:val="002060"/>
+                          <w:color w:val="000000" w:themeColor="text1"/>
                           <w:sz w:val="18"/>
                           <w:szCs w:val="18"/>
                         </w:rPr>
@@ -5635,7 +6193,7 @@
                       </w:r>
                       <w:r>
                         <w:rPr>
-                          <w:color w:val="002060"/>
+                          <w:color w:val="000000" w:themeColor="text1"/>
                           <w:sz w:val="18"/>
                           <w:szCs w:val="18"/>
                         </w:rPr>
@@ -5643,7 +6201,7 @@
                       </w:r>
                       <w:r>
                         <w:rPr>
-                          <w:color w:val="002060"/>
+                          <w:color w:val="000000" w:themeColor="text1"/>
                           <w:sz w:val="18"/>
                           <w:szCs w:val="18"/>
                         </w:rPr>
@@ -5652,7 +6210,7 @@
                       <w:r>
                         <w:rPr>
                           <w:noProof/>
-                          <w:color w:val="002060"/>
+                          <w:color w:val="000000" w:themeColor="text1"/>
                           <w:sz w:val="18"/>
                           <w:szCs w:val="18"/>
                         </w:rPr>
@@ -5660,7 +6218,7 @@
                       </w:r>
                       <w:r>
                         <w:rPr>
-                          <w:color w:val="002060"/>
+                          <w:color w:val="000000" w:themeColor="text1"/>
                           <w:sz w:val="18"/>
                           <w:szCs w:val="18"/>
                         </w:rPr>
@@ -5670,7 +6228,7 @@
                         <w:rPr>
                           <w:b/>
                           <w:bCs/>
-                          <w:color w:val="0040CF"/>
+                          <w:color w:val="000000" w:themeColor="text1"/>
                           <w:sz w:val="20"/>
                           <w:szCs w:val="20"/>
                         </w:rPr>
@@ -5680,7 +6238,7 @@
                         <w:rPr>
                           <w:b/>
                           <w:bCs/>
-                          <w:color w:val="0040CF"/>
+                          <w:color w:val="000000" w:themeColor="text1"/>
                           <w:sz w:val="20"/>
                           <w:szCs w:val="20"/>
                         </w:rPr>
@@ -5690,7 +6248,7 @@
                         <w:rPr>
                           <w:b/>
                           <w:bCs/>
-                          <w:color w:val="0040CF"/>
+                          <w:color w:val="000000" w:themeColor="text1"/>
                           <w:sz w:val="20"/>
                           <w:szCs w:val="20"/>
                         </w:rPr>
@@ -5700,7 +6258,7 @@
                         <w:rPr>
                           <w:b/>
                           <w:bCs/>
-                          <w:color w:val="0040CF"/>
+                          <w:color w:val="000000" w:themeColor="text1"/>
                           <w:sz w:val="20"/>
                           <w:szCs w:val="20"/>
                         </w:rPr>
@@ -5714,14 +6272,14 @@
                         <w:rPr>
                           <w:b/>
                           <w:bCs/>
-                          <w:color w:val="0040CF"/>
+                          <w:color w:val="000000" w:themeColor="text1"/>
                           <w:sz w:val="20"/>
                           <w:szCs w:val="20"/>
                         </w:rPr>
                       </w:pPr>
                       <w:r>
                         <w:rPr>
-                          <w:color w:val="002060"/>
+                          <w:color w:val="000000" w:themeColor="text1"/>
                           <w:sz w:val="18"/>
                           <w:szCs w:val="18"/>
                         </w:rPr>
@@ -5729,7 +6287,7 @@
                       </w:r>
                       <w:r>
                         <w:rPr>
-                          <w:color w:val="002060"/>
+                          <w:color w:val="000000" w:themeColor="text1"/>
                           <w:sz w:val="18"/>
                           <w:szCs w:val="18"/>
                         </w:rPr>
@@ -5737,7 +6295,7 @@
                       </w:r>
                       <w:r>
                         <w:rPr>
-                          <w:color w:val="002060"/>
+                          <w:color w:val="000000" w:themeColor="text1"/>
                           <w:sz w:val="18"/>
                           <w:szCs w:val="18"/>
                         </w:rPr>
@@ -5746,7 +6304,7 @@
                       <w:r>
                         <w:rPr>
                           <w:noProof/>
-                          <w:color w:val="002060"/>
+                          <w:color w:val="000000" w:themeColor="text1"/>
                           <w:sz w:val="18"/>
                           <w:szCs w:val="18"/>
                         </w:rPr>
@@ -5754,7 +6312,7 @@
                       </w:r>
                       <w:r>
                         <w:rPr>
-                          <w:color w:val="002060"/>
+                          <w:color w:val="000000" w:themeColor="text1"/>
                           <w:sz w:val="18"/>
                           <w:szCs w:val="18"/>
                         </w:rPr>
@@ -5762,7 +6320,7 @@
                       </w:r>
                       <w:r>
                         <w:rPr>
-                          <w:color w:val="002060"/>
+                          <w:color w:val="000000" w:themeColor="text1"/>
                           <w:sz w:val="18"/>
                           <w:szCs w:val="18"/>
                         </w:rPr>
@@ -5771,7 +6329,7 @@
                       <w:r>
                         <w:rPr>
                           <w:noProof/>
-                          <w:color w:val="002060"/>
+                          <w:color w:val="000000" w:themeColor="text1"/>
                           <w:sz w:val="18"/>
                           <w:szCs w:val="18"/>
                         </w:rPr>
@@ -5779,7 +6337,7 @@
                       </w:r>
                       <w:r>
                         <w:rPr>
-                          <w:color w:val="002060"/>
+                          <w:color w:val="000000" w:themeColor="text1"/>
                           <w:sz w:val="18"/>
                           <w:szCs w:val="18"/>
                         </w:rPr>
@@ -5789,7 +6347,7 @@
                         <w:rPr>
                           <w:b/>
                           <w:bCs/>
-                          <w:color w:val="0040CF"/>
+                          <w:color w:val="000000" w:themeColor="text1"/>
                           <w:sz w:val="20"/>
                           <w:szCs w:val="20"/>
                         </w:rPr>
@@ -5799,7 +6357,7 @@
                         <w:rPr>
                           <w:b/>
                           <w:bCs/>
-                          <w:color w:val="0040CF"/>
+                          <w:color w:val="000000" w:themeColor="text1"/>
                           <w:sz w:val="20"/>
                           <w:szCs w:val="20"/>
                         </w:rPr>
@@ -5809,7 +6367,7 @@
                         <w:rPr>
                           <w:b/>
                           <w:bCs/>
-                          <w:color w:val="0040CF"/>
+                          <w:color w:val="000000" w:themeColor="text1"/>
                           <w:sz w:val="20"/>
                           <w:szCs w:val="20"/>
                         </w:rPr>
@@ -5819,7 +6377,7 @@
                         <w:rPr>
                           <w:b/>
                           <w:bCs/>
-                          <w:color w:val="0040CF"/>
+                          <w:color w:val="000000" w:themeColor="text1"/>
                           <w:sz w:val="20"/>
                           <w:szCs w:val="20"/>
                         </w:rPr>
@@ -5833,14 +6391,14 @@
                         <w:rPr>
                           <w:b/>
                           <w:bCs/>
-                          <w:color w:val="0040CF"/>
+                          <w:color w:val="000000" w:themeColor="text1"/>
                           <w:sz w:val="20"/>
                           <w:szCs w:val="20"/>
                         </w:rPr>
                       </w:pPr>
                       <w:r>
                         <w:rPr>
-                          <w:color w:val="002060"/>
+                          <w:color w:val="000000" w:themeColor="text1"/>
                           <w:sz w:val="18"/>
                           <w:szCs w:val="18"/>
                         </w:rPr>
@@ -5848,7 +6406,7 @@
                       </w:r>
                       <w:r>
                         <w:rPr>
-                          <w:color w:val="002060"/>
+                          <w:color w:val="000000" w:themeColor="text1"/>
                           <w:sz w:val="18"/>
                           <w:szCs w:val="18"/>
                         </w:rPr>
@@ -5856,7 +6414,7 @@
                       </w:r>
                       <w:r>
                         <w:rPr>
-                          <w:color w:val="002060"/>
+                          <w:color w:val="000000" w:themeColor="text1"/>
                           <w:sz w:val="18"/>
                           <w:szCs w:val="18"/>
                         </w:rPr>
@@ -5865,7 +6423,7 @@
                       <w:r>
                         <w:rPr>
                           <w:noProof/>
-                          <w:color w:val="002060"/>
+                          <w:color w:val="000000" w:themeColor="text1"/>
                           <w:sz w:val="18"/>
                           <w:szCs w:val="18"/>
                         </w:rPr>
@@ -5873,7 +6431,7 @@
                       </w:r>
                       <w:r>
                         <w:rPr>
-                          <w:color w:val="002060"/>
+                          <w:color w:val="000000" w:themeColor="text1"/>
                           <w:sz w:val="18"/>
                           <w:szCs w:val="18"/>
                         </w:rPr>
@@ -5881,7 +6439,7 @@
                       </w:r>
                       <w:r>
                         <w:rPr>
-                          <w:color w:val="002060"/>
+                          <w:color w:val="000000" w:themeColor="text1"/>
                           <w:sz w:val="18"/>
                           <w:szCs w:val="18"/>
                         </w:rPr>
@@ -5890,15 +6448,15 @@
                       <w:r>
                         <w:rPr>
                           <w:noProof/>
-                          <w:color w:val="002060"/>
-                          <w:sz w:val="18"/>
-                          <w:szCs w:val="18"/>
-                        </w:rPr>
-                        <w:t>8</w:t>
-                      </w:r>
-                      <w:r>
-                        <w:rPr>
-                          <w:color w:val="002060"/>
+                          <w:color w:val="000000" w:themeColor="text1"/>
+                          <w:sz w:val="18"/>
+                          <w:szCs w:val="18"/>
+                        </w:rPr>
+                        <w:t>10</w:t>
+                      </w:r>
+                      <w:r>
+                        <w:rPr>
+                          <w:color w:val="000000" w:themeColor="text1"/>
                           <w:sz w:val="18"/>
                           <w:szCs w:val="18"/>
                         </w:rPr>
@@ -5908,7 +6466,7 @@
                         <w:rPr>
                           <w:b/>
                           <w:bCs/>
-                          <w:color w:val="0040CF"/>
+                          <w:color w:val="000000" w:themeColor="text1"/>
                           <w:sz w:val="20"/>
                           <w:szCs w:val="20"/>
                         </w:rPr>
@@ -5918,7 +6476,7 @@
                         <w:rPr>
                           <w:b/>
                           <w:bCs/>
-                          <w:color w:val="0040CF"/>
+                          <w:color w:val="000000" w:themeColor="text1"/>
                           <w:sz w:val="20"/>
                           <w:szCs w:val="20"/>
                         </w:rPr>
@@ -5928,7 +6486,7 @@
                         <w:rPr>
                           <w:b/>
                           <w:bCs/>
-                          <w:color w:val="0040CF"/>
+                          <w:color w:val="000000" w:themeColor="text1"/>
                           <w:sz w:val="20"/>
                           <w:szCs w:val="20"/>
                         </w:rPr>
@@ -5938,7 +6496,7 @@
                         <w:rPr>
                           <w:b/>
                           <w:bCs/>
-                          <w:color w:val="0040CF"/>
+                          <w:color w:val="000000" w:themeColor="text1"/>
                           <w:sz w:val="20"/>
                           <w:szCs w:val="20"/>
                         </w:rPr>
@@ -5950,85 +6508,100 @@
                         <w:spacing w:after="0" w:line="240" w:lineRule="auto"/>
                         <w:ind w:left="80" w:firstLine="204"/>
                         <w:rPr>
+                          <w:color w:val="000000" w:themeColor="text1"/>
+                          <w:sz w:val="18"/>
+                          <w:szCs w:val="18"/>
+                        </w:rPr>
+                      </w:pPr>
+                      <w:r>
+                        <w:rPr>
+                          <w:color w:val="000000" w:themeColor="text1"/>
+                          <w:sz w:val="18"/>
+                          <w:szCs w:val="18"/>
+                        </w:rPr>
+                        <w:fldChar w:fldCharType="begin"/>
+                      </w:r>
+                      <w:r>
+                        <w:rPr>
+                          <w:color w:val="000000" w:themeColor="text1"/>
+                          <w:sz w:val="18"/>
+                          <w:szCs w:val="18"/>
+                        </w:rPr>
+                        <w:instrText xml:space="preserve"> MERGEFIELD =exclusion_reason.reason \* MERGEFORMAT </w:instrText>
+                      </w:r>
+                      <w:r>
+                        <w:rPr>
+                          <w:color w:val="000000" w:themeColor="text1"/>
+                          <w:sz w:val="18"/>
+                          <w:szCs w:val="18"/>
+                        </w:rPr>
+                        <w:fldChar w:fldCharType="separate"/>
+                      </w:r>
+                      <w:r>
+                        <w:rPr>
+                          <w:noProof/>
+                          <w:color w:val="000000" w:themeColor="text1"/>
+                          <w:sz w:val="18"/>
+                          <w:szCs w:val="18"/>
+                        </w:rPr>
+                        <w:t>Wrong patient population</w:t>
+                      </w:r>
+                      <w:r>
+                        <w:rPr>
+                          <w:color w:val="000000" w:themeColor="text1"/>
+                          <w:sz w:val="18"/>
+                          <w:szCs w:val="18"/>
+                        </w:rPr>
+                        <w:fldChar w:fldCharType="end"/>
+                      </w:r>
+                      <w:r>
+                        <w:rPr>
+                          <w:color w:val="000000" w:themeColor="text1"/>
+                          <w:sz w:val="18"/>
+                          <w:szCs w:val="18"/>
+                        </w:rPr>
+                        <w:t xml:space="preserve"> (n = </w:t>
+                      </w:r>
+                      <w:r>
+                        <w:rPr>
+                          <w:noProof/>
+                          <w:color w:val="000000" w:themeColor="text1"/>
+                          <w:sz w:val="18"/>
+                          <w:szCs w:val="18"/>
+                        </w:rPr>
+                        <w:t>34</w:t>
+                      </w:r>
+                      <w:r>
+                        <w:rPr>
+                          <w:color w:val="000000" w:themeColor="text1"/>
+                          <w:sz w:val="18"/>
+                          <w:szCs w:val="18"/>
+                        </w:rPr>
+                        <w:t>)</w:t>
+                      </w:r>
+                      <w:r>
+                        <w:rPr>
+                          <w:color w:val="000000" w:themeColor="text1"/>
+                          <w:sz w:val="18"/>
+                          <w:szCs w:val="18"/>
+                        </w:rPr>
+                        <w:br/>
+                      </w:r>
+                      <w:r>
+                        <w:rPr>
                           <w:color w:val="002060"/>
                           <w:sz w:val="18"/>
                           <w:szCs w:val="18"/>
                         </w:rPr>
-                      </w:pPr>
-                      <w:r>
-                        <w:rPr>
-                          <w:color w:val="002060"/>
-                          <w:sz w:val="18"/>
-                          <w:szCs w:val="18"/>
-                        </w:rPr>
-                        <w:fldChar w:fldCharType="begin"/>
-                      </w:r>
-                      <w:r>
-                        <w:rPr>
-                          <w:color w:val="002060"/>
-                          <w:sz w:val="18"/>
-                          <w:szCs w:val="18"/>
-                        </w:rPr>
-                        <w:instrText xml:space="preserve"> MERGEFIELD =exclusion_reason.reason \* MERGEFORMAT </w:instrText>
-                      </w:r>
-                      <w:r>
-                        <w:rPr>
-                          <w:color w:val="002060"/>
-                          <w:sz w:val="18"/>
-                          <w:szCs w:val="18"/>
-                        </w:rPr>
-                        <w:fldChar w:fldCharType="separate"/>
-                      </w:r>
-                      <w:r>
-                        <w:rPr>
-                          <w:noProof/>
-                          <w:color w:val="002060"/>
-                          <w:sz w:val="18"/>
-                          <w:szCs w:val="18"/>
-                        </w:rPr>
-                        <w:t>Wrong patient population</w:t>
-                      </w:r>
-                      <w:r>
-                        <w:rPr>
-                          <w:color w:val="002060"/>
-                          <w:sz w:val="18"/>
-                          <w:szCs w:val="18"/>
-                        </w:rPr>
-                        <w:fldChar w:fldCharType="end"/>
-                      </w:r>
-                      <w:r>
-                        <w:rPr>
-                          <w:color w:val="002060"/>
-                          <w:sz w:val="18"/>
-                          <w:szCs w:val="18"/>
-                        </w:rPr>
-                        <w:t xml:space="preserve"> (n = </w:t>
-                      </w:r>
-                      <w:r>
-                        <w:rPr>
-                          <w:noProof/>
-                          <w:color w:val="002060"/>
-                          <w:sz w:val="18"/>
-                          <w:szCs w:val="18"/>
-                        </w:rPr>
-                        <w:t>3</w:t>
-                      </w:r>
-                      <w:r>
-                        <w:rPr>
-                          <w:noProof/>
-                          <w:color w:val="002060"/>
-                          <w:sz w:val="18"/>
-                          <w:szCs w:val="18"/>
-                        </w:rPr>
-                        <w:t>3</w:t>
-                      </w:r>
-                      <w:r>
-                        <w:rPr>
-                          <w:color w:val="002060"/>
-                          <w:sz w:val="18"/>
-                          <w:szCs w:val="18"/>
-                        </w:rPr>
-                        <w:t>)</w:t>
+                        <w:t xml:space="preserve">     </w:t>
+                      </w:r>
+                      <w:r>
+                        <w:rPr>
+                          <w:color w:val="000000" w:themeColor="text1"/>
+                          <w:sz w:val="18"/>
+                          <w:szCs w:val="18"/>
+                        </w:rPr>
+                        <w:t>Did not report sex-stratified TB prevalence</w:t>
                       </w:r>
                     </w:p>
                     <w:p>
@@ -6036,18 +6609,60 @@
                         <w:spacing w:after="0" w:line="240" w:lineRule="auto"/>
                         <w:ind w:left="80" w:firstLine="204"/>
                         <w:rPr>
-                          <w:color w:val="002060"/>
-                          <w:sz w:val="18"/>
-                          <w:szCs w:val="18"/>
+                          <w:b/>
+                          <w:bCs/>
+                          <w:color w:val="000000" w:themeColor="text1"/>
+                          <w:sz w:val="20"/>
+                          <w:szCs w:val="20"/>
                         </w:rPr>
                       </w:pPr>
                       <w:r>
                         <w:rPr>
-                          <w:color w:val="002060"/>
-                          <w:sz w:val="18"/>
-                          <w:szCs w:val="18"/>
-                        </w:rPr>
-                        <w:t>Did not report sex-stratified TB prevalence</w:t>
+                          <w:color w:val="000000" w:themeColor="text1"/>
+                          <w:sz w:val="18"/>
+                          <w:szCs w:val="18"/>
+                        </w:rPr>
+                        <w:t>estimates (n=18)</w:t>
+                      </w:r>
+                      <w:r>
+                        <w:rPr>
+                          <w:b/>
+                          <w:bCs/>
+                          <w:color w:val="000000" w:themeColor="text1"/>
+                          <w:sz w:val="20"/>
+                          <w:szCs w:val="20"/>
+                        </w:rPr>
+                        <w:fldChar w:fldCharType="begin"/>
+                      </w:r>
+                      <w:r>
+                        <w:rPr>
+                          <w:b/>
+                          <w:bCs/>
+                          <w:color w:val="000000" w:themeColor="text1"/>
+                          <w:sz w:val="20"/>
+                          <w:szCs w:val="20"/>
+                        </w:rPr>
+                        <w:instrText xml:space="preserve"> MERGEFIELD =reason.number_of_citations \* MERGEFORMAT </w:instrText>
+                      </w:r>
+                      <w:r>
+                        <w:rPr>
+                          <w:b/>
+                          <w:bCs/>
+                          <w:color w:val="000000" w:themeColor="text1"/>
+                          <w:sz w:val="20"/>
+                          <w:szCs w:val="20"/>
+                        </w:rPr>
+                        <w:fldChar w:fldCharType="separate"/>
+                      </w:r>
+                      <w:r>
+                        <w:rPr>
+                          <w:b/>
+                          <w:bCs/>
+                          <w:color w:val="000000" w:themeColor="text1"/>
+                          <w:sz w:val="20"/>
+                          <w:szCs w:val="20"/>
+                        </w:rPr>
+                        <w:fldChar w:fldCharType="end"/>
                       </w:r>
                     </w:p>
                     <w:p>
@@ -6055,85 +6670,11 @@
                         <w:spacing w:after="0" w:line="240" w:lineRule="auto"/>
                         <w:ind w:left="80" w:firstLine="204"/>
                         <w:rPr>
-                          <w:b/>
-                          <w:bCs/>
-                          <w:color w:val="0040CF"/>
-                          <w:sz w:val="20"/>
-                          <w:szCs w:val="20"/>
+                          <w:color w:val="000000" w:themeColor="text1"/>
+                          <w:sz w:val="18"/>
+                          <w:szCs w:val="18"/>
                         </w:rPr>
                       </w:pPr>
-                      <w:r>
-                        <w:rPr>
-                          <w:color w:val="002060"/>
-                          <w:sz w:val="18"/>
-                          <w:szCs w:val="18"/>
-                        </w:rPr>
-                        <w:t>estimates (n=</w:t>
-                      </w:r>
-                      <w:r>
-                        <w:rPr>
-                          <w:color w:val="002060"/>
-                          <w:sz w:val="18"/>
-                          <w:szCs w:val="18"/>
-                        </w:rPr>
-                        <w:t>1</w:t>
-                      </w:r>
-                      <w:r>
-                        <w:rPr>
-                          <w:color w:val="002060"/>
-                          <w:sz w:val="18"/>
-                          <w:szCs w:val="18"/>
-                        </w:rPr>
-                        <w:t>8</w:t>
-                      </w:r>
-                      <w:r>
-                        <w:rPr>
-                          <w:color w:val="002060"/>
-                          <w:sz w:val="18"/>
-                          <w:szCs w:val="18"/>
-                        </w:rPr>
-                        <w:t>)</w:t>
-                      </w:r>
-                      <w:r>
-                        <w:rPr>
-                          <w:b/>
-                          <w:bCs/>
-                          <w:color w:val="0040CF"/>
-                          <w:sz w:val="20"/>
-                          <w:szCs w:val="20"/>
-                        </w:rPr>
-                        <w:fldChar w:fldCharType="begin"/>
-                      </w:r>
-                      <w:r>
-                        <w:rPr>
-                          <w:b/>
-                          <w:bCs/>
-                          <w:color w:val="0040CF"/>
-                          <w:sz w:val="20"/>
-                          <w:szCs w:val="20"/>
-                        </w:rPr>
-                        <w:instrText xml:space="preserve"> MERGEFIELD =reason.number_of_citations \* MERGEFORMAT </w:instrText>
-                      </w:r>
-                      <w:r>
-                        <w:rPr>
-                          <w:b/>
-                          <w:bCs/>
-                          <w:color w:val="0040CF"/>
-                          <w:sz w:val="20"/>
-                          <w:szCs w:val="20"/>
-                        </w:rPr>
-                        <w:fldChar w:fldCharType="separate"/>
-                      </w:r>
-                      <w:r>
-                        <w:rPr>
-                          <w:b/>
-                          <w:bCs/>
-                          <w:color w:val="0040CF"/>
-                          <w:sz w:val="20"/>
-                          <w:szCs w:val="20"/>
-                        </w:rPr>
-                        <w:fldChar w:fldCharType="end"/>
-                      </w:r>
                     </w:p>
                   </w:txbxContent>
                 </v:textbox>
@@ -6158,223 +6699,70 @@
         <mc:AlternateContent>
           <mc:Choice Requires="wps">
             <w:drawing>
-              <wp:anchor distT="0" distB="0" distL="114300" distR="114300" simplePos="0" relativeHeight="251773952" behindDoc="0" locked="0" layoutInCell="1" allowOverlap="1" wp14:anchorId="05178540" wp14:editId="720CAB88">
+              <wp:anchor distT="0" distB="0" distL="114300" distR="114300" simplePos="0" relativeHeight="251770880" behindDoc="0" locked="0" layoutInCell="1" allowOverlap="1" wp14:anchorId="4301C070" wp14:editId="1E446070">
                 <wp:simplePos x="0" y="0"/>
                 <wp:positionH relativeFrom="column">
-                  <wp:posOffset>589280</wp:posOffset>
+                  <wp:posOffset>3345815</wp:posOffset>
                 </wp:positionH>
                 <wp:positionV relativeFrom="paragraph">
-                  <wp:posOffset>219612</wp:posOffset>
+                  <wp:posOffset>204181</wp:posOffset>
                 </wp:positionV>
-                <wp:extent cx="2762250" cy="452120"/>
-                <wp:effectExtent l="12700" t="12700" r="19050" b="17780"/>
+                <wp:extent cx="259080" cy="0"/>
+                <wp:effectExtent l="0" t="88900" r="0" b="88900"/>
                 <wp:wrapNone/>
-                <wp:docPr id="1672755263" name="Rounded Rectangle 1672755263"/>
+                <wp:docPr id="2051703162" name="Straight Arrow Connector 2051703162"/>
                 <wp:cNvGraphicFramePr/>
                 <a:graphic xmlns:a="http://schemas.openxmlformats.org/drawingml/2006/main">
                   <a:graphicData uri="http://schemas.microsoft.com/office/word/2010/wordprocessingShape">
                     <wps:wsp>
-                      <wps:cNvSpPr/>
+                      <wps:cNvCnPr/>
                       <wps:spPr>
                         <a:xfrm>
                           <a:off x="0" y="0"/>
-                          <a:ext cx="2762250" cy="452120"/>
+                          <a:ext cx="259080" cy="0"/>
                         </a:xfrm>
-                        <a:prstGeom prst="roundRect">
-                          <a:avLst>
-                            <a:gd name="adj" fmla="val 4572"/>
-                          </a:avLst>
+                        <a:prstGeom prst="straightConnector1">
+                          <a:avLst/>
                         </a:prstGeom>
-                        <a:solidFill>
-                          <a:schemeClr val="bg1"/>
-                        </a:solidFill>
-                        <a:ln w="19050">
+                        <a:ln w="19050" cap="flat" cmpd="sng" algn="ctr">
                           <a:solidFill>
                             <a:schemeClr val="tx1"/>
                           </a:solidFill>
+                          <a:prstDash val="solid"/>
+                          <a:round/>
+                          <a:headEnd type="none" w="med" len="med"/>
+                          <a:tailEnd type="arrow" w="med" len="med"/>
                         </a:ln>
                       </wps:spPr>
                       <wps:style>
-                        <a:lnRef idx="2">
-                          <a:schemeClr val="accent1">
-                            <a:shade val="50000"/>
-                          </a:schemeClr>
+                        <a:lnRef idx="0">
+                          <a:scrgbClr r="0" g="0" b="0"/>
                         </a:lnRef>
-                        <a:fillRef idx="1">
-                          <a:schemeClr val="accent1"/>
+                        <a:fillRef idx="0">
+                          <a:scrgbClr r="0" g="0" b="0"/>
                         </a:fillRef>
                         <a:effectRef idx="0">
-                          <a:schemeClr val="accent1"/>
+                          <a:scrgbClr r="0" g="0" b="0"/>
                         </a:effectRef>
                         <a:fontRef idx="minor">
-                          <a:schemeClr val="lt1"/>
+                          <a:schemeClr val="tx1"/>
                         </a:fontRef>
                       </wps:style>
-                      <wps:txbx>
-                        <w:txbxContent>
-                          <w:p>
-                            <w:pPr>
-                              <w:spacing w:after="0" w:line="240" w:lineRule="auto"/>
-                              <w:rPr>
-                                <w:b/>
-                                <w:bCs/>
-                                <w:color w:val="002060"/>
-                                <w:sz w:val="18"/>
-                                <w:szCs w:val="18"/>
-                              </w:rPr>
-                            </w:pPr>
-                            <w:r>
-                              <w:rPr>
-                                <w:color w:val="000000" w:themeColor="text1"/>
-                                <w:sz w:val="20"/>
-                                <w:szCs w:val="20"/>
-                              </w:rPr>
-                              <w:t>Studies</w:t>
-                            </w:r>
-                            <w:r>
-                              <w:rPr>
-                                <w:color w:val="000000" w:themeColor="text1"/>
-                                <w:sz w:val="20"/>
-                                <w:szCs w:val="20"/>
-                              </w:rPr>
-                              <w:t xml:space="preserve"> </w:t>
-                            </w:r>
-                            <w:r>
-                              <w:rPr>
-                                <w:color w:val="002060"/>
-                                <w:sz w:val="20"/>
-                                <w:szCs w:val="20"/>
-                              </w:rPr>
-                              <w:t xml:space="preserve">assessed for eligibility </w:t>
-                            </w:r>
-                            <w:r>
-                              <w:rPr>
-                                <w:b/>
-                                <w:bCs/>
-                                <w:color w:val="000000" w:themeColor="text1"/>
-                                <w:sz w:val="20"/>
-                                <w:szCs w:val="20"/>
-                              </w:rPr>
-                              <w:t xml:space="preserve">(n = </w:t>
-                            </w:r>
-                            <w:r>
-                              <w:rPr>
-                                <w:b/>
-                                <w:bCs/>
-                                <w:noProof/>
-                                <w:color w:val="000000" w:themeColor="text1"/>
-                                <w:sz w:val="20"/>
-                                <w:szCs w:val="20"/>
-                              </w:rPr>
-                              <w:t>290</w:t>
-                            </w:r>
-                            <w:r>
-                              <w:rPr>
-                                <w:b/>
-                                <w:bCs/>
-                                <w:color w:val="000000" w:themeColor="text1"/>
-                                <w:sz w:val="20"/>
-                                <w:szCs w:val="20"/>
-                              </w:rPr>
-                              <w:t xml:space="preserve">)    </w:t>
-                            </w:r>
-                          </w:p>
-                        </w:txbxContent>
-                      </wps:txbx>
-                      <wps:bodyPr rot="0" spcFirstLastPara="0" vertOverflow="overflow" horzOverflow="overflow" vert="horz" wrap="square" lIns="91440" tIns="45720" rIns="91440" bIns="45720" numCol="1" spcCol="0" rtlCol="0" fromWordArt="0" anchor="ctr" anchorCtr="0" forceAA="0" compatLnSpc="1">
-                        <a:prstTxWarp prst="textNoShape">
-                          <a:avLst/>
-                        </a:prstTxWarp>
-                        <a:noAutofit/>
-                      </wps:bodyPr>
+                      <wps:bodyPr/>
                     </wps:wsp>
                   </a:graphicData>
                 </a:graphic>
                 <wp14:sizeRelH relativeFrom="margin">
                   <wp14:pctWidth>0</wp14:pctWidth>
                 </wp14:sizeRelH>
-                <wp14:sizeRelV relativeFrom="margin">
-                  <wp14:pctHeight>0</wp14:pctHeight>
-                </wp14:sizeRelV>
               </wp:anchor>
             </w:drawing>
           </mc:Choice>
           <mc:Fallback>
             <w:pict>
-              <v:roundrect w14:anchorId="05178540" id="Rounded Rectangle 1672755263" o:spid="_x0000_s1039" style="position:absolute;margin-left:46.4pt;margin-top:17.3pt;width:217.5pt;height:35.6pt;z-index:251773952;visibility:visible;mso-wrap-style:square;mso-width-percent:0;mso-height-percent:0;mso-wrap-distance-left:9pt;mso-wrap-distance-top:0;mso-wrap-distance-right:9pt;mso-wrap-distance-bottom:0;mso-position-horizontal:absolute;mso-position-horizontal-relative:text;mso-position-vertical:absolute;mso-position-vertical-relative:text;mso-width-percent:0;mso-height-percent:0;mso-width-relative:margin;mso-height-relative:margin;v-text-anchor:middle" arcsize="2998f" o:gfxdata="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" fillcolor="white [3212]" strokecolor="black [3213]" strokeweight="1.5pt">
-                <v:stroke joinstyle="miter"/>
-                <v:textbox>
-                  <w:txbxContent>
-                    <w:p>
-                      <w:pPr>
-                        <w:spacing w:after="0" w:line="240" w:lineRule="auto"/>
-                        <w:rPr>
-                          <w:b/>
-                          <w:bCs/>
-                          <w:color w:val="002060"/>
-                          <w:sz w:val="18"/>
-                          <w:szCs w:val="18"/>
-                        </w:rPr>
-                      </w:pPr>
-                      <w:r>
-                        <w:rPr>
-                          <w:color w:val="000000" w:themeColor="text1"/>
-                          <w:sz w:val="20"/>
-                          <w:szCs w:val="20"/>
-                        </w:rPr>
-                        <w:t>Studies</w:t>
-                      </w:r>
-                      <w:r>
-                        <w:rPr>
-                          <w:color w:val="000000" w:themeColor="text1"/>
-                          <w:sz w:val="20"/>
-                          <w:szCs w:val="20"/>
-                        </w:rPr>
-                        <w:t xml:space="preserve"> </w:t>
-                      </w:r>
-                      <w:r>
-                        <w:rPr>
-                          <w:color w:val="002060"/>
-                          <w:sz w:val="20"/>
-                          <w:szCs w:val="20"/>
-                        </w:rPr>
-                        <w:t xml:space="preserve">assessed for eligibility </w:t>
-                      </w:r>
-                      <w:r>
-                        <w:rPr>
-                          <w:b/>
-                          <w:bCs/>
-                          <w:color w:val="000000" w:themeColor="text1"/>
-                          <w:sz w:val="20"/>
-                          <w:szCs w:val="20"/>
-                        </w:rPr>
-                        <w:t xml:space="preserve">(n = </w:t>
-                      </w:r>
-                      <w:r>
-                        <w:rPr>
-                          <w:b/>
-                          <w:bCs/>
-                          <w:noProof/>
-                          <w:color w:val="000000" w:themeColor="text1"/>
-                          <w:sz w:val="20"/>
-                          <w:szCs w:val="20"/>
-                        </w:rPr>
-                        <w:t>290</w:t>
-                      </w:r>
-                      <w:r>
-                        <w:rPr>
-                          <w:b/>
-                          <w:bCs/>
-                          <w:color w:val="000000" w:themeColor="text1"/>
-                          <w:sz w:val="20"/>
-                          <w:szCs w:val="20"/>
-                        </w:rPr>
-                        <w:t xml:space="preserve">)    </w:t>
-                      </w:r>
-                    </w:p>
-                  </w:txbxContent>
-                </v:textbox>
-              </v:roundrect>
+              <v:shape w14:anchorId="46322BBE" id="Straight Arrow Connector 2051703162" o:spid="_x0000_s1026" type="#_x0000_t32" style="position:absolute;margin-left:263.45pt;margin-top:16.1pt;width:20.4pt;height:0;z-index:251770880;visibility:visible;mso-wrap-style:square;mso-width-percent:0;mso-wrap-distance-left:9pt;mso-wrap-distance-top:0;mso-wrap-distance-right:9pt;mso-wrap-distance-bottom:0;mso-position-horizontal:absolute;mso-position-horizontal-relative:text;mso-position-vertical:absolute;mso-position-vertical-relative:text;mso-width-percent:0;mso-width-relative:margin" o:gfxdata="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" strokecolor="black [3213]" strokeweight="1.5pt">
+                <v:stroke endarrow="open"/>
+              </v:shape>
             </w:pict>
           </mc:Fallback>
         </mc:AlternateContent>
@@ -6395,13 +6783,13 @@
         <mc:AlternateContent>
           <mc:Choice Requires="wps">
             <w:drawing>
-              <wp:anchor distT="0" distB="0" distL="114300" distR="114300" simplePos="0" relativeHeight="251766784" behindDoc="0" locked="0" layoutInCell="1" allowOverlap="1" wp14:anchorId="7357AB1A" wp14:editId="3DF32E6A">
+              <wp:anchor distT="0" distB="0" distL="114300" distR="114300" simplePos="0" relativeHeight="251766784" behindDoc="0" locked="0" layoutInCell="1" allowOverlap="1" wp14:anchorId="7357AB1A" wp14:editId="7F4CE837">
                 <wp:simplePos x="0" y="0"/>
                 <wp:positionH relativeFrom="column">
-                  <wp:posOffset>1969135</wp:posOffset>
+                  <wp:posOffset>1867535</wp:posOffset>
                 </wp:positionH>
                 <wp:positionV relativeFrom="paragraph">
-                  <wp:posOffset>193790</wp:posOffset>
+                  <wp:posOffset>10449</wp:posOffset>
                 </wp:positionV>
                 <wp:extent cx="0" cy="1771650"/>
                 <wp:effectExtent l="88900" t="0" r="50800" b="19050"/>
@@ -6459,97 +6847,13 @@
           </mc:Choice>
           <mc:Fallback>
             <w:pict>
-              <v:shape w14:anchorId="7296860E" id="Straight Arrow Connector 2083727582" o:spid="_x0000_s1026" type="#_x0000_t32" style="position:absolute;margin-left:155.05pt;margin-top:15.25pt;width:0;height:139.5pt;z-index:251766784;visibility:visible;mso-wrap-style:square;mso-width-percent:0;mso-height-percent:0;mso-wrap-distance-left:9pt;mso-wrap-distance-top:0;mso-wrap-distance-right:9pt;mso-wrap-distance-bottom:0;mso-position-horizontal:absolute;mso-position-horizontal-relative:text;mso-position-vertical:absolute;mso-position-vertical-relative:text;mso-width-percent:0;mso-height-percent:0;mso-width-relative:margin;mso-height-relative:margin" o:gfxdata="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" strokecolor="black [3213]" strokeweight="1.5pt">
+              <v:shape w14:anchorId="0258C97C" id="Straight Arrow Connector 2083727582" o:spid="_x0000_s1026" type="#_x0000_t32" style="position:absolute;margin-left:147.05pt;margin-top:.8pt;width:0;height:139.5pt;z-index:251766784;visibility:visible;mso-wrap-style:square;mso-width-percent:0;mso-height-percent:0;mso-wrap-distance-left:9pt;mso-wrap-distance-top:0;mso-wrap-distance-right:9pt;mso-wrap-distance-bottom:0;mso-position-horizontal:absolute;mso-position-horizontal-relative:text;mso-position-vertical:absolute;mso-position-vertical-relative:text;mso-width-percent:0;mso-height-percent:0;mso-width-relative:margin;mso-height-relative:margin" o:gfxdata="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" strokecolor="black [3213]" strokeweight="1.5pt">
                 <v:stroke endarrow="open"/>
               </v:shape>
             </w:pict>
           </mc:Fallback>
         </mc:AlternateContent>
       </w:r>
-      <w:r>
-        <w:rPr>
-          <w:noProof/>
-        </w:rPr>
-        <mc:AlternateContent>
-          <mc:Choice Requires="wps">
-            <w:drawing>
-              <wp:anchor distT="0" distB="0" distL="114300" distR="114300" simplePos="0" relativeHeight="251770880" behindDoc="0" locked="0" layoutInCell="1" allowOverlap="1" wp14:anchorId="4301C070" wp14:editId="40217877">
-                <wp:simplePos x="0" y="0"/>
-                <wp:positionH relativeFrom="column">
-                  <wp:posOffset>3345815</wp:posOffset>
-                </wp:positionH>
-                <wp:positionV relativeFrom="paragraph">
-                  <wp:posOffset>186592</wp:posOffset>
-                </wp:positionV>
-                <wp:extent cx="259080" cy="0"/>
-                <wp:effectExtent l="0" t="88900" r="0" b="88900"/>
-                <wp:wrapNone/>
-                <wp:docPr id="2051703162" name="Straight Arrow Connector 2051703162"/>
-                <wp:cNvGraphicFramePr/>
-                <a:graphic xmlns:a="http://schemas.openxmlformats.org/drawingml/2006/main">
-                  <a:graphicData uri="http://schemas.microsoft.com/office/word/2010/wordprocessingShape">
-                    <wps:wsp>
-                      <wps:cNvCnPr/>
-                      <wps:spPr>
-                        <a:xfrm>
-                          <a:off x="0" y="0"/>
-                          <a:ext cx="259080" cy="0"/>
-                        </a:xfrm>
-                        <a:prstGeom prst="straightConnector1">
-                          <a:avLst/>
-                        </a:prstGeom>
-                        <a:ln w="19050" cap="flat" cmpd="sng" algn="ctr">
-                          <a:solidFill>
-                            <a:schemeClr val="tx1"/>
-                          </a:solidFill>
-                          <a:prstDash val="solid"/>
-                          <a:round/>
-                          <a:headEnd type="none" w="med" len="med"/>
-                          <a:tailEnd type="arrow" w="med" len="med"/>
-                        </a:ln>
-                      </wps:spPr>
-                      <wps:style>
-                        <a:lnRef idx="0">
-                          <a:scrgbClr r="0" g="0" b="0"/>
-                        </a:lnRef>
-                        <a:fillRef idx="0">
-                          <a:scrgbClr r="0" g="0" b="0"/>
-                        </a:fillRef>
-                        <a:effectRef idx="0">
-                          <a:scrgbClr r="0" g="0" b="0"/>
-                        </a:effectRef>
-                        <a:fontRef idx="minor">
-                          <a:schemeClr val="tx1"/>
-                        </a:fontRef>
-                      </wps:style>
-                      <wps:bodyPr/>
-                    </wps:wsp>
-                  </a:graphicData>
-                </a:graphic>
-                <wp14:sizeRelH relativeFrom="margin">
-                  <wp14:pctWidth>0</wp14:pctWidth>
-                </wp14:sizeRelH>
-              </wp:anchor>
-            </w:drawing>
-          </mc:Choice>
-          <mc:Fallback>
-            <w:pict>
-              <v:shape w14:anchorId="43FDA28C" id="Straight Arrow Connector 2051703162" o:spid="_x0000_s1026" type="#_x0000_t32" style="position:absolute;margin-left:263.45pt;margin-top:14.7pt;width:20.4pt;height:0;z-index:251770880;visibility:visible;mso-wrap-style:square;mso-width-percent:0;mso-wrap-distance-left:9pt;mso-wrap-distance-top:0;mso-wrap-distance-right:9pt;mso-wrap-distance-bottom:0;mso-position-horizontal:absolute;mso-position-horizontal-relative:text;mso-position-vertical:absolute;mso-position-vertical-relative:text;mso-width-percent:0;mso-width-relative:margin" o:gfxdata="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" strokecolor="black [3213]" strokeweight="1.5pt">
-                <v:stroke endarrow="open"/>
-              </v:shape>
-            </w:pict>
-          </mc:Fallback>
-        </mc:AlternateContent>
-      </w:r>
-    </w:p>
-    <w:p>
-      <w:pPr>
-        <w:rPr>
-          <w:rFonts w:ascii="Arial" w:eastAsia="Arial" w:hAnsi="Arial" w:cs="Arial"/>
-          <w:sz w:val="18"/>
-          <w:szCs w:val="18"/>
-        </w:rPr>
-      </w:pPr>
     </w:p>
     <w:p>
       <w:pPr>
@@ -6621,16 +6925,16 @@
         <mc:AlternateContent>
           <mc:Choice Requires="wps">
             <w:drawing>
-              <wp:anchor distT="0" distB="0" distL="114300" distR="114300" simplePos="0" relativeHeight="251761664" behindDoc="0" locked="0" layoutInCell="1" allowOverlap="1" wp14:anchorId="45575C70" wp14:editId="3E5E01EA">
+              <wp:anchor distT="0" distB="0" distL="114300" distR="114300" simplePos="0" relativeHeight="251761664" behindDoc="0" locked="0" layoutInCell="1" allowOverlap="1" wp14:anchorId="45575C70" wp14:editId="60798C0A">
                 <wp:simplePos x="0" y="0"/>
                 <wp:positionH relativeFrom="column">
-                  <wp:posOffset>592455</wp:posOffset>
+                  <wp:posOffset>412235</wp:posOffset>
                 </wp:positionH>
                 <wp:positionV relativeFrom="paragraph">
-                  <wp:posOffset>25400</wp:posOffset>
+                  <wp:posOffset>114540</wp:posOffset>
                 </wp:positionV>
-                <wp:extent cx="2762250" cy="575945"/>
-                <wp:effectExtent l="12700" t="12700" r="19050" b="8255"/>
+                <wp:extent cx="3321707" cy="753419"/>
+                <wp:effectExtent l="12700" t="12700" r="18415" b="8890"/>
                 <wp:wrapNone/>
                 <wp:docPr id="1450902778" name="Rounded Rectangle 1450902778"/>
                 <wp:cNvGraphicFramePr/>
@@ -6641,7 +6945,7 @@
                       <wps:spPr>
                         <a:xfrm>
                           <a:off x="0" y="0"/>
-                          <a:ext cx="2762250" cy="575945"/>
+                          <a:ext cx="3321707" cy="753419"/>
                         </a:xfrm>
                         <a:prstGeom prst="roundRect">
                           <a:avLst>
@@ -6682,8 +6986,8 @@
                                 <w:b/>
                                 <w:bCs/>
                                 <w:color w:val="000000" w:themeColor="text1"/>
-                                <w:sz w:val="20"/>
-                                <w:szCs w:val="20"/>
+                                <w:sz w:val="18"/>
+                                <w:szCs w:val="18"/>
                               </w:rPr>
                             </w:pPr>
                             <w:r>
@@ -6710,55 +7014,75 @@
                                 <w:sz w:val="20"/>
                                 <w:szCs w:val="20"/>
                               </w:rPr>
-                              <w:t>(n</w:t>
-                            </w:r>
-                            <w:r>
-                              <w:rPr>
-                                <w:b/>
-                                <w:bCs/>
-                                <w:color w:val="000000" w:themeColor="text1"/>
-                                <w:sz w:val="20"/>
-                                <w:szCs w:val="20"/>
-                              </w:rPr>
-                              <w:t xml:space="preserve"> </w:t>
-                            </w:r>
-                            <w:r>
-                              <w:rPr>
-                                <w:b/>
-                                <w:bCs/>
-                                <w:color w:val="000000" w:themeColor="text1"/>
-                                <w:sz w:val="20"/>
-                                <w:szCs w:val="20"/>
-                              </w:rPr>
-                              <w:t>=</w:t>
-                            </w:r>
-                            <w:r>
-                              <w:rPr>
-                                <w:b/>
-                                <w:bCs/>
-                                <w:color w:val="000000" w:themeColor="text1"/>
-                                <w:sz w:val="20"/>
-                                <w:szCs w:val="20"/>
-                              </w:rPr>
-                              <w:t xml:space="preserve"> </w:t>
-                            </w:r>
-                            <w:r>
-                              <w:rPr>
-                                <w:b/>
-                                <w:bCs/>
-                                <w:color w:val="000000" w:themeColor="text1"/>
-                                <w:sz w:val="20"/>
-                                <w:szCs w:val="20"/>
-                              </w:rPr>
-                              <w:t>100</w:t>
-                            </w:r>
-                            <w:r>
-                              <w:rPr>
-                                <w:b/>
-                                <w:bCs/>
-                                <w:color w:val="000000" w:themeColor="text1"/>
-                                <w:sz w:val="20"/>
-                                <w:szCs w:val="20"/>
+                              <w:t>(n=</w:t>
+                            </w:r>
+                            <w:r>
+                              <w:rPr>
+                                <w:b/>
+                                <w:bCs/>
+                                <w:color w:val="000000" w:themeColor="text1"/>
+                                <w:sz w:val="20"/>
+                                <w:szCs w:val="20"/>
+                              </w:rPr>
+                              <w:t>1</w:t>
+                            </w:r>
+                            <w:r>
+                              <w:rPr>
+                                <w:b/>
+                                <w:bCs/>
+                                <w:color w:val="000000" w:themeColor="text1"/>
+                                <w:sz w:val="20"/>
+                                <w:szCs w:val="20"/>
+                              </w:rPr>
+                              <w:t>00</w:t>
+                            </w:r>
+                            <w:r>
+                              <w:rPr>
+                                <w:b/>
+                                <w:bCs/>
+                                <w:color w:val="000000" w:themeColor="text1"/>
+                                <w:sz w:val="20"/>
+                                <w:szCs w:val="20"/>
+                              </w:rPr>
+                              <w:t>)</w:t>
+                            </w:r>
+                            <w:r>
+                              <w:rPr>
+                                <w:b/>
+                                <w:bCs/>
+                                <w:color w:val="000000" w:themeColor="text1"/>
+                                <w:sz w:val="20"/>
+                                <w:szCs w:val="20"/>
+                              </w:rPr>
+                              <w:br/>
+                            </w:r>
+                            <w:r>
+                              <w:rPr>
+                                <w:b/>
+                                <w:bCs/>
+                                <w:color w:val="000000" w:themeColor="text1"/>
+                                <w:sz w:val="18"/>
+                                <w:szCs w:val="18"/>
+                              </w:rPr>
+                              <w:t>English language (n =10</w:t>
+                            </w:r>
+                            <w:r>
+                              <w:rPr>
+                                <w:b/>
+                                <w:bCs/>
+                                <w:color w:val="000000" w:themeColor="text1"/>
+                                <w:sz w:val="18"/>
+                                <w:szCs w:val="18"/>
+                              </w:rPr>
+                              <w:t>0</w:t>
+                            </w:r>
+                            <w:r>
+                              <w:rPr>
+                                <w:b/>
+                                <w:bCs/>
+                                <w:color w:val="000000" w:themeColor="text1"/>
+                                <w:sz w:val="18"/>
+                                <w:szCs w:val="18"/>
                               </w:rPr>
                               <w:t>)</w:t>
                             </w:r>
@@ -6767,14 +7091,68 @@
                             <w:pPr>
                               <w:spacing w:after="0" w:line="240" w:lineRule="auto"/>
                               <w:rPr>
-                                <w:color w:val="000000" w:themeColor="text1"/>
-                                <w:sz w:val="20"/>
-                                <w:szCs w:val="20"/>
+                                <w:b/>
+                                <w:bCs/>
+                                <w:color w:val="000000" w:themeColor="text1"/>
+                                <w:sz w:val="18"/>
+                                <w:szCs w:val="18"/>
                               </w:rPr>
                             </w:pPr>
                             <w:r>
                               <w:rPr>
-                                <w:color w:val="002060"/>
+                                <w:b/>
+                                <w:bCs/>
+                                <w:color w:val="000000" w:themeColor="text1"/>
+                                <w:sz w:val="18"/>
+                                <w:szCs w:val="18"/>
+                              </w:rPr>
+                              <w:t xml:space="preserve">Non-English language </w:t>
+                            </w:r>
+                            <w:r>
+                              <w:rPr>
+                                <w:b/>
+                                <w:bCs/>
+                                <w:color w:val="000000" w:themeColor="text1"/>
+                                <w:sz w:val="18"/>
+                                <w:szCs w:val="18"/>
+                              </w:rPr>
+                              <w:t>(n =</w:t>
+                            </w:r>
+                            <w:r>
+                              <w:rPr>
+                                <w:b/>
+                                <w:bCs/>
+                                <w:color w:val="000000" w:themeColor="text1"/>
+                                <w:sz w:val="18"/>
+                                <w:szCs w:val="18"/>
+                              </w:rPr>
+                              <w:t>0</w:t>
+                            </w:r>
+                            <w:r>
+                              <w:rPr>
+                                <w:b/>
+                                <w:bCs/>
+                                <w:color w:val="000000" w:themeColor="text1"/>
+                                <w:sz w:val="18"/>
+                                <w:szCs w:val="18"/>
+                              </w:rPr>
+                              <w:t>)</w:t>
+                            </w:r>
+                          </w:p>
+                          <w:p>
+                            <w:pPr>
+                              <w:spacing w:after="0" w:line="240" w:lineRule="auto"/>
+                              <w:rPr>
+                                <w:b/>
+                                <w:bCs/>
+                                <w:color w:val="000000" w:themeColor="text1"/>
+                                <w:sz w:val="20"/>
+                                <w:szCs w:val="20"/>
+                              </w:rPr>
+                            </w:pPr>
+                            <w:r>
+                              <w:rPr>
+                                <w:color w:val="000000" w:themeColor="text1"/>
                                 <w:sz w:val="20"/>
                                 <w:szCs w:val="20"/>
                               </w:rPr>
@@ -6782,11 +7160,59 @@
                             </w:r>
                             <w:r>
                               <w:rPr>
-                                <w:color w:val="002060"/>
-                                <w:sz w:val="20"/>
-                                <w:szCs w:val="20"/>
-                              </w:rPr>
-                              <w:t xml:space="preserve"> included in review </w:t>
+                                <w:color w:val="000000" w:themeColor="text1"/>
+                                <w:sz w:val="20"/>
+                                <w:szCs w:val="20"/>
+                              </w:rPr>
+                              <w:t xml:space="preserve"> </w:t>
+                            </w:r>
+                            <w:r>
+                              <w:rPr>
+                                <w:color w:val="000000" w:themeColor="text1"/>
+                                <w:sz w:val="20"/>
+                                <w:szCs w:val="20"/>
+                              </w:rPr>
+                              <w:t xml:space="preserve">included </w:t>
+                            </w:r>
+                            <w:r>
+                              <w:rPr>
+                                <w:color w:val="000000" w:themeColor="text1"/>
+                                <w:sz w:val="20"/>
+                                <w:szCs w:val="20"/>
+                              </w:rPr>
+                              <w:t xml:space="preserve">primary </w:t>
+                            </w:r>
+                            <w:r>
+                              <w:rPr>
+                                <w:color w:val="000000" w:themeColor="text1"/>
+                                <w:sz w:val="20"/>
+                                <w:szCs w:val="20"/>
+                              </w:rPr>
+                              <w:t>quantitative</w:t>
+                            </w:r>
+                            <w:r>
+                              <w:rPr>
+                                <w:color w:val="000000" w:themeColor="text1"/>
+                                <w:sz w:val="20"/>
+                                <w:szCs w:val="20"/>
+                              </w:rPr>
+                              <w:t xml:space="preserve"> analysis</w:t>
+                            </w:r>
+                            <w:r>
+                              <w:rPr>
+                                <w:color w:val="000000" w:themeColor="text1"/>
+                                <w:sz w:val="20"/>
+                                <w:szCs w:val="20"/>
+                              </w:rPr>
+                              <w:t>*</w:t>
+                            </w:r>
+                            <w:r>
+                              <w:rPr>
+                                <w:color w:val="000000" w:themeColor="text1"/>
+                                <w:sz w:val="20"/>
+                                <w:szCs w:val="20"/>
+                              </w:rPr>
+                              <w:t xml:space="preserve"> </w:t>
                             </w:r>
                             <w:r>
                               <w:rPr>
@@ -6798,7 +7224,6 @@
                               </w:rPr>
                               <w:t xml:space="preserve">(n = </w:t>
                             </w:r>
-                            <w:proofErr w:type="gramStart"/>
                             <w:r>
                               <w:rPr>
                                 <w:b/>
@@ -6808,38 +7233,39 @@
                                 <w:sz w:val="20"/>
                                 <w:szCs w:val="20"/>
                               </w:rPr>
-                              <w:t>102</w:t>
-                            </w:r>
-                            <w:r>
-                              <w:rPr>
-                                <w:b/>
-                                <w:bCs/>
-                                <w:color w:val="000000" w:themeColor="text1"/>
-                                <w:sz w:val="20"/>
-                                <w:szCs w:val="20"/>
-                              </w:rPr>
-                              <w:t>)</w:t>
-                            </w:r>
-                            <w:r>
-                              <w:rPr>
-                                <w:b/>
-                                <w:bCs/>
-                                <w:color w:val="000000" w:themeColor="text1"/>
-                                <w:sz w:val="20"/>
-                                <w:szCs w:val="20"/>
-                              </w:rPr>
-                              <w:t>*</w:t>
-                            </w:r>
-                            <w:proofErr w:type="gramEnd"/>
-                            <w:r>
-                              <w:rPr>
-                                <w:b/>
-                                <w:bCs/>
-                                <w:color w:val="000000" w:themeColor="text1"/>
-                                <w:sz w:val="20"/>
-                                <w:szCs w:val="20"/>
-                              </w:rPr>
-                              <w:t xml:space="preserve"> </w:t>
+                              <w:t>1</w:t>
+                            </w:r>
+                            <w:r>
+                              <w:rPr>
+                                <w:b/>
+                                <w:bCs/>
+                                <w:noProof/>
+                                <w:color w:val="000000" w:themeColor="text1"/>
+                                <w:sz w:val="20"/>
+                                <w:szCs w:val="20"/>
+                              </w:rPr>
+                              <w:t>0</w:t>
+                            </w:r>
+                            <w:r>
+                              <w:rPr>
+                                <w:b/>
+                                <w:bCs/>
+                                <w:noProof/>
+                                <w:color w:val="000000" w:themeColor="text1"/>
+                                <w:sz w:val="20"/>
+                                <w:szCs w:val="20"/>
+                              </w:rPr>
+                              <w:t>2</w:t>
+                            </w:r>
+                            <w:r>
+                              <w:rPr>
+                                <w:b/>
+                                <w:bCs/>
+                                <w:color w:val="000000" w:themeColor="text1"/>
+                                <w:sz w:val="20"/>
+                                <w:szCs w:val="20"/>
+                              </w:rPr>
+                              <w:t xml:space="preserve">) </w:t>
                             </w:r>
                           </w:p>
                         </w:txbxContent>
@@ -6864,7 +7290,7 @@
           </mc:Choice>
           <mc:Fallback>
             <w:pict>
-              <v:roundrect w14:anchorId="45575C70" id="Rounded Rectangle 1450902778" o:spid="_x0000_s1040" style="position:absolute;margin-left:46.65pt;margin-top:2pt;width:217.5pt;height:45.35pt;z-index:251761664;visibility:visible;mso-wrap-style:square;mso-width-percent:0;mso-height-percent:0;mso-wrap-distance-left:9pt;mso-wrap-distance-top:0;mso-wrap-distance-right:9pt;mso-wrap-distance-bottom:0;mso-position-horizontal:absolute;mso-position-horizontal-relative:text;mso-position-vertical:absolute;mso-position-vertical-relative:text;mso-width-percent:0;mso-height-percent:0;mso-width-relative:margin;mso-height-relative:margin;v-text-anchor:middle" arcsize="3383f" o:gfxdata="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" fillcolor="white [3212]" strokecolor="black [3213]" strokeweight="1.5pt">
+              <v:roundrect w14:anchorId="45575C70" id="Rounded Rectangle 1450902778" o:spid="_x0000_s1040" style="position:absolute;margin-left:32.45pt;margin-top:9pt;width:261.55pt;height:59.3pt;z-index:251761664;visibility:visible;mso-wrap-style:square;mso-width-percent:0;mso-height-percent:0;mso-wrap-distance-left:9pt;mso-wrap-distance-top:0;mso-wrap-distance-right:9pt;mso-wrap-distance-bottom:0;mso-position-horizontal:absolute;mso-position-horizontal-relative:text;mso-position-vertical:absolute;mso-position-vertical-relative:text;mso-width-percent:0;mso-height-percent:0;mso-width-relative:margin;mso-height-relative:margin;v-text-anchor:middle" arcsize="3383f" o:gfxdata="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" fillcolor="white [3212]" strokecolor="black [3213]" strokeweight="1.5pt">
                 <v:stroke joinstyle="miter"/>
                 <v:textbox>
                   <w:txbxContent>
@@ -6875,8 +7301,8 @@
                           <w:b/>
                           <w:bCs/>
                           <w:color w:val="000000" w:themeColor="text1"/>
-                          <w:sz w:val="20"/>
-                          <w:szCs w:val="20"/>
+                          <w:sz w:val="18"/>
+                          <w:szCs w:val="18"/>
                         </w:rPr>
                       </w:pPr>
                       <w:r>
@@ -6903,55 +7329,75 @@
                           <w:sz w:val="20"/>
                           <w:szCs w:val="20"/>
                         </w:rPr>
-                        <w:t>(n</w:t>
-                      </w:r>
-                      <w:r>
-                        <w:rPr>
-                          <w:b/>
-                          <w:bCs/>
-                          <w:color w:val="000000" w:themeColor="text1"/>
-                          <w:sz w:val="20"/>
-                          <w:szCs w:val="20"/>
-                        </w:rPr>
-                        <w:t xml:space="preserve"> </w:t>
-                      </w:r>
-                      <w:r>
-                        <w:rPr>
-                          <w:b/>
-                          <w:bCs/>
-                          <w:color w:val="000000" w:themeColor="text1"/>
-                          <w:sz w:val="20"/>
-                          <w:szCs w:val="20"/>
-                        </w:rPr>
-                        <w:t>=</w:t>
-                      </w:r>
-                      <w:r>
-                        <w:rPr>
-                          <w:b/>
-                          <w:bCs/>
-                          <w:color w:val="000000" w:themeColor="text1"/>
-                          <w:sz w:val="20"/>
-                          <w:szCs w:val="20"/>
-                        </w:rPr>
-                        <w:t xml:space="preserve"> </w:t>
-                      </w:r>
-                      <w:r>
-                        <w:rPr>
-                          <w:b/>
-                          <w:bCs/>
-                          <w:color w:val="000000" w:themeColor="text1"/>
-                          <w:sz w:val="20"/>
-                          <w:szCs w:val="20"/>
-                        </w:rPr>
-                        <w:t>100</w:t>
-                      </w:r>
-                      <w:r>
-                        <w:rPr>
-                          <w:b/>
-                          <w:bCs/>
-                          <w:color w:val="000000" w:themeColor="text1"/>
-                          <w:sz w:val="20"/>
-                          <w:szCs w:val="20"/>
+                        <w:t>(n=</w:t>
+                      </w:r>
+                      <w:r>
+                        <w:rPr>
+                          <w:b/>
+                          <w:bCs/>
+                          <w:color w:val="000000" w:themeColor="text1"/>
+                          <w:sz w:val="20"/>
+                          <w:szCs w:val="20"/>
+                        </w:rPr>
+                        <w:t>1</w:t>
+                      </w:r>
+                      <w:r>
+                        <w:rPr>
+                          <w:b/>
+                          <w:bCs/>
+                          <w:color w:val="000000" w:themeColor="text1"/>
+                          <w:sz w:val="20"/>
+                          <w:szCs w:val="20"/>
+                        </w:rPr>
+                        <w:t>00</w:t>
+                      </w:r>
+                      <w:r>
+                        <w:rPr>
+                          <w:b/>
+                          <w:bCs/>
+                          <w:color w:val="000000" w:themeColor="text1"/>
+                          <w:sz w:val="20"/>
+                          <w:szCs w:val="20"/>
+                        </w:rPr>
+                        <w:t>)</w:t>
+                      </w:r>
+                      <w:r>
+                        <w:rPr>
+                          <w:b/>
+                          <w:bCs/>
+                          <w:color w:val="000000" w:themeColor="text1"/>
+                          <w:sz w:val="20"/>
+                          <w:szCs w:val="20"/>
+                        </w:rPr>
+                        <w:br/>
+                      </w:r>
+                      <w:r>
+                        <w:rPr>
+                          <w:b/>
+                          <w:bCs/>
+                          <w:color w:val="000000" w:themeColor="text1"/>
+                          <w:sz w:val="18"/>
+                          <w:szCs w:val="18"/>
+                        </w:rPr>
+                        <w:t>English language (n =10</w:t>
+                      </w:r>
+                      <w:r>
+                        <w:rPr>
+                          <w:b/>
+                          <w:bCs/>
+                          <w:color w:val="000000" w:themeColor="text1"/>
+                          <w:sz w:val="18"/>
+                          <w:szCs w:val="18"/>
+                        </w:rPr>
+                        <w:t>0</w:t>
+                      </w:r>
+                      <w:r>
+                        <w:rPr>
+                          <w:b/>
+                          <w:bCs/>
+                          <w:color w:val="000000" w:themeColor="text1"/>
+                          <w:sz w:val="18"/>
+                          <w:szCs w:val="18"/>
                         </w:rPr>
                         <w:t>)</w:t>
                       </w:r>
@@ -6960,14 +7406,68 @@
                       <w:pPr>
                         <w:spacing w:after="0" w:line="240" w:lineRule="auto"/>
                         <w:rPr>
-                          <w:color w:val="000000" w:themeColor="text1"/>
-                          <w:sz w:val="20"/>
-                          <w:szCs w:val="20"/>
+                          <w:b/>
+                          <w:bCs/>
+                          <w:color w:val="000000" w:themeColor="text1"/>
+                          <w:sz w:val="18"/>
+                          <w:szCs w:val="18"/>
                         </w:rPr>
                       </w:pPr>
                       <w:r>
                         <w:rPr>
-                          <w:color w:val="002060"/>
+                          <w:b/>
+                          <w:bCs/>
+                          <w:color w:val="000000" w:themeColor="text1"/>
+                          <w:sz w:val="18"/>
+                          <w:szCs w:val="18"/>
+                        </w:rPr>
+                        <w:t xml:space="preserve">Non-English language </w:t>
+                      </w:r>
+                      <w:r>
+                        <w:rPr>
+                          <w:b/>
+                          <w:bCs/>
+                          <w:color w:val="000000" w:themeColor="text1"/>
+                          <w:sz w:val="18"/>
+                          <w:szCs w:val="18"/>
+                        </w:rPr>
+                        <w:t>(n =</w:t>
+                      </w:r>
+                      <w:r>
+                        <w:rPr>
+                          <w:b/>
+                          <w:bCs/>
+                          <w:color w:val="000000" w:themeColor="text1"/>
+                          <w:sz w:val="18"/>
+                          <w:szCs w:val="18"/>
+                        </w:rPr>
+                        <w:t>0</w:t>
+                      </w:r>
+                      <w:r>
+                        <w:rPr>
+                          <w:b/>
+                          <w:bCs/>
+                          <w:color w:val="000000" w:themeColor="text1"/>
+                          <w:sz w:val="18"/>
+                          <w:szCs w:val="18"/>
+                        </w:rPr>
+                        <w:t>)</w:t>
+                      </w:r>
+                    </w:p>
+                    <w:p>
+                      <w:pPr>
+                        <w:spacing w:after="0" w:line="240" w:lineRule="auto"/>
+                        <w:rPr>
+                          <w:b/>
+                          <w:bCs/>
+                          <w:color w:val="000000" w:themeColor="text1"/>
+                          <w:sz w:val="20"/>
+                          <w:szCs w:val="20"/>
+                        </w:rPr>
+                      </w:pPr>
+                      <w:r>
+                        <w:rPr>
+                          <w:color w:val="000000" w:themeColor="text1"/>
                           <w:sz w:val="20"/>
                           <w:szCs w:val="20"/>
                         </w:rPr>
@@ -6975,11 +7475,59 @@
                       </w:r>
                       <w:r>
                         <w:rPr>
-                          <w:color w:val="002060"/>
-                          <w:sz w:val="20"/>
-                          <w:szCs w:val="20"/>
-                        </w:rPr>
-                        <w:t xml:space="preserve"> included in review </w:t>
+                          <w:color w:val="000000" w:themeColor="text1"/>
+                          <w:sz w:val="20"/>
+                          <w:szCs w:val="20"/>
+                        </w:rPr>
+                        <w:t xml:space="preserve"> </w:t>
+                      </w:r>
+                      <w:r>
+                        <w:rPr>
+                          <w:color w:val="000000" w:themeColor="text1"/>
+                          <w:sz w:val="20"/>
+                          <w:szCs w:val="20"/>
+                        </w:rPr>
+                        <w:t xml:space="preserve">included </w:t>
+                      </w:r>
+                      <w:r>
+                        <w:rPr>
+                          <w:color w:val="000000" w:themeColor="text1"/>
+                          <w:sz w:val="20"/>
+                          <w:szCs w:val="20"/>
+                        </w:rPr>
+                        <w:t xml:space="preserve">primary </w:t>
+                      </w:r>
+                      <w:r>
+                        <w:rPr>
+                          <w:color w:val="000000" w:themeColor="text1"/>
+                          <w:sz w:val="20"/>
+                          <w:szCs w:val="20"/>
+                        </w:rPr>
+                        <w:t>quantitative</w:t>
+                      </w:r>
+                      <w:r>
+                        <w:rPr>
+                          <w:color w:val="000000" w:themeColor="text1"/>
+                          <w:sz w:val="20"/>
+                          <w:szCs w:val="20"/>
+                        </w:rPr>
+                        <w:t xml:space="preserve"> analysis</w:t>
+                      </w:r>
+                      <w:r>
+                        <w:rPr>
+                          <w:color w:val="000000" w:themeColor="text1"/>
+                          <w:sz w:val="20"/>
+                          <w:szCs w:val="20"/>
+                        </w:rPr>
+                        <w:t>*</w:t>
+                      </w:r>
+                      <w:r>
+                        <w:rPr>
+                          <w:color w:val="000000" w:themeColor="text1"/>
+                          <w:sz w:val="20"/>
+                          <w:szCs w:val="20"/>
+                        </w:rPr>
+                        <w:t xml:space="preserve"> </w:t>
                       </w:r>
                       <w:r>
                         <w:rPr>
@@ -6991,7 +7539,6 @@
                         </w:rPr>
                         <w:t xml:space="preserve">(n = </w:t>
                       </w:r>
-                      <w:proofErr w:type="gramStart"/>
                       <w:r>
                         <w:rPr>
                           <w:b/>
@@ -7001,38 +7548,39 @@
                           <w:sz w:val="20"/>
                           <w:szCs w:val="20"/>
                         </w:rPr>
-                        <w:t>102</w:t>
-                      </w:r>
-                      <w:r>
-                        <w:rPr>
-                          <w:b/>
-                          <w:bCs/>
-                          <w:color w:val="000000" w:themeColor="text1"/>
-                          <w:sz w:val="20"/>
-                          <w:szCs w:val="20"/>
-                        </w:rPr>
-                        <w:t>)</w:t>
-                      </w:r>
-                      <w:r>
-                        <w:rPr>
-                          <w:b/>
-                          <w:bCs/>
-                          <w:color w:val="000000" w:themeColor="text1"/>
-                          <w:sz w:val="20"/>
-                          <w:szCs w:val="20"/>
-                        </w:rPr>
-                        <w:t>*</w:t>
-                      </w:r>
-                      <w:proofErr w:type="gramEnd"/>
-                      <w:r>
-                        <w:rPr>
-                          <w:b/>
-                          <w:bCs/>
-                          <w:color w:val="000000" w:themeColor="text1"/>
-                          <w:sz w:val="20"/>
-                          <w:szCs w:val="20"/>
-                        </w:rPr>
-                        <w:t xml:space="preserve"> </w:t>
+                        <w:t>1</w:t>
+                      </w:r>
+                      <w:r>
+                        <w:rPr>
+                          <w:b/>
+                          <w:bCs/>
+                          <w:noProof/>
+                          <w:color w:val="000000" w:themeColor="text1"/>
+                          <w:sz w:val="20"/>
+                          <w:szCs w:val="20"/>
+                        </w:rPr>
+                        <w:t>0</w:t>
+                      </w:r>
+                      <w:r>
+                        <w:rPr>
+                          <w:b/>
+                          <w:bCs/>
+                          <w:noProof/>
+                          <w:color w:val="000000" w:themeColor="text1"/>
+                          <w:sz w:val="20"/>
+                          <w:szCs w:val="20"/>
+                        </w:rPr>
+                        <w:t>2</w:t>
+                      </w:r>
+                      <w:r>
+                        <w:rPr>
+                          <w:b/>
+                          <w:bCs/>
+                          <w:color w:val="000000" w:themeColor="text1"/>
+                          <w:sz w:val="20"/>
+                          <w:szCs w:val="20"/>
+                        </w:rPr>
+                        <w:t xml:space="preserve">) </w:t>
                       </w:r>
                     </w:p>
                   </w:txbxContent>
@@ -7049,16 +7597,16 @@
         <mc:AlternateContent>
           <mc:Choice Requires="wps">
             <w:drawing>
-              <wp:anchor distT="0" distB="0" distL="114300" distR="114300" simplePos="0" relativeHeight="251759616" behindDoc="0" locked="0" layoutInCell="1" allowOverlap="1" wp14:anchorId="6F6B831A" wp14:editId="24DD9248">
+              <wp:anchor distT="0" distB="0" distL="114300" distR="114300" simplePos="0" relativeHeight="251759616" behindDoc="0" locked="0" layoutInCell="1" allowOverlap="1" wp14:anchorId="6F6B831A" wp14:editId="4B6C26E5">
                 <wp:simplePos x="0" y="0"/>
                 <wp:positionH relativeFrom="column">
-                  <wp:posOffset>-639810</wp:posOffset>
+                  <wp:posOffset>-450532</wp:posOffset>
                 </wp:positionH>
                 <wp:positionV relativeFrom="paragraph">
-                  <wp:posOffset>266087</wp:posOffset>
+                  <wp:posOffset>292763</wp:posOffset>
                 </wp:positionV>
-                <wp:extent cx="1501140" cy="263525"/>
-                <wp:effectExtent l="0" t="3493" r="0" b="0"/>
+                <wp:extent cx="1127781" cy="262255"/>
+                <wp:effectExtent l="952" t="0" r="3493" b="3492"/>
                 <wp:wrapNone/>
                 <wp:docPr id="644577516" name="Round Same-side Corner of Rectangle 19"/>
                 <wp:cNvGraphicFramePr/>
@@ -7069,7 +7617,7 @@
                       <wps:spPr>
                         <a:xfrm rot="16200000">
                           <a:off x="0" y="0"/>
-                          <a:ext cx="1501140" cy="263525"/>
+                          <a:ext cx="1127781" cy="262255"/>
                         </a:xfrm>
                         <a:prstGeom prst="round2SameRect">
                           <a:avLst/>
@@ -7146,10 +7694,10 @@
           </mc:Choice>
           <mc:Fallback>
             <w:pict>
-              <v:shape w14:anchorId="6F6B831A" id="Round Same-side Corner of Rectangle 19" o:spid="_x0000_s1041" style="position:absolute;margin-left:-50.4pt;margin-top:20.95pt;width:118.2pt;height:20.75pt;rotation:-90;z-index:251759616;visibility:visible;mso-wrap-style:square;mso-width-percent:0;mso-height-percent:0;mso-wrap-distance-left:9pt;mso-wrap-distance-top:0;mso-wrap-distance-right:9pt;mso-wrap-distance-bottom:0;mso-position-horizontal:absolute;mso-position-horizontal-relative:text;mso-position-vertical:absolute;mso-position-vertical-relative:text;mso-width-percent:0;mso-height-percent:0;mso-width-relative:margin;mso-height-relative:margin;v-text-anchor:middle" coordsize="1501140,263525" o:spt="100" o:gfxdata="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" adj="-11796480,,5400" path="m43922,l1457218,v24257,,43922,19665,43922,43922l1501140,263525r,l,263525r,l,43922c,19665,19665,,43922,xe" fillcolor="black [3213]" stroked="f" strokeweight="1pt">
+              <v:shape w14:anchorId="6F6B831A" id="Round Same-side Corner of Rectangle 19" o:spid="_x0000_s1041" style="position:absolute;margin-left:-35.45pt;margin-top:23.05pt;width:88.8pt;height:20.65pt;rotation:-90;z-index:251759616;visibility:visible;mso-wrap-style:square;mso-width-percent:0;mso-height-percent:0;mso-wrap-distance-left:9pt;mso-wrap-distance-top:0;mso-wrap-distance-right:9pt;mso-wrap-distance-bottom:0;mso-position-horizontal:absolute;mso-position-horizontal-relative:text;mso-position-vertical:absolute;mso-position-vertical-relative:text;mso-width-percent:0;mso-height-percent:0;mso-width-relative:margin;mso-height-relative:margin;v-text-anchor:middle" coordsize="1127781,262255" o:spt="100" o:gfxdata="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" adj="-11796480,,5400" path="m43710,l1084071,v24140,,43710,19570,43710,43710l1127781,262255r,l,262255r,l,43710c,19570,19570,,43710,xe" fillcolor="black [3213]" stroked="f" strokeweight="1pt">
                 <v:stroke joinstyle="miter"/>
                 <v:formulas/>
-                <v:path arrowok="t" o:connecttype="custom" o:connectlocs="43922,0;1457218,0;1501140,43922;1501140,263525;1501140,263525;0,263525;0,263525;0,43922;43922,0" o:connectangles="0,0,0,0,0,0,0,0,0" textboxrect="0,0,1501140,263525"/>
+                <v:path arrowok="t" o:connecttype="custom" o:connectlocs="43710,0;1084071,0;1127781,43710;1127781,262255;1127781,262255;0,262255;0,262255;0,43710;43710,0" o:connectangles="0,0,0,0,0,0,0,0,0" textboxrect="0,0,1127781,262255"/>
                 <v:textbox>
                   <w:txbxContent>
                     <w:p>
@@ -7236,234 +7784,6 @@
           <w:szCs w:val="18"/>
         </w:rPr>
       </w:pPr>
-      <w:r>
-        <w:rPr>
-          <w:rFonts w:ascii="Arial" w:eastAsia="Arial" w:hAnsi="Arial" w:cs="Arial"/>
-          <w:noProof/>
-          <w:sz w:val="18"/>
-          <w:szCs w:val="18"/>
-        </w:rPr>
-        <mc:AlternateContent>
-          <mc:Choice Requires="wps">
-            <w:drawing>
-              <wp:anchor distT="0" distB="0" distL="114300" distR="114300" simplePos="0" relativeHeight="251792384" behindDoc="0" locked="0" layoutInCell="1" allowOverlap="1" wp14:anchorId="3B85C0B5" wp14:editId="7FA89C1C">
-                <wp:simplePos x="0" y="0"/>
-                <wp:positionH relativeFrom="column">
-                  <wp:posOffset>2884805</wp:posOffset>
-                </wp:positionH>
-                <wp:positionV relativeFrom="paragraph">
-                  <wp:posOffset>220848</wp:posOffset>
-                </wp:positionV>
-                <wp:extent cx="3867227" cy="436224"/>
-                <wp:effectExtent l="0" t="0" r="0" b="0"/>
-                <wp:wrapNone/>
-                <wp:docPr id="1802732820" name="Text Box 29"/>
-                <wp:cNvGraphicFramePr/>
-                <a:graphic xmlns:a="http://schemas.openxmlformats.org/drawingml/2006/main">
-                  <a:graphicData uri="http://schemas.microsoft.com/office/word/2010/wordprocessingShape">
-                    <wps:wsp>
-                      <wps:cNvSpPr txBox="1"/>
-                      <wps:spPr>
-                        <a:xfrm>
-                          <a:off x="0" y="0"/>
-                          <a:ext cx="3867227" cy="436224"/>
-                        </a:xfrm>
-                        <a:prstGeom prst="rect">
-                          <a:avLst/>
-                        </a:prstGeom>
-                        <a:noFill/>
-                        <a:ln w="6350">
-                          <a:noFill/>
-                        </a:ln>
-                      </wps:spPr>
-                      <wps:txbx>
-                        <w:txbxContent>
-                          <w:p>
-                            <w:pPr>
-                              <w:rPr>
-                                <w:sz w:val="20"/>
-                                <w:szCs w:val="20"/>
-                                <w:lang w:val="en-US"/>
-                              </w:rPr>
-                            </w:pPr>
-                            <w:r>
-                              <w:rPr>
-                                <w:sz w:val="20"/>
-                                <w:szCs w:val="20"/>
-                                <w:lang w:val="en-US"/>
-                              </w:rPr>
-                              <w:t>*</w:t>
-                            </w:r>
-                            <w:r>
-                              <w:rPr>
-                                <w:sz w:val="20"/>
-                                <w:szCs w:val="20"/>
-                                <w:lang w:val="en-US"/>
-                              </w:rPr>
-                              <w:t>S</w:t>
-                            </w:r>
-                            <w:r>
-                              <w:rPr>
-                                <w:sz w:val="20"/>
-                                <w:szCs w:val="20"/>
-                                <w:lang w:val="en-US"/>
-                              </w:rPr>
-                              <w:t xml:space="preserve">ome </w:t>
-                            </w:r>
-                            <w:r>
-                              <w:rPr>
-                                <w:sz w:val="20"/>
-                                <w:szCs w:val="20"/>
-                                <w:lang w:val="en-US"/>
-                              </w:rPr>
-                              <w:t>studies</w:t>
-                            </w:r>
-                            <w:r>
-                              <w:rPr>
-                                <w:sz w:val="20"/>
-                                <w:szCs w:val="20"/>
-                                <w:lang w:val="en-US"/>
-                              </w:rPr>
-                              <w:t xml:space="preserve"> included</w:t>
-                            </w:r>
-                            <w:r>
-                              <w:rPr>
-                                <w:sz w:val="20"/>
-                                <w:szCs w:val="20"/>
-                                <w:lang w:val="en-US"/>
-                              </w:rPr>
-                              <w:t xml:space="preserve"> results from more than one prevalence </w:t>
-                            </w:r>
-                            <w:proofErr w:type="gramStart"/>
-                            <w:r>
-                              <w:rPr>
-                                <w:sz w:val="20"/>
-                                <w:szCs w:val="20"/>
-                                <w:lang w:val="en-US"/>
-                              </w:rPr>
-                              <w:t>survey</w:t>
-                            </w:r>
-                            <w:proofErr w:type="gramEnd"/>
-                            <w:r>
-                              <w:rPr>
-                                <w:sz w:val="20"/>
-                                <w:szCs w:val="20"/>
-                                <w:lang w:val="en-US"/>
-                              </w:rPr>
-                              <w:t xml:space="preserve"> and other surveys were described in multiple studies. </w:t>
-                            </w:r>
-                          </w:p>
-                        </w:txbxContent>
-                      </wps:txbx>
-                      <wps:bodyPr rot="0" spcFirstLastPara="0" vertOverflow="overflow" horzOverflow="overflow" vert="horz" wrap="square" lIns="91440" tIns="45720" rIns="91440" bIns="45720" numCol="1" spcCol="0" rtlCol="0" fromWordArt="0" anchor="t" anchorCtr="0" forceAA="0" compatLnSpc="1">
-                        <a:prstTxWarp prst="textNoShape">
-                          <a:avLst/>
-                        </a:prstTxWarp>
-                        <a:noAutofit/>
-                      </wps:bodyPr>
-                    </wps:wsp>
-                  </a:graphicData>
-                </a:graphic>
-                <wp14:sizeRelH relativeFrom="margin">
-                  <wp14:pctWidth>0</wp14:pctWidth>
-                </wp14:sizeRelH>
-                <wp14:sizeRelV relativeFrom="margin">
-                  <wp14:pctHeight>0</wp14:pctHeight>
-                </wp14:sizeRelV>
-              </wp:anchor>
-            </w:drawing>
-          </mc:Choice>
-          <mc:Fallback>
-            <w:pict>
-              <v:shapetype w14:anchorId="3B85C0B5" id="_x0000_t202" coordsize="21600,21600" o:spt="202" path="m,l,21600r21600,l21600,xe">
-                <v:stroke joinstyle="miter"/>
-                <v:path gradientshapeok="t" o:connecttype="rect"/>
-              </v:shapetype>
-              <v:shape id="Text Box 29" o:spid="_x0000_s1042" type="#_x0000_t202" style="position:absolute;margin-left:227.15pt;margin-top:17.4pt;width:304.5pt;height:34.35pt;z-index:251792384;visibility:visible;mso-wrap-style:square;mso-width-percent:0;mso-height-percent:0;mso-wrap-distance-left:9pt;mso-wrap-distance-top:0;mso-wrap-distance-right:9pt;mso-wrap-distance-bottom:0;mso-position-horizontal:absolute;mso-position-horizontal-relative:text;mso-position-vertical:absolute;mso-position-vertical-relative:text;mso-width-percent:0;mso-height-percent:0;mso-width-relative:margin;mso-height-relative:margin;v-text-anchor:top" o:gfxdata="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" filled="f" stroked="f" strokeweight=".5pt">
-                <v:textbox>
-                  <w:txbxContent>
-                    <w:p>
-                      <w:pPr>
-                        <w:rPr>
-                          <w:sz w:val="20"/>
-                          <w:szCs w:val="20"/>
-                          <w:lang w:val="en-US"/>
-                        </w:rPr>
-                      </w:pPr>
-                      <w:r>
-                        <w:rPr>
-                          <w:sz w:val="20"/>
-                          <w:szCs w:val="20"/>
-                          <w:lang w:val="en-US"/>
-                        </w:rPr>
-                        <w:t>*</w:t>
-                      </w:r>
-                      <w:r>
-                        <w:rPr>
-                          <w:sz w:val="20"/>
-                          <w:szCs w:val="20"/>
-                          <w:lang w:val="en-US"/>
-                        </w:rPr>
-                        <w:t>S</w:t>
-                      </w:r>
-                      <w:r>
-                        <w:rPr>
-                          <w:sz w:val="20"/>
-                          <w:szCs w:val="20"/>
-                          <w:lang w:val="en-US"/>
-                        </w:rPr>
-                        <w:t xml:space="preserve">ome </w:t>
-                      </w:r>
-                      <w:r>
-                        <w:rPr>
-                          <w:sz w:val="20"/>
-                          <w:szCs w:val="20"/>
-                          <w:lang w:val="en-US"/>
-                        </w:rPr>
-                        <w:t>studies</w:t>
-                      </w:r>
-                      <w:r>
-                        <w:rPr>
-                          <w:sz w:val="20"/>
-                          <w:szCs w:val="20"/>
-                          <w:lang w:val="en-US"/>
-                        </w:rPr>
-                        <w:t xml:space="preserve"> included</w:t>
-                      </w:r>
-                      <w:r>
-                        <w:rPr>
-                          <w:sz w:val="20"/>
-                          <w:szCs w:val="20"/>
-                          <w:lang w:val="en-US"/>
-                        </w:rPr>
-                        <w:t xml:space="preserve"> results from more than one prevalence </w:t>
-                      </w:r>
-                      <w:proofErr w:type="gramStart"/>
-                      <w:r>
-                        <w:rPr>
-                          <w:sz w:val="20"/>
-                          <w:szCs w:val="20"/>
-                          <w:lang w:val="en-US"/>
-                        </w:rPr>
-                        <w:t>survey</w:t>
-                      </w:r>
-                      <w:proofErr w:type="gramEnd"/>
-                      <w:r>
-                        <w:rPr>
-                          <w:sz w:val="20"/>
-                          <w:szCs w:val="20"/>
-                          <w:lang w:val="en-US"/>
-                        </w:rPr>
-                        <w:t xml:space="preserve"> and other surveys were described in multiple studies. </w:t>
-                      </w:r>
-                    </w:p>
-                  </w:txbxContent>
-                </v:textbox>
-              </v:shape>
-            </w:pict>
-          </mc:Fallback>
-        </mc:AlternateContent>
-      </w:r>
       <w:r>
         <w:rPr>
           <w:rFonts w:ascii="Arial" w:eastAsia="Arial" w:hAnsi="Arial" w:cs="Arial"/>
